--- a/output/docx/all_usecases.docx
+++ b/output/docx/all_usecases.docx
@@ -271,7 +271,7 @@
               <w:rPr>
                 <w:sz w:val="18"/>
               </w:rPr>
-              <w:t>SYSTEM verifica se existem diretórios de serial number no formato correto e que foram criados a X ou mais tempo definido na propriedade AUTO_COLLECT_WAIT_TIME no arquivo conf.properties e então: envia as extracoes com essas restricoes para o servidor, transfere essas extrações(somente a pasta de serial number) para a pasta 'AUTO_COLLECT_READ_DIR/PRODUCTNUMBER'(onde o PRODUCTNUMBER é referente a cada SERIALNUMBER), atualiza o contador de extrações realizadas/enviadas e fica em espera por novas extracoes com essas mesmas restricoes na pasta indicada, verifica se existe conexão com o servidor para enviar as extrações offline</w:t>
+              <w:t>SYSTEM verifica se existem diretórios de serial number no formato correto e que foram criados a X ou mais tempo definido na propriedade AUTO_COLLECT_WAIT_TIME no arquivo conf.properties e então: envia as extracoes com essas restricoes para o servidor, transfere essas extrações(somente a pasta de serial number) para a pasta 'AUTO_COLLECT_READ_DIR/PRODUCTNUMBER'(onde o PRODUCTNUMBER é referente a cada SERIALNUMBER), atualiza o contador de extrações realizadas/enviadas e fica em espera por novas extracoes com essas mesmas restricoes na pasta indicada</w:t>
             </w:r>
           </w:p>
         </w:tc>
@@ -324,7 +324,7 @@
           <w:sz w:val="24"/>
           <w:color w:val="2B6CB0"/>
         </w:rPr>
-        <w:t>[TC2] Alternative Flow 1: Altera a pasta C:\\Collect para uma pasta vazia</w:t>
+        <w:t>[TC2] Alternative Flow 1: Altera a pasta C\:\\Collect para uma pasta vazia</w:t>
       </w:r>
     </w:p>
     <w:p>
@@ -557,7 +557,7 @@
               <w:rPr>
                 <w:sz w:val="18"/>
               </w:rPr>
-              <w:t>SYSTEM verifica se existem diretórios de serial number no formato correto e que foram criados a X ou mais tempo definido na propriedade AUTO_COLLECT_WAIT_TIME no arquivo conf.properties e então: envia as extracoes com essas restricoes para o servidor, transfere essas extrações(somente a pasta de serial number) para a pasta 'AUTO_COLLECT_READ_DIR/PRODUCTNUMBER'(onde o PRODUCTNUMBER é referente a cada SERIALNUMBER), atualiza o contador de extrações realizadas/enviadas e fica em espera por novas extracoes com essas mesmas restricoes na pasta indicada, verifica se existe conexão com o servidor para enviar as extrações offline</w:t>
+              <w:t>SYSTEM verifica se existem diretórios de serial number no formato correto e que foram criados a X ou mais tempo definido na propriedade AUTO_COLLECT_WAIT_TIME no arquivo conf.properties e então: envia as extracoes com essas restricoes para o servidor, transfere essas extrações(somente a pasta de serial number) para a pasta 'AUTO_COLLECT_READ_DIR/PRODUCTNUMBER'(onde o PRODUCTNUMBER é referente a cada SERIALNUMBER), atualiza o contador de extrações realizadas/enviadas e fica em espera por novas extracoes com essas mesmas restricoes na pasta indicada</w:t>
             </w:r>
           </w:p>
         </w:tc>
@@ -811,7 +811,7 @@
               <w:rPr>
                 <w:sz w:val="18"/>
               </w:rPr>
-              <w:t>SYSTEM verifica se existem diretórios de serial number no formato correto e que foram criados a X ou mais tempo definido na propriedade AUTO_COLLECT_WAIT_TIME no arquivo conf.properties e então: envia as extracoes com essas restricoes para o servidor, transfere essas extrações(somente a pasta de serial number) para a pasta 'AUTO_COLLECT_READ_DIR/PRODUCTNUMBER'(onde o PRODUCTNUMBER é referente a cada SERIALNUMBER), atualiza o contador de extrações realizadas/enviadas e fica em espera por novas extracoes com essas mesmas restricoes na pasta indicada, verifica se existe conexão com o servidor para enviar as extrações offline</w:t>
+              <w:t>SYSTEM verifica se existem diretórios de serial number no formato correto e que foram criados a X ou mais tempo definido na propriedade AUTO_COLLECT_WAIT_TIME no arquivo conf.properties e então: envia as extracoes com essas restricoes para o servidor, transfere essas extrações(somente a pasta de serial number) para a pasta 'AUTO_COLLECT_READ_DIR/PRODUCTNUMBER'(onde o PRODUCTNUMBER é referente a cada SERIALNUMBER), atualiza o contador de extrações realizadas/enviadas e fica em espera por novas extracoes com essas mesmas restricoes na pasta indicada</w:t>
             </w:r>
           </w:p>
         </w:tc>
@@ -875,7 +875,7 @@
               <w:rPr>
                 <w:sz w:val="18"/>
               </w:rPr>
-              <w:t>SYSTEM verifica se existem diretórios de serial number no formato correto e que foram criados a X ou mais tempo definido na propriedade AUTO_COLLECT_WAIT_TIME no arquivo conf.properties e então: envia as extracoes com essas restricoes para o servidor, transfere essas extrações(somente a pasta de serial number) para a pasta 'AUTO_COLLECT_READ_DIR/PRODUCTNUMBER'(onde o PRODUCTNUMBER é referente a cada SERIALNUMBER), atualiza o contador de extrações realizadas/enviadas e fica em espera por novas extracoes com essas mesmas restricoes na pasta indicada, verifica se existe conexão com o servidor para enviar as extrações offline</w:t>
+              <w:t>SYSTEM verifica se existem diretórios de serial number no formato correto e que foram criados a X ou mais tempo definido na propriedade AUTO_COLLECT_WAIT_TIME no arquivo conf.properties e então: envia as extracoes com essas restricoes para o servidor, transfere essas extrações(somente a pasta de serial number) para a pasta 'AUTO_COLLECT_READ_DIR/PRODUCTNUMBER'(onde o PRODUCTNUMBER é referente a cada SERIALNUMBER), atualiza o contador de extrações realizadas/enviadas e fica em espera por novas extracoes com essas mesmas restricoes na pasta indicada</w:t>
             </w:r>
           </w:p>
         </w:tc>
@@ -1097,7 +1097,7 @@
               <w:rPr>
                 <w:sz w:val="18"/>
               </w:rPr>
-              <w:t>SYSTEM verifica se existem diretórios de serial number no formato correto e que foram criados a X ou mais tempo definido na propriedade AUTO_COLLECT_WAIT_TIME no arquivo conf.properties e então: envia as extracoes com essas restricoes para o servidor, transfere essas extrações(somente a pasta de serial number) para a pasta 'AUTO_COLLECT_READ_DIR/PRODUCTNUMBER'(onde o PRODUCTNUMBER é referente a cada SERIALNUMBER), atualiza o contador de extrações realizadas/enviadas e fica em espera por novas extracoes com essas mesmas restricoes na pasta indicada, verifica se existe conexão com o servidor para enviar as extrações offline</w:t>
+              <w:t>SYSTEM verifica se existem diretórios de serial number no formato correto e que foram criados a X ou mais tempo definido na propriedade AUTO_COLLECT_WAIT_TIME no arquivo conf.properties e então: envia as extracoes com essas restricoes para o servidor, transfere essas extrações(somente a pasta de serial number) para a pasta 'AUTO_COLLECT_READ_DIR/PRODUCTNUMBER'(onde o PRODUCTNUMBER é referente a cada SERIALNUMBER), atualiza o contador de extrações realizadas/enviadas e fica em espera por novas extracoes com essas mesmas restricoes na pasta indicada</w:t>
             </w:r>
           </w:p>
         </w:tc>
@@ -1643,7 +1643,7 @@
         <w:rPr>
           <w:sz w:val="20"/>
         </w:rPr>
-        <w:t>Deve existir um usuario cadastrado com perfil administrador</w:t>
+        <w:t>Usuário deve estar logado no servidor como super administrador</w:t>
       </w:r>
     </w:p>
     <w:p>
@@ -1661,7 +1661,7 @@
         <w:rPr>
           <w:sz w:val="20"/>
         </w:rPr>
-        <w:t>O usuario deve estar logado</w:t>
+        <w:t/>
       </w:r>
     </w:p>
     <w:tbl>
@@ -1752,17 +1752,17 @@
               <w:rPr>
                 <w:sz w:val="18"/>
               </w:rPr>
-              <w:t>administrador: abre modulo de extracao</w:t>
-            </w:r>
-          </w:p>
-        </w:tc>
-        <w:tc>
-          <w:p>
-            <w:r>
-              <w:rPr>
-                <w:sz w:val="18"/>
-              </w:rPr>
-              <w:t>SYSTEM exibe tela de login</w:t>
+              <w:t>administrador: abre módulo de extração</w:t>
+            </w:r>
+          </w:p>
+        </w:tc>
+        <w:tc>
+          <w:p>
+            <w:r>
+              <w:rPr>
+                <w:sz w:val="18"/>
+              </w:rPr>
+              <w:t>SYSTEM exibe página inicial do módulo de extração</w:t>
             </w:r>
           </w:p>
         </w:tc>
@@ -1784,17 +1784,17 @@
               <w:rPr>
                 <w:sz w:val="18"/>
               </w:rPr>
-              <w:t>administrador: digita o user e a password de um usuário administrador e pressiona o botao Login</w:t>
-            </w:r>
-          </w:p>
-        </w:tc>
-        <w:tc>
-          <w:p>
-            <w:r>
-              <w:rPr>
-                <w:sz w:val="18"/>
-              </w:rPr>
-              <w:t>SYSTEM exibe tela de extracao por dispositivo</w:t>
+              <w:t>administrador: digita um login de usuário administrador e password e pressiona Login</w:t>
+            </w:r>
+          </w:p>
+        </w:tc>
+        <w:tc>
+          <w:p>
+            <w:r>
+              <w:rPr>
+                <w:sz w:val="18"/>
+              </w:rPr>
+              <w:t>SYSTEM exibe tela “SAFF Extractor”</w:t>
             </w:r>
           </w:p>
         </w:tc>
@@ -1815,7 +1815,7 @@
           <w:sz w:val="24"/>
           <w:color w:val="2B6CB0"/>
         </w:rPr>
-        <w:t>[TC2] Alternative Flow 1: User invalido</w:t>
+        <w:t>[TC2] Alternative Flow 1: Login ou Password inválidos</w:t>
       </w:r>
     </w:p>
     <w:p>
@@ -1833,7 +1833,7 @@
         <w:rPr>
           <w:sz w:val="20"/>
         </w:rPr>
-        <w:t>Deve existir um usuario cadastrado com perfil administrador</w:t>
+        <w:t>Usuário deve estar logado no servidor como super administrador</w:t>
       </w:r>
     </w:p>
     <w:p>
@@ -1851,7 +1851,7 @@
         <w:rPr>
           <w:sz w:val="20"/>
         </w:rPr>
-        <w:t>O usuario deve estar logado</w:t>
+        <w:t/>
       </w:r>
     </w:p>
     <w:tbl>
@@ -1942,17 +1942,17 @@
               <w:rPr>
                 <w:sz w:val="18"/>
               </w:rPr>
-              <w:t>administrador: abre modulo de extracao</w:t>
-            </w:r>
-          </w:p>
-        </w:tc>
-        <w:tc>
-          <w:p>
-            <w:r>
-              <w:rPr>
-                <w:sz w:val="18"/>
-              </w:rPr>
-              <w:t>SYSTEM exibe tela de login</w:t>
+              <w:t>administrador: abre módulo de extração</w:t>
+            </w:r>
+          </w:p>
+        </w:tc>
+        <w:tc>
+          <w:p>
+            <w:r>
+              <w:rPr>
+                <w:sz w:val="18"/>
+              </w:rPr>
+              <w:t>SYSTEM exibe página inicial do módulo de extração</w:t>
             </w:r>
           </w:p>
         </w:tc>
@@ -1974,17 +1974,17 @@
               <w:rPr>
                 <w:sz w:val="18"/>
               </w:rPr>
-              <w:t>administrador: digita o user de um usuário inválido, digita uma password e pressiona o botao Login</w:t>
-            </w:r>
-          </w:p>
-        </w:tc>
-        <w:tc>
-          <w:p>
-            <w:r>
-              <w:rPr>
-                <w:sz w:val="18"/>
-              </w:rPr>
-              <w:t>SYSTEM exibe mensagem “Invalid user or password” na tela de login</w:t>
+              <w:t>administrador: digita um login de usuário administrador e/ou password invalidos e pressiona Login</w:t>
+            </w:r>
+          </w:p>
+        </w:tc>
+        <w:tc>
+          <w:p>
+            <w:r>
+              <w:rPr>
+                <w:sz w:val="18"/>
+              </w:rPr>
+              <w:t>SYSTEM exibe mensagem “Invalid username or password” na tela de login</w:t>
             </w:r>
           </w:p>
         </w:tc>
@@ -2006,49 +2006,17 @@
               <w:rPr>
                 <w:sz w:val="18"/>
               </w:rPr>
-              <w:t>system: SYSTEM: exibe tela de login</w:t>
-            </w:r>
-          </w:p>
-        </w:tc>
-        <w:tc>
-          <w:p>
-            <w:r>
-              <w:rPr>
-                <w:sz w:val="18"/>
-              </w:rPr>
-              <w:t>exibe tela de login</w:t>
-            </w:r>
-          </w:p>
-        </w:tc>
-      </w:tr>
-      <w:tr>
-        <w:tc>
-          <w:p>
-            <w:r>
-              <w:rPr>
-                <w:sz w:val="18"/>
-              </w:rPr>
-              <w:t>4</w:t>
-            </w:r>
-          </w:p>
-        </w:tc>
-        <w:tc>
-          <w:p>
-            <w:r>
-              <w:rPr>
-                <w:sz w:val="18"/>
-              </w:rPr>
-              <w:t>administrador: digita o user e a password de um usuário administrador e pressiona o botao Login</w:t>
-            </w:r>
-          </w:p>
-        </w:tc>
-        <w:tc>
-          <w:p>
-            <w:r>
-              <w:rPr>
-                <w:sz w:val="18"/>
-              </w:rPr>
-              <w:t>SYSTEM exibe tela de extracao por dispositivo</w:t>
+              <w:t>administrador: digita um login de usuário administrador e password e pressiona Login</w:t>
+            </w:r>
+          </w:p>
+        </w:tc>
+        <w:tc>
+          <w:p>
+            <w:r>
+              <w:rPr>
+                <w:sz w:val="18"/>
+              </w:rPr>
+              <w:t>SYSTEM exibe tela “SAFF Extractor”</w:t>
             </w:r>
           </w:p>
         </w:tc>
@@ -2069,7 +2037,7 @@
           <w:sz w:val="24"/>
           <w:color w:val="2B6CB0"/>
         </w:rPr>
-        <w:t>[TC3] Alternative Flow 2: Password invalida</w:t>
+        <w:t>[TC3] Alternative Flow 2: Numero de tentativas invalidas é 3</w:t>
       </w:r>
     </w:p>
     <w:p>
@@ -2087,7 +2055,7 @@
         <w:rPr>
           <w:sz w:val="20"/>
         </w:rPr>
-        <w:t>Deve existir um usuario cadastrado com perfil administrador</w:t>
+        <w:t>Usuário deve estar logado no servidor como super administrador</w:t>
       </w:r>
     </w:p>
     <w:p>
@@ -2105,7 +2073,7 @@
         <w:rPr>
           <w:sz w:val="20"/>
         </w:rPr>
-        <w:t>O usuario deve estar logado</w:t>
+        <w:t/>
       </w:r>
     </w:p>
     <w:tbl>
@@ -2196,17 +2164,17 @@
               <w:rPr>
                 <w:sz w:val="18"/>
               </w:rPr>
-              <w:t>administrador: abre modulo de extracao</w:t>
-            </w:r>
-          </w:p>
-        </w:tc>
-        <w:tc>
-          <w:p>
-            <w:r>
-              <w:rPr>
-                <w:sz w:val="18"/>
-              </w:rPr>
-              <w:t>SYSTEM exibe tela de login</w:t>
+              <w:t>administrador: abre módulo de extração</w:t>
+            </w:r>
+          </w:p>
+        </w:tc>
+        <w:tc>
+          <w:p>
+            <w:r>
+              <w:rPr>
+                <w:sz w:val="18"/>
+              </w:rPr>
+              <w:t>SYSTEM exibe página inicial do módulo de extração</w:t>
             </w:r>
           </w:p>
         </w:tc>
@@ -2228,17 +2196,17 @@
               <w:rPr>
                 <w:sz w:val="18"/>
               </w:rPr>
-              <w:t>administrador: digita o user de um usuário administrador corretamente, digita uma password invalida e pressiona o botao Login</w:t>
-            </w:r>
-          </w:p>
-        </w:tc>
-        <w:tc>
-          <w:p>
-            <w:r>
-              <w:rPr>
-                <w:sz w:val="18"/>
-              </w:rPr>
-              <w:t>SYSTEM abre um pop-up e exibe a mensagem “User or Password incorrect. Attempts remaining until the account lockout: #tentativas restantes#” em um pop-up</w:t>
+              <w:t>administrador: digita um login de usuário administrador e/ou password invalidos pela terceira vez e pressiona Login</w:t>
+            </w:r>
+          </w:p>
+        </w:tc>
+        <w:tc>
+          <w:p>
+            <w:r>
+              <w:rPr>
+                <w:sz w:val="18"/>
+              </w:rPr>
+              <w:t>SYSTEM exibe mensagem de alerta</w:t>
             </w:r>
           </w:p>
         </w:tc>
@@ -2260,81 +2228,17 @@
               <w:rPr>
                 <w:sz w:val="18"/>
               </w:rPr>
-              <w:t>administrador: pressiona o botao Ok</w:t>
-            </w:r>
-          </w:p>
-        </w:tc>
-        <w:tc>
-          <w:p>
-            <w:r>
-              <w:rPr>
-                <w:sz w:val="18"/>
-              </w:rPr>
-              <w:t>SYSTEM fecha a janela pop-up</w:t>
-            </w:r>
-          </w:p>
-        </w:tc>
-      </w:tr>
-      <w:tr>
-        <w:tc>
-          <w:p>
-            <w:r>
-              <w:rPr>
-                <w:sz w:val="18"/>
-              </w:rPr>
-              <w:t>4</w:t>
-            </w:r>
-          </w:p>
-        </w:tc>
-        <w:tc>
-          <w:p>
-            <w:r>
-              <w:rPr>
-                <w:sz w:val="18"/>
-              </w:rPr>
-              <w:t>system: SYSTEM: exibe tela de login</w:t>
-            </w:r>
-          </w:p>
-        </w:tc>
-        <w:tc>
-          <w:p>
-            <w:r>
-              <w:rPr>
-                <w:sz w:val="18"/>
-              </w:rPr>
-              <w:t>exibe tela de login</w:t>
-            </w:r>
-          </w:p>
-        </w:tc>
-      </w:tr>
-      <w:tr>
-        <w:tc>
-          <w:p>
-            <w:r>
-              <w:rPr>
-                <w:sz w:val="18"/>
-              </w:rPr>
-              <w:t>5</w:t>
-            </w:r>
-          </w:p>
-        </w:tc>
-        <w:tc>
-          <w:p>
-            <w:r>
-              <w:rPr>
-                <w:sz w:val="18"/>
-              </w:rPr>
-              <w:t>administrador: digita o user e a password de um usuário administrador e pressiona o botao Login</w:t>
-            </w:r>
-          </w:p>
-        </w:tc>
-        <w:tc>
-          <w:p>
-            <w:r>
-              <w:rPr>
-                <w:sz w:val="18"/>
-              </w:rPr>
-              <w:t>SYSTEM exibe tela de extracao por dispositivo</w:t>
+              <w:t>administrador: digita um login de usuário administrador e password e pressiona Login</w:t>
+            </w:r>
+          </w:p>
+        </w:tc>
+        <w:tc>
+          <w:p>
+            <w:r>
+              <w:rPr>
+                <w:sz w:val="18"/>
+              </w:rPr>
+              <w:t>SYSTEM exibe tela “SAFF Extractor”</w:t>
             </w:r>
           </w:p>
         </w:tc>
@@ -2355,7 +2259,7 @@
           <w:sz w:val="24"/>
           <w:color w:val="2B6CB0"/>
         </w:rPr>
-        <w:t>[TC4] Alternative Flow 3: Numero de tentativas invalidas e 5</w:t>
+        <w:t>[TC4] Alternative Flow 3: Numero de tentativas invalidas é 5</w:t>
       </w:r>
     </w:p>
     <w:p>
@@ -2373,7 +2277,7 @@
         <w:rPr>
           <w:sz w:val="20"/>
         </w:rPr>
-        <w:t>Deve existir um usuario cadastrado com perfil administrador</w:t>
+        <w:t>Usuário deve estar logado no servidor como super administrador</w:t>
       </w:r>
     </w:p>
     <w:p>
@@ -2391,7 +2295,7 @@
         <w:rPr>
           <w:sz w:val="20"/>
         </w:rPr>
-        <w:t>O usuario deve estar logado</w:t>
+        <w:t/>
       </w:r>
     </w:p>
     <w:tbl>
@@ -2482,17 +2386,17 @@
               <w:rPr>
                 <w:sz w:val="18"/>
               </w:rPr>
-              <w:t>administrador: abre modulo de extracao</w:t>
-            </w:r>
-          </w:p>
-        </w:tc>
-        <w:tc>
-          <w:p>
-            <w:r>
-              <w:rPr>
-                <w:sz w:val="18"/>
-              </w:rPr>
-              <w:t>SYSTEM exibe tela de login</w:t>
+              <w:t>administrador: abre módulo de extração</w:t>
+            </w:r>
+          </w:p>
+        </w:tc>
+        <w:tc>
+          <w:p>
+            <w:r>
+              <w:rPr>
+                <w:sz w:val="18"/>
+              </w:rPr>
+              <w:t>SYSTEM exibe página inicial do módulo de extração</w:t>
             </w:r>
           </w:p>
         </w:tc>
@@ -2514,17 +2418,17 @@
               <w:rPr>
                 <w:sz w:val="18"/>
               </w:rPr>
-              <w:t>administrador: digita o user de um usuario administrador corretamente, digita uma password invalida pela sexta vez e pressiona o botao Login</w:t>
-            </w:r>
-          </w:p>
-        </w:tc>
-        <w:tc>
-          <w:p>
-            <w:r>
-              <w:rPr>
-                <w:sz w:val="18"/>
-              </w:rPr>
-              <w:t>SYSTEM bloqueia o usuário e exibe a mensagem 'This user has been blocked'</w:t>
+              <w:t>administrador: digita um login de usuário administrador e/ou password invalidos pela quinta vez e pressiona Login</w:t>
+            </w:r>
+          </w:p>
+        </w:tc>
+        <w:tc>
+          <w:p>
+            <w:r>
+              <w:rPr>
+                <w:sz w:val="18"/>
+              </w:rPr>
+              <w:t>SYSTEM bloqueia usuário</w:t>
             </w:r>
           </w:p>
         </w:tc>
@@ -2546,17 +2450,17 @@
               <w:rPr>
                 <w:sz w:val="18"/>
               </w:rPr>
-              <w:t>administrador: tenta mais uma vez logar na conta do usuário, agora com dados validos</w:t>
-            </w:r>
-          </w:p>
-        </w:tc>
-        <w:tc>
-          <w:p>
-            <w:r>
-              <w:rPr>
-                <w:sz w:val="18"/>
-              </w:rPr>
-              <w:t>SYSTEM exibe mensagem informando usuario está bloqueado</w:t>
+              <w:t>administrador: tenta mais uma vez logar na conta do usuário, agora com dados válidos</w:t>
+            </w:r>
+          </w:p>
+        </w:tc>
+        <w:tc>
+          <w:p>
+            <w:r>
+              <w:rPr>
+                <w:sz w:val="18"/>
+              </w:rPr>
+              <w:t>SYSTEM exibe mensagem que usuário está bloqueado</w:t>
             </w:r>
           </w:p>
         </w:tc>
@@ -2577,7 +2481,7 @@
           <w:sz w:val="24"/>
           <w:color w:val="2B6CB0"/>
         </w:rPr>
-        <w:t>[TC5] Exception Flow 1: Sem conexao com o servidor e usuario deseja fazer extracao offline</w:t>
+        <w:t>[TC5] Exception Flow 1: Sem conexão com o servidor e usuário deseja fazer extração offline</w:t>
       </w:r>
     </w:p>
     <w:p>
@@ -2595,7 +2499,7 @@
         <w:rPr>
           <w:sz w:val="20"/>
         </w:rPr>
-        <w:t>Deve existir um usuario cadastrado com perfil administrador</w:t>
+        <w:t>Usuário deve estar logado no servidor como super administrador</w:t>
       </w:r>
     </w:p>
     <w:p>
@@ -2704,17 +2608,17 @@
               <w:rPr>
                 <w:sz w:val="18"/>
               </w:rPr>
-              <w:t>administrador: abre modulo de extracao</w:t>
-            </w:r>
-          </w:p>
-        </w:tc>
-        <w:tc>
-          <w:p>
-            <w:r>
-              <w:rPr>
-                <w:sz w:val="18"/>
-              </w:rPr>
-              <w:t>SYSTEM exibe tela de login</w:t>
+              <w:t>administrador: abre módulo de extração</w:t>
+            </w:r>
+          </w:p>
+        </w:tc>
+        <w:tc>
+          <w:p>
+            <w:r>
+              <w:rPr>
+                <w:sz w:val="18"/>
+              </w:rPr>
+              <w:t>SYSTEM exibe página inicial do módulo de extração</w:t>
             </w:r>
           </w:p>
         </w:tc>
@@ -2736,17 +2640,17 @@
               <w:rPr>
                 <w:sz w:val="18"/>
               </w:rPr>
-              <w:t>administrador: digita o user e a password de um usuário administrador e pressiona o botao Login</w:t>
-            </w:r>
-          </w:p>
-        </w:tc>
-        <w:tc>
-          <w:p>
-            <w:r>
-              <w:rPr>
-                <w:sz w:val="18"/>
-              </w:rPr>
-              <w:t>SYSTEM exibe pop-up questionando se o usuqrio deseja fazer extracoes offline</w:t>
+              <w:t>administrador: digita um login de usuário administrador e password e pressiona Login</w:t>
+            </w:r>
+          </w:p>
+        </w:tc>
+        <w:tc>
+          <w:p>
+            <w:r>
+              <w:rPr>
+                <w:sz w:val="18"/>
+              </w:rPr>
+              <w:t>SYSTEM exibe pop-up questionanado se o usuário deveja fazer uma extração offline</w:t>
             </w:r>
           </w:p>
         </w:tc>
@@ -2768,17 +2672,49 @@
               <w:rPr>
                 <w:sz w:val="18"/>
               </w:rPr>
-              <w:t>administrador: pressiona o botao Yes</w:t>
-            </w:r>
-          </w:p>
-        </w:tc>
-        <w:tc>
-          <w:p>
-            <w:r>
-              <w:rPr>
-                <w:sz w:val="18"/>
-              </w:rPr>
-              <w:t>SYSTEM fecha a janela pop-up e exibe tela de extracao por dispositivo em modo offline</w:t>
+              <w:t>administrador: pressiona Yes</w:t>
+            </w:r>
+          </w:p>
+        </w:tc>
+        <w:tc>
+          <w:p>
+            <w:r>
+              <w:rPr>
+                <w:sz w:val="18"/>
+              </w:rPr>
+              <w:t>SYSTEM fecha a janela pop-up</w:t>
+            </w:r>
+          </w:p>
+        </w:tc>
+      </w:tr>
+      <w:tr>
+        <w:tc>
+          <w:p>
+            <w:r>
+              <w:rPr>
+                <w:sz w:val="18"/>
+              </w:rPr>
+              <w:t>4</w:t>
+            </w:r>
+          </w:p>
+        </w:tc>
+        <w:tc>
+          <w:p>
+            <w:r>
+              <w:rPr>
+                <w:sz w:val="18"/>
+              </w:rPr>
+              <w:t>system: SYSTEM: exibe tela “SAFF Extractor” em modo offline</w:t>
+            </w:r>
+          </w:p>
+        </w:tc>
+        <w:tc>
+          <w:p>
+            <w:r>
+              <w:rPr>
+                <w:sz w:val="18"/>
+              </w:rPr>
+              <w:t>exibe tela “SAFF Extractor” em modo offline</w:t>
             </w:r>
           </w:p>
         </w:tc>
@@ -2799,7 +2735,7 @@
           <w:sz w:val="24"/>
           <w:color w:val="2B6CB0"/>
         </w:rPr>
-        <w:t>[TC6] Exception Flow 2: Sem conexao com o servidor e usuário nao deseja fazer extração offline</w:t>
+        <w:t>[TC6] Exception Flow 2: Sem conexão com o servidor e usuário não deseja fazer extração offline</w:t>
       </w:r>
     </w:p>
     <w:p>
@@ -2817,7 +2753,7 @@
         <w:rPr>
           <w:sz w:val="20"/>
         </w:rPr>
-        <w:t>Deve existir um usuario cadastrado com perfil administrador</w:t>
+        <w:t>Usuário deve estar logado no servidor como super administrador</w:t>
       </w:r>
     </w:p>
     <w:p>
@@ -2926,17 +2862,17 @@
               <w:rPr>
                 <w:sz w:val="18"/>
               </w:rPr>
-              <w:t>administrador: abre modulo de extracao</w:t>
-            </w:r>
-          </w:p>
-        </w:tc>
-        <w:tc>
-          <w:p>
-            <w:r>
-              <w:rPr>
-                <w:sz w:val="18"/>
-              </w:rPr>
-              <w:t>SYSTEM exibe tela de login</w:t>
+              <w:t>administrador: abre módulo de extração</w:t>
+            </w:r>
+          </w:p>
+        </w:tc>
+        <w:tc>
+          <w:p>
+            <w:r>
+              <w:rPr>
+                <w:sz w:val="18"/>
+              </w:rPr>
+              <w:t>SYSTEM exibe página inicial do módulo de extração</w:t>
             </w:r>
           </w:p>
         </w:tc>
@@ -2958,17 +2894,17 @@
               <w:rPr>
                 <w:sz w:val="18"/>
               </w:rPr>
-              <w:t>administrador: digita o user e a password de um usuário administrador e pressiona o botao Login</w:t>
-            </w:r>
-          </w:p>
-        </w:tc>
-        <w:tc>
-          <w:p>
-            <w:r>
-              <w:rPr>
-                <w:sz w:val="18"/>
-              </w:rPr>
-              <w:t>SYSTEM exibe pop-up questionando se o usuário deveja fazer extracoes offline</w:t>
+              <w:t>administrador: digita um login de usuário administrador e password e pressiona Login</w:t>
+            </w:r>
+          </w:p>
+        </w:tc>
+        <w:tc>
+          <w:p>
+            <w:r>
+              <w:rPr>
+                <w:sz w:val="18"/>
+              </w:rPr>
+              <w:t>SYSTEM exibe pop-up questionanado se o usuário deveja fazer uma extração offline</w:t>
             </w:r>
           </w:p>
         </w:tc>
@@ -2990,7 +2926,7 @@
               <w:rPr>
                 <w:sz w:val="18"/>
               </w:rPr>
-              <w:t>administrador: pressiona o botao No</w:t>
+              <w:t>administrador: pressiona No</w:t>
             </w:r>
           </w:p>
         </w:tc>
@@ -3039,7 +2975,7 @@
         <w:rPr>
           <w:sz w:val="20"/>
         </w:rPr>
-        <w:t>Deve existir um usuario cadastrado com perfil administrador</w:t>
+        <w:t>Usuário deve estar logado no servidor como super administrador</w:t>
       </w:r>
     </w:p>
     <w:p>
@@ -3148,17 +3084,17 @@
               <w:rPr>
                 <w:sz w:val="18"/>
               </w:rPr>
-              <w:t>administrador: abre modulo de extracao</w:t>
-            </w:r>
-          </w:p>
-        </w:tc>
-        <w:tc>
-          <w:p>
-            <w:r>
-              <w:rPr>
-                <w:sz w:val="18"/>
-              </w:rPr>
-              <w:t>SYSTEM exibe tela de login</w:t>
+              <w:t>administrador: abre módulo de extração</w:t>
+            </w:r>
+          </w:p>
+        </w:tc>
+        <w:tc>
+          <w:p>
+            <w:r>
+              <w:rPr>
+                <w:sz w:val="18"/>
+              </w:rPr>
+              <w:t>SYSTEM exibe página inicial do módulo de extração</w:t>
             </w:r>
           </w:p>
         </w:tc>
@@ -3180,17 +3116,17 @@
               <w:rPr>
                 <w:sz w:val="18"/>
               </w:rPr>
-              <w:t>administrador: digita o user e a password de um usuário administrador e pressiona o botao Login</w:t>
-            </w:r>
-          </w:p>
-        </w:tc>
-        <w:tc>
-          <w:p>
-            <w:r>
-              <w:rPr>
-                <w:sz w:val="18"/>
-              </w:rPr>
-              <w:t>SYSTEM exibe a mensagem 'This user has been blocked'</w:t>
+              <w:t>administrador: digita um login de usuário administrador e password e pressiona Login</w:t>
+            </w:r>
+          </w:p>
+        </w:tc>
+        <w:tc>
+          <w:p>
+            <w:r>
+              <w:rPr>
+                <w:sz w:val="18"/>
+              </w:rPr>
+              <w:t>SYSTEM infoma que usuario esta bloqueado por inatividade</w:t>
             </w:r>
           </w:p>
         </w:tc>
@@ -3310,7 +3246,7 @@
         <w:rPr>
           <w:sz w:val="20"/>
         </w:rPr>
-        <w:t/>
+        <w:t>O usuario deve estar logado</w:t>
       </w:r>
     </w:p>
     <w:tbl>
@@ -3443,39 +3379,7 @@
               <w:rPr>
                 <w:sz w:val="18"/>
               </w:rPr>
-              <w:t>SYSTEM exibe pagina 'Search extraction'</w:t>
-            </w:r>
-          </w:p>
-        </w:tc>
-      </w:tr>
-      <w:tr>
-        <w:tc>
-          <w:p>
-            <w:r>
-              <w:rPr>
-                <w:sz w:val="18"/>
-              </w:rPr>
-              <w:t>3</w:t>
-            </w:r>
-          </w:p>
-        </w:tc>
-        <w:tc>
-          <w:p>
-            <w:r>
-              <w:rPr>
-                <w:sz w:val="18"/>
-              </w:rPr>
-              <w:t>administrador: abre outro navegador na pagina de login e insere user e password do usuario ja logado</w:t>
-            </w:r>
-          </w:p>
-        </w:tc>
-        <w:tc>
-          <w:p>
-            <w:r>
-              <w:rPr>
-                <w:sz w:val="18"/>
-              </w:rPr>
-              <w:t>SYSTEM desloga o usuario na pagina anterior e continua sua sessao na nova pagina</w:t>
+              <w:t>SYSTEM exibe pagina “Search extraction”</w:t>
             </w:r>
           </w:p>
         </w:tc>
@@ -3532,7 +3436,7 @@
         <w:rPr>
           <w:sz w:val="20"/>
         </w:rPr>
-        <w:t/>
+        <w:t>O usuario deve estar logado</w:t>
       </w:r>
     </w:p>
     <w:tbl>
@@ -3665,7 +3569,7 @@
               <w:rPr>
                 <w:sz w:val="18"/>
               </w:rPr>
-              <w:t>SYSTEM exibe na pagina de login uma mensagem de usuario ou senha incorretos</w:t>
+              <w:t>SYSTEM exibe mensagem “Invalid user or password” na pagina de login</w:t>
             </w:r>
           </w:p>
         </w:tc>
@@ -3697,39 +3601,7 @@
               <w:rPr>
                 <w:sz w:val="18"/>
               </w:rPr>
-              <w:t>SYSTEM exibe pagina 'Search extraction'</w:t>
-            </w:r>
-          </w:p>
-        </w:tc>
-      </w:tr>
-      <w:tr>
-        <w:tc>
-          <w:p>
-            <w:r>
-              <w:rPr>
-                <w:sz w:val="18"/>
-              </w:rPr>
-              <w:t>4</w:t>
-            </w:r>
-          </w:p>
-        </w:tc>
-        <w:tc>
-          <w:p>
-            <w:r>
-              <w:rPr>
-                <w:sz w:val="18"/>
-              </w:rPr>
-              <w:t>administrador: abre outro navegador na pagina de login e insere user e password do usuario ja logado</w:t>
-            </w:r>
-          </w:p>
-        </w:tc>
-        <w:tc>
-          <w:p>
-            <w:r>
-              <w:rPr>
-                <w:sz w:val="18"/>
-              </w:rPr>
-              <w:t>SYSTEM desloga o usuario na pagina anterior e continua sua sessao na nova pagina</w:t>
+              <w:t>SYSTEM exibe pagina “Search extraction”</w:t>
             </w:r>
           </w:p>
         </w:tc>
@@ -3786,7 +3658,7 @@
         <w:rPr>
           <w:sz w:val="20"/>
         </w:rPr>
-        <w:t/>
+        <w:t>O usuario deve estar logado</w:t>
       </w:r>
     </w:p>
     <w:tbl>
@@ -3919,7 +3791,7 @@
               <w:rPr>
                 <w:sz w:val="18"/>
               </w:rPr>
-              <w:t>SYSTEM exibe mensagem de usuario ou senha incorretos na pagina de login; informa o numero de tentativas restantes ate que o usuario seja bloqueado</w:t>
+              <w:t>SYSTEM exibe mensagem “User or Password incorrect. Attempts remaining until the account lockout: #tentativas restantes#” na página de login</w:t>
             </w:r>
           </w:p>
         </w:tc>
@@ -3951,39 +3823,7 @@
               <w:rPr>
                 <w:sz w:val="18"/>
               </w:rPr>
-              <w:t>SYSTEM exibe pagina 'Search extraction'</w:t>
-            </w:r>
-          </w:p>
-        </w:tc>
-      </w:tr>
-      <w:tr>
-        <w:tc>
-          <w:p>
-            <w:r>
-              <w:rPr>
-                <w:sz w:val="18"/>
-              </w:rPr>
-              <w:t>4</w:t>
-            </w:r>
-          </w:p>
-        </w:tc>
-        <w:tc>
-          <w:p>
-            <w:r>
-              <w:rPr>
-                <w:sz w:val="18"/>
-              </w:rPr>
-              <w:t>administrador: abre outro navegador na pagina de login e insere user e password do usuario ja logado</w:t>
-            </w:r>
-          </w:p>
-        </w:tc>
-        <w:tc>
-          <w:p>
-            <w:r>
-              <w:rPr>
-                <w:sz w:val="18"/>
-              </w:rPr>
-              <w:t>SYSTEM desloga o usuario na pagina anterior e continua sua sessao na nova pagina</w:t>
+              <w:t>SYSTEM exibe pagina “Search extraction”</w:t>
             </w:r>
           </w:p>
         </w:tc>
@@ -4004,7 +3844,7 @@
           <w:sz w:val="24"/>
           <w:color w:val="2B6CB0"/>
         </w:rPr>
-        <w:t>[TC4] Alternative Flow 3: Numero de tentativas invalidas e 5</w:t>
+        <w:t>[TC4] Alternative Flow 3: Número de tentativas invalidas e 5</w:t>
       </w:r>
     </w:p>
     <w:p>
@@ -4040,7 +3880,7 @@
         <w:rPr>
           <w:sz w:val="20"/>
         </w:rPr>
-        <w:t/>
+        <w:t>O usuario deve estar logado</w:t>
       </w:r>
     </w:p>
     <w:tbl>
@@ -4163,17 +4003,17 @@
               <w:rPr>
                 <w:sz w:val="18"/>
               </w:rPr>
-              <w:t>administrador: digita o user correte e o password invalido pela sexta vez e pressiona o botao Login</w:t>
-            </w:r>
-          </w:p>
-        </w:tc>
-        <w:tc>
-          <w:p>
-            <w:r>
-              <w:rPr>
-                <w:sz w:val="18"/>
-              </w:rPr>
-              <w:t>SYSTEM bloqueia o usuario e exibe uma mensagem informando que o usuario foi bloqueado</w:t>
+              <w:t>administrador: digita o user de um usuario administrador corretamente, digita uma password inválida pela sexta vez e pressiona o botao Login</w:t>
+            </w:r>
+          </w:p>
+        </w:tc>
+        <w:tc>
+          <w:p>
+            <w:r>
+              <w:rPr>
+                <w:sz w:val="18"/>
+              </w:rPr>
+              <w:t>SYSTEM bloqueia o usuario</w:t>
             </w:r>
           </w:p>
         </w:tc>
@@ -4195,17 +4035,17 @@
               <w:rPr>
                 <w:sz w:val="18"/>
               </w:rPr>
-              <w:t>administrador: tenta mais uma vez logar na conta do usuário, agora com dados validos</w:t>
-            </w:r>
-          </w:p>
-        </w:tc>
-        <w:tc>
-          <w:p>
-            <w:r>
-              <w:rPr>
-                <w:sz w:val="18"/>
-              </w:rPr>
-              <w:t>SYSTEM exibe mensagem informando usuario esta bloqueado</w:t>
+              <w:t>system: SYSTEM: exibe a mensagem “This user has been blocked.”</w:t>
+            </w:r>
+          </w:p>
+        </w:tc>
+        <w:tc>
+          <w:p>
+            <w:r>
+              <w:rPr>
+                <w:sz w:val="18"/>
+              </w:rPr>
+              <w:t>exibe a mensagem “This user has been blocked.”</w:t>
             </w:r>
           </w:p>
         </w:tc>
@@ -4585,7 +4425,7 @@
               <w:rPr>
                 <w:sz w:val="18"/>
               </w:rPr>
-              <w:t>SYSTEM exibe mensagem indicando que usuario foi bloqueado</w:t>
+              <w:t>SYSTEM exibe a mensagem “This user has been blocked.”</w:t>
             </w:r>
           </w:p>
         </w:tc>
@@ -22895,7 +22735,7 @@
           <w:sz w:val="30"/>
           <w:color w:val="1A365D"/>
         </w:rPr>
-        <w:t>Use Case: Realizacao Extracoes em modo diretorio e aplicando filtros (v1.0)</w:t>
+        <w:t>Use Case: Extracao via Interface Metrix (v1.0)</w:t>
       </w:r>
     </w:p>
     <w:p>
@@ -22944,7 +22784,7 @@
         <w:rPr>
           <w:sz w:val="20"/>
         </w:rPr>
-        <w:t>Usuário deve estar logado no servidor e extrator com administrador ; Nao existem extrações cadastradas no banco de dados</w:t>
+        <w:t xml:space="preserve"> </w:t>
       </w:r>
     </w:p>
     <w:p>
@@ -22962,7 +22802,7 @@
         <w:rPr>
           <w:sz w:val="20"/>
         </w:rPr>
-        <w:t/>
+        <w:t>As extracoes da pasta indicada foram enviadas para o servidor e transferidas para a pasta 'read'</w:t>
       </w:r>
     </w:p>
     <w:tbl>
@@ -23053,17 +22893,17 @@
               <w:rPr>
                 <w:sz w:val="18"/>
               </w:rPr>
-              <w:t>administrador: pressiona opcao “Extract from dicrtory”</w:t>
-            </w:r>
-          </w:p>
-        </w:tc>
-        <w:tc>
-          <w:p>
-            <w:r>
-              <w:rPr>
-                <w:sz w:val="18"/>
-              </w:rPr>
-              <w:t>SYSTEM exibe tela de extracao por diretorio</w:t>
+              <w:t>administrador: inicia o SAFF Extractor e se autentica</w:t>
+            </w:r>
+          </w:p>
+        </w:tc>
+        <w:tc>
+          <w:p>
+            <w:r>
+              <w:rPr>
+                <w:sz w:val="18"/>
+              </w:rPr>
+              <w:t>SYSTEM exibe tela de coleta automatica</w:t>
             </w:r>
           </w:p>
         </w:tc>
@@ -23085,17 +22925,17 @@
               <w:rPr>
                 <w:sz w:val="18"/>
               </w:rPr>
-              <w:t>administrador: seleciona pasta “EXTRACT_FILE_IPP320_AKIRA”, que contem 705 extrações para diversas familias, e pressiona o botao “Extract”</w:t>
-            </w:r>
-          </w:p>
-        </w:tc>
-        <w:tc>
-          <w:p>
-            <w:r>
-              <w:rPr>
-                <w:sz w:val="18"/>
-              </w:rPr>
-              <w:t>SYSTEM exibe na parte inferior da tela uma mensagem indicando que 705 extrações foram realizadas</w:t>
+              <w:t>administrador: seleciona uma pasta contendo varias extrações, fornece as informacoes solicitadas na tela inicial e pressiona o botao 'Start'</w:t>
+            </w:r>
+          </w:p>
+        </w:tc>
+        <w:tc>
+          <w:p>
+            <w:r>
+              <w:rPr>
+                <w:sz w:val="18"/>
+              </w:rPr>
+              <w:t>SYSTEM bloqueia todos os botoes, com excecao do botao 'Stop'</w:t>
             </w:r>
           </w:p>
         </w:tc>
@@ -23117,17 +22957,17 @@
               <w:rPr>
                 <w:sz w:val="18"/>
               </w:rPr>
-              <w:t>administrador: acessa pagina “Extractions”</w:t>
-            </w:r>
-          </w:p>
-        </w:tc>
-        <w:tc>
-          <w:p>
-            <w:r>
-              <w:rPr>
-                <w:sz w:val="18"/>
-              </w:rPr>
-              <w:t>SYSTEM exibe a lista de extrações com as 50 ultimas entradas. Entrada 1: 14170PP30289943. Entrada 50: 12328PP30166463</w:t>
+              <w:t>clock: a cada 10 segundos</w:t>
+            </w:r>
+          </w:p>
+        </w:tc>
+        <w:tc>
+          <w:p>
+            <w:r>
+              <w:rPr>
+                <w:sz w:val="18"/>
+              </w:rPr>
+              <w:t>SYSTEM verifica se existem diretórios de serial number no formato correto e que foram criados a X ou mais tempo definido na propriedade AUTO_COLLECT_WAIT_TIME no arquivo conf.properties e então: envia as extracoes com essas restricoes para o servidor, transfere essas extrações(somente a pasta de serial number) para a pasta 'AUTO_COLLECT_READ_DIR/PRODUCTNUMBER'(onde o PRODUCTNUMBER é referente a cada SERIALNUMBER), atualiza o contador de extrações realizadas/enviadas e fica em espera por novas extracoes com essas mesmas restricoes na pasta indicada, verifica se existe conexão com o servidor para enviar as extrações offline</w:t>
             </w:r>
           </w:p>
         </w:tc>
@@ -23149,81 +22989,17 @@
               <w:rPr>
                 <w:sz w:val="18"/>
               </w:rPr>
-              <w:t>administrador: seleciona opcao para mostrar 100 entradas por pagina</w:t>
-            </w:r>
-          </w:p>
-        </w:tc>
-        <w:tc>
-          <w:p>
-            <w:r>
-              <w:rPr>
-                <w:sz w:val="18"/>
-              </w:rPr>
-              <w:t>SYSTEM exibe a lista de extrações com as 100 ultimas entradas.</w:t>
-            </w:r>
-          </w:p>
-        </w:tc>
-      </w:tr>
-      <w:tr>
-        <w:tc>
-          <w:p>
-            <w:r>
-              <w:rPr>
-                <w:sz w:val="18"/>
-              </w:rPr>
-              <w:t>5</w:t>
-            </w:r>
-          </w:p>
-        </w:tc>
-        <w:tc>
-          <w:p>
-            <w:r>
-              <w:rPr>
-                <w:sz w:val="18"/>
-              </w:rPr>
-              <w:t>administrador: seleciona o combo box referente ao filtro por “Customer”</w:t>
-            </w:r>
-          </w:p>
-        </w:tc>
-        <w:tc>
-          <w:p>
-            <w:r>
-              <w:rPr>
-                <w:sz w:val="18"/>
-              </w:rPr>
-              <w:t>SYSTEM exibe as opcoes “Ingenico Brazil” e “Ingenico”</w:t>
-            </w:r>
-          </w:p>
-        </w:tc>
-      </w:tr>
-      <w:tr>
-        <w:tc>
-          <w:p>
-            <w:r>
-              <w:rPr>
-                <w:sz w:val="18"/>
-              </w:rPr>
-              <w:t>6</w:t>
-            </w:r>
-          </w:p>
-        </w:tc>
-        <w:tc>
-          <w:p>
-            <w:r>
-              <w:rPr>
-                <w:sz w:val="18"/>
-              </w:rPr>
-              <w:t>administrador: seleciona opcao “Ingenico” no campo de filtro “Customer”</w:t>
-            </w:r>
-          </w:p>
-        </w:tc>
-        <w:tc>
-          <w:p>
-            <w:r>
-              <w:rPr>
-                <w:sz w:val="18"/>
-              </w:rPr>
-              <w:t>SYSTEM atualiza a pagina mostrando somente 32 extrações</w:t>
+              <w:t>administrador: pressiona botao 'Stop'</w:t>
+            </w:r>
+          </w:p>
+        </w:tc>
+        <w:tc>
+          <w:p>
+            <w:r>
+              <w:rPr>
+                <w:sz w:val="18"/>
+              </w:rPr>
+              <w:t>SYSTEM desbloqueia todos os botoes e para de escutar a pasta indicada</w:t>
             </w:r>
           </w:p>
         </w:tc>
@@ -23244,7 +23020,7 @@
           <w:sz w:val="24"/>
           <w:color w:val="2B6CB0"/>
         </w:rPr>
-        <w:t>[TC2] Alternative Flow 1: Filtro default</w:t>
+        <w:t>[TC2] Alternative Flow 1: Altera a pasta C:\\Collect para uma pasta vazia</w:t>
       </w:r>
     </w:p>
     <w:p>
@@ -23262,7 +23038,7 @@
         <w:rPr>
           <w:sz w:val="20"/>
         </w:rPr>
-        <w:t>Usuário deve estar logado no servidor e extrator com administrador ; Nao existem extrações cadastradas no banco de dados</w:t>
+        <w:t xml:space="preserve"> </w:t>
       </w:r>
     </w:p>
     <w:p>
@@ -23280,7 +23056,7 @@
         <w:rPr>
           <w:sz w:val="20"/>
         </w:rPr>
-        <w:t/>
+        <w:t>As extracoes da pasta indicada foram enviadas para o servidor e transferidas para a pasta 'read'</w:t>
       </w:r>
     </w:p>
     <w:tbl>
@@ -23371,17 +23147,17 @@
               <w:rPr>
                 <w:sz w:val="18"/>
               </w:rPr>
-              <w:t>administrador: pressiona opcao “Extract from dicrtory”</w:t>
-            </w:r>
-          </w:p>
-        </w:tc>
-        <w:tc>
-          <w:p>
-            <w:r>
-              <w:rPr>
-                <w:sz w:val="18"/>
-              </w:rPr>
-              <w:t>SYSTEM exibe tela de extracao por diretorio</w:t>
+              <w:t>administrador: inicia o SAFF Extractor e se autentica</w:t>
+            </w:r>
+          </w:p>
+        </w:tc>
+        <w:tc>
+          <w:p>
+            <w:r>
+              <w:rPr>
+                <w:sz w:val="18"/>
+              </w:rPr>
+              <w:t>SYSTEM exibe tela de coleta automatica</w:t>
             </w:r>
           </w:p>
         </w:tc>
@@ -23403,17 +23179,17 @@
               <w:rPr>
                 <w:sz w:val="18"/>
               </w:rPr>
-              <w:t>administrador: seleciona pasta “EXTRACT_FILE_IPP320_AKIRA”, que contem 705 extrações para diversas familias, e pressiona o botao “Extract”</w:t>
-            </w:r>
-          </w:p>
-        </w:tc>
-        <w:tc>
-          <w:p>
-            <w:r>
-              <w:rPr>
-                <w:sz w:val="18"/>
-              </w:rPr>
-              <w:t>SYSTEM exibe na parte inferior da tela uma mensagem indicando que 705 extrações foram realizadas</w:t>
+              <w:t>administrador: seleciona pasta vazia, e pressiona botao 'Start'</w:t>
+            </w:r>
+          </w:p>
+        </w:tc>
+        <w:tc>
+          <w:p>
+            <w:r>
+              <w:rPr>
+                <w:sz w:val="18"/>
+              </w:rPr>
+              <w:t>SYSTEM fica em espera ate que alguma extracao seja adicionada na pasta indicada</w:t>
             </w:r>
           </w:p>
         </w:tc>
@@ -23435,17 +23211,17 @@
               <w:rPr>
                 <w:sz w:val="18"/>
               </w:rPr>
-              <w:t>administrador: acessa pagina “Extractions”</w:t>
-            </w:r>
-          </w:p>
-        </w:tc>
-        <w:tc>
-          <w:p>
-            <w:r>
-              <w:rPr>
-                <w:sz w:val="18"/>
-              </w:rPr>
-              <w:t>SYSTEM exibe a lista de extrações com as 50 ultimas entradas. Entrada 1: 14170PP30289943. Entrada 50: 12328PP30166463</w:t>
+              <w:t>administrador: adiciona extracao a pasta indicada</w:t>
+            </w:r>
+          </w:p>
+        </w:tc>
+        <w:tc>
+          <w:p>
+            <w:r>
+              <w:rPr>
+                <w:sz w:val="18"/>
+              </w:rPr>
+              <w:t>SYSTEM bloqueia todos os botoes, com excecao do botao 'Stop'</w:t>
             </w:r>
           </w:p>
         </w:tc>
@@ -23467,17 +23243,17 @@
               <w:rPr>
                 <w:sz w:val="18"/>
               </w:rPr>
-              <w:t>administrador: seleciona opcao para mostrar 100 entradas por pagina</w:t>
-            </w:r>
-          </w:p>
-        </w:tc>
-        <w:tc>
-          <w:p>
-            <w:r>
-              <w:rPr>
-                <w:sz w:val="18"/>
-              </w:rPr>
-              <w:t>SYSTEM exibe a lista de extrações com as 100 ultimas entradas.</w:t>
+              <w:t>clock: a cada 10 segundos</w:t>
+            </w:r>
+          </w:p>
+        </w:tc>
+        <w:tc>
+          <w:p>
+            <w:r>
+              <w:rPr>
+                <w:sz w:val="18"/>
+              </w:rPr>
+              <w:t>SYSTEM verifica se existem diretórios de serial number no formato correto e que foram criados a X ou mais tempo definido na propriedade AUTO_COLLECT_WAIT_TIME no arquivo conf.properties e então: envia as extracoes com essas restricoes para o servidor, transfere essas extrações(somente a pasta de serial number) para a pasta 'AUTO_COLLECT_READ_DIR/PRODUCTNUMBER'(onde o PRODUCTNUMBER é referente a cada SERIALNUMBER), atualiza o contador de extrações realizadas/enviadas e fica em espera por novas extracoes com essas mesmas restricoes na pasta indicada, verifica se existe conexão com o servidor para enviar as extrações offline</w:t>
             </w:r>
           </w:p>
         </w:tc>
@@ -23499,49 +23275,17 @@
               <w:rPr>
                 <w:sz w:val="18"/>
               </w:rPr>
-              <w:t>administrador: seleciona o combo box referente ao filtro por “Customer”</w:t>
-            </w:r>
-          </w:p>
-        </w:tc>
-        <w:tc>
-          <w:p>
-            <w:r>
-              <w:rPr>
-                <w:sz w:val="18"/>
-              </w:rPr>
-              <w:t>SYSTEM exibe as opcoes “Ingenico Brazil” e “Ingenico”</w:t>
-            </w:r>
-          </w:p>
-        </w:tc>
-      </w:tr>
-      <w:tr>
-        <w:tc>
-          <w:p>
-            <w:r>
-              <w:rPr>
-                <w:sz w:val="18"/>
-              </w:rPr>
-              <w:t>6</w:t>
-            </w:r>
-          </w:p>
-        </w:tc>
-        <w:tc>
-          <w:p>
-            <w:r>
-              <w:rPr>
-                <w:sz w:val="18"/>
-              </w:rPr>
-              <w:t>administrador: seleciona opcao default no campo de filtro “Customer”</w:t>
-            </w:r>
-          </w:p>
-        </w:tc>
-        <w:tc>
-          <w:p>
-            <w:r>
-              <w:rPr>
-                <w:sz w:val="18"/>
-              </w:rPr>
-              <w:t>SYSTEM atualiza a pagina mostrando todas 705 extrações</w:t>
+              <w:t>administrador: pressiona botao 'Stop'</w:t>
+            </w:r>
+          </w:p>
+        </w:tc>
+        <w:tc>
+          <w:p>
+            <w:r>
+              <w:rPr>
+                <w:sz w:val="18"/>
+              </w:rPr>
+              <w:t>SYSTEM desbloqueia todos os botoes e para de escutar a pasta indicada</w:t>
             </w:r>
           </w:p>
         </w:tc>
@@ -23562,7 +23306,7 @@
           <w:sz w:val="24"/>
           <w:color w:val="2B6CB0"/>
         </w:rPr>
-        <w:t>[TC3] Alternative Flow 2: Filtro “Ingenico Brazil”</w:t>
+        <w:t>[TC3] Alternative Flow 2: Insere novas extracoes na pasta</w:t>
       </w:r>
     </w:p>
     <w:p>
@@ -23580,7 +23324,7 @@
         <w:rPr>
           <w:sz w:val="20"/>
         </w:rPr>
-        <w:t>Usuário deve estar logado no servidor e extrator com administrador ; Nao existem extrações cadastradas no banco de dados</w:t>
+        <w:t xml:space="preserve"> </w:t>
       </w:r>
     </w:p>
     <w:p>
@@ -23598,7 +23342,7 @@
         <w:rPr>
           <w:sz w:val="20"/>
         </w:rPr>
-        <w:t/>
+        <w:t>As extracoes da pasta indicada foram enviadas para o servidor e transferidas para a pasta 'read'</w:t>
       </w:r>
     </w:p>
     <w:tbl>
@@ -23689,17 +23433,17 @@
               <w:rPr>
                 <w:sz w:val="18"/>
               </w:rPr>
-              <w:t>administrador: pressiona opcao “Extract from dicrtory”</w:t>
-            </w:r>
-          </w:p>
-        </w:tc>
-        <w:tc>
-          <w:p>
-            <w:r>
-              <w:rPr>
-                <w:sz w:val="18"/>
-              </w:rPr>
-              <w:t>SYSTEM exibe tela de extracao por diretorio</w:t>
+              <w:t>administrador: inicia o SAFF Extractor e se autentica</w:t>
+            </w:r>
+          </w:p>
+        </w:tc>
+        <w:tc>
+          <w:p>
+            <w:r>
+              <w:rPr>
+                <w:sz w:val="18"/>
+              </w:rPr>
+              <w:t>SYSTEM exibe tela de coleta automatica</w:t>
             </w:r>
           </w:p>
         </w:tc>
@@ -23721,17 +23465,17 @@
               <w:rPr>
                 <w:sz w:val="18"/>
               </w:rPr>
-              <w:t>administrador: seleciona pasta “EXTRACT_FILE_IPP320_AKIRA”, que contem 705 extrações para diversas familias, e pressiona o botao “Extract”</w:t>
-            </w:r>
-          </w:p>
-        </w:tc>
-        <w:tc>
-          <w:p>
-            <w:r>
-              <w:rPr>
-                <w:sz w:val="18"/>
-              </w:rPr>
-              <w:t>SYSTEM exibe na parte inferior da tela uma mensagem indicando que 705 extrações foram realizadas</w:t>
+              <w:t>administrador: seleciona uma pasta contendo varias extrações, fornece as informacoes solicitadas na tela inicial e pressiona o botao 'Start'</w:t>
+            </w:r>
+          </w:p>
+        </w:tc>
+        <w:tc>
+          <w:p>
+            <w:r>
+              <w:rPr>
+                <w:sz w:val="18"/>
+              </w:rPr>
+              <w:t>SYSTEM bloqueia todos os botoes, com excecao do botao 'Stop'</w:t>
             </w:r>
           </w:p>
         </w:tc>
@@ -23753,17 +23497,17 @@
               <w:rPr>
                 <w:sz w:val="18"/>
               </w:rPr>
-              <w:t>administrador: acessa pagina “Extractions”</w:t>
-            </w:r>
-          </w:p>
-        </w:tc>
-        <w:tc>
-          <w:p>
-            <w:r>
-              <w:rPr>
-                <w:sz w:val="18"/>
-              </w:rPr>
-              <w:t>SYSTEM exibe a lista de extrações com as 50 ultimas entradas. Entrada 1: 14170PP30289943. Entrada 50: 12328PP30166463</w:t>
+              <w:t>clock: a cada 10 segundos</w:t>
+            </w:r>
+          </w:p>
+        </w:tc>
+        <w:tc>
+          <w:p>
+            <w:r>
+              <w:rPr>
+                <w:sz w:val="18"/>
+              </w:rPr>
+              <w:t>SYSTEM verifica se existem diretórios de serial number no formato correto e que foram criados a X ou mais tempo definido na propriedade AUTO_COLLECT_WAIT_TIME no arquivo conf.properties e então: envia as extracoes com essas restricoes para o servidor, transfere essas extrações(somente a pasta de serial number) para a pasta 'AUTO_COLLECT_READ_DIR/PRODUCTNUMBER'(onde o PRODUCTNUMBER é referente a cada SERIALNUMBER), atualiza o contador de extrações realizadas/enviadas e fica em espera por novas extracoes com essas mesmas restricoes na pasta indicada, verifica se existe conexão com o servidor para enviar as extrações offline</w:t>
             </w:r>
           </w:p>
         </w:tc>
@@ -23785,17 +23529,17 @@
               <w:rPr>
                 <w:sz w:val="18"/>
               </w:rPr>
-              <w:t>administrador: seleciona opcao para mostrar 100 entradas por pagina</w:t>
-            </w:r>
-          </w:p>
-        </w:tc>
-        <w:tc>
-          <w:p>
-            <w:r>
-              <w:rPr>
-                <w:sz w:val="18"/>
-              </w:rPr>
-              <w:t>SYSTEM exibe a lista de extrações com as 100 ultimas entradas.</w:t>
+              <w:t>administrador: adiciona novas extracoes na pasta indicada</w:t>
+            </w:r>
+          </w:p>
+        </w:tc>
+        <w:tc>
+          <w:p>
+            <w:r>
+              <w:rPr>
+                <w:sz w:val="18"/>
+              </w:rPr>
+              <w:t>SYSTEM bloqueia todos os botoes, com excecao do botao 'Stop'</w:t>
             </w:r>
           </w:p>
         </w:tc>
@@ -23817,17 +23561,17 @@
               <w:rPr>
                 <w:sz w:val="18"/>
               </w:rPr>
-              <w:t>administrador: seleciona o combo box referente ao filtro por “Customer”</w:t>
-            </w:r>
-          </w:p>
-        </w:tc>
-        <w:tc>
-          <w:p>
-            <w:r>
-              <w:rPr>
-                <w:sz w:val="18"/>
-              </w:rPr>
-              <w:t>SYSTEM exibe as opcoes “Ingenico Brazil” e “Ingenico”</w:t>
+              <w:t>clock: a cada 10 segundos</w:t>
+            </w:r>
+          </w:p>
+        </w:tc>
+        <w:tc>
+          <w:p>
+            <w:r>
+              <w:rPr>
+                <w:sz w:val="18"/>
+              </w:rPr>
+              <w:t>SYSTEM verifica se existem diretórios de serial number no formato correto e que foram criados a X ou mais tempo definido na propriedade AUTO_COLLECT_WAIT_TIME no arquivo conf.properties e então: envia as extracoes com essas restricoes para o servidor, transfere essas extrações(somente a pasta de serial number) para a pasta 'AUTO_COLLECT_READ_DIR/PRODUCTNUMBER'(onde o PRODUCTNUMBER é referente a cada SERIALNUMBER), atualiza o contador de extrações realizadas/enviadas e fica em espera por novas extracoes com essas mesmas restricoes na pasta indicada, verifica se existe conexão com o servidor para enviar as extrações offline</w:t>
             </w:r>
           </w:p>
         </w:tc>
@@ -23849,17 +23593,17 @@
               <w:rPr>
                 <w:sz w:val="18"/>
               </w:rPr>
-              <w:t>administrador: seleciona opção Ingenico Brazil no campo de filtro “Customer”</w:t>
-            </w:r>
-          </w:p>
-        </w:tc>
-        <w:tc>
-          <w:p>
-            <w:r>
-              <w:rPr>
-                <w:sz w:val="18"/>
-              </w:rPr>
-              <w:t>SYSTEM atualiza a pagina mostrando 673 extracoes</w:t>
+              <w:t>administrador: pressiona botao 'Stop'</w:t>
+            </w:r>
+          </w:p>
+        </w:tc>
+        <w:tc>
+          <w:p>
+            <w:r>
+              <w:rPr>
+                <w:sz w:val="18"/>
+              </w:rPr>
+              <w:t>SYSTEM desbloqueia todos os botoes e para de escutar a pasta indicada</w:t>
             </w:r>
           </w:p>
         </w:tc>
@@ -23880,7 +23624,7 @@
           <w:sz w:val="24"/>
           <w:color w:val="2B6CB0"/>
         </w:rPr>
-        <w:t>[TC4] Alternative Flow 3: Filtro state</w:t>
+        <w:t>[TC4] Alternative Flow 3: Modifica o intervalo do temporizador</w:t>
       </w:r>
     </w:p>
     <w:p>
@@ -23898,7 +23642,7 @@
         <w:rPr>
           <w:sz w:val="20"/>
         </w:rPr>
-        <w:t>Usuário deve estar logado no servidor e extrator com administrador ; Nao existem extrações cadastradas no banco de dados</w:t>
+        <w:t xml:space="preserve"> </w:t>
       </w:r>
     </w:p>
     <w:p>
@@ -23916,7 +23660,7 @@
         <w:rPr>
           <w:sz w:val="20"/>
         </w:rPr>
-        <w:t/>
+        <w:t>As extracoes da pasta indicada foram enviadas para o servidor e transferidas para a pasta 'read'</w:t>
       </w:r>
     </w:p>
     <w:tbl>
@@ -24007,17 +23751,17 @@
               <w:rPr>
                 <w:sz w:val="18"/>
               </w:rPr>
-              <w:t>administrador: pressiona opcao “Extract from dicrtory”</w:t>
-            </w:r>
-          </w:p>
-        </w:tc>
-        <w:tc>
-          <w:p>
-            <w:r>
-              <w:rPr>
-                <w:sz w:val="18"/>
-              </w:rPr>
-              <w:t>SYSTEM exibe tela de extracao por diretorio</w:t>
+              <w:t>administrador: modifica o valor da propriedade AUTO_COLLECT_WAIT_TIME para 60 (o valor é em segundos)</w:t>
+            </w:r>
+          </w:p>
+        </w:tc>
+        <w:tc>
+          <w:p>
+            <w:r>
+              <w:rPr>
+                <w:sz w:val="18"/>
+              </w:rPr>
+              <w:t>SYSTEM bloqueia todos os botoes, com excecao do botao 'Stop'</w:t>
             </w:r>
           </w:p>
         </w:tc>
@@ -24039,17 +23783,17 @@
               <w:rPr>
                 <w:sz w:val="18"/>
               </w:rPr>
-              <w:t>administrador: seleciona pasta “EXTRACT_FILE_IPP320_AKIRA”, que contem 705 extrações para diversas familias, e pressiona o botao “Extract”</w:t>
-            </w:r>
-          </w:p>
-        </w:tc>
-        <w:tc>
-          <w:p>
-            <w:r>
-              <w:rPr>
-                <w:sz w:val="18"/>
-              </w:rPr>
-              <w:t>SYSTEM exibe na parte inferior da tela uma mensagem indicando que 705 extrações foram realizadas</w:t>
+              <w:t>clock: a cada 10 segundos</w:t>
+            </w:r>
+          </w:p>
+        </w:tc>
+        <w:tc>
+          <w:p>
+            <w:r>
+              <w:rPr>
+                <w:sz w:val="18"/>
+              </w:rPr>
+              <w:t>SYSTEM verifica se existem diretórios de serial number no formato correto e que foram criados a X ou mais tempo definido na propriedade AUTO_COLLECT_WAIT_TIME no arquivo conf.properties e então: envia as extracoes com essas restricoes para o servidor, transfere essas extrações(somente a pasta de serial number) para a pasta 'AUTO_COLLECT_READ_DIR/PRODUCTNUMBER'(onde o PRODUCTNUMBER é referente a cada SERIALNUMBER), atualiza o contador de extrações realizadas/enviadas e fica em espera por novas extracoes com essas mesmas restricoes na pasta indicada, verifica se existe conexão com o servidor para enviar as extrações offline</w:t>
             </w:r>
           </w:p>
         </w:tc>
@@ -24071,113 +23815,17 @@
               <w:rPr>
                 <w:sz w:val="18"/>
               </w:rPr>
-              <w:t>administrador: acessa pagina “Extractions”</w:t>
-            </w:r>
-          </w:p>
-        </w:tc>
-        <w:tc>
-          <w:p>
-            <w:r>
-              <w:rPr>
-                <w:sz w:val="18"/>
-              </w:rPr>
-              <w:t>SYSTEM exibe a lista de extrações com as 50 ultimas entradas. Entrada 1: 14170PP30289943. Entrada 50: 12328PP30166463</w:t>
-            </w:r>
-          </w:p>
-        </w:tc>
-      </w:tr>
-      <w:tr>
-        <w:tc>
-          <w:p>
-            <w:r>
-              <w:rPr>
-                <w:sz w:val="18"/>
-              </w:rPr>
-              <w:t>4</w:t>
-            </w:r>
-          </w:p>
-        </w:tc>
-        <w:tc>
-          <w:p>
-            <w:r>
-              <w:rPr>
-                <w:sz w:val="18"/>
-              </w:rPr>
-              <w:t>administrador: seleciona opcao para mostrar 100 entradas por pagina</w:t>
-            </w:r>
-          </w:p>
-        </w:tc>
-        <w:tc>
-          <w:p>
-            <w:r>
-              <w:rPr>
-                <w:sz w:val="18"/>
-              </w:rPr>
-              <w:t>SYSTEM exibe a lista de extrações com as 100 ultimas entradas.</w:t>
-            </w:r>
-          </w:p>
-        </w:tc>
-      </w:tr>
-      <w:tr>
-        <w:tc>
-          <w:p>
-            <w:r>
-              <w:rPr>
-                <w:sz w:val="18"/>
-              </w:rPr>
-              <w:t>5</w:t>
-            </w:r>
-          </w:p>
-        </w:tc>
-        <w:tc>
-          <w:p>
-            <w:r>
-              <w:rPr>
-                <w:sz w:val="18"/>
-              </w:rPr>
-              <w:t>administrador: seleciona combo box referente ao filtro por “State”</w:t>
-            </w:r>
-          </w:p>
-        </w:tc>
-        <w:tc>
-          <w:p>
-            <w:r>
-              <w:rPr>
-                <w:sz w:val="18"/>
-              </w:rPr>
-              <w:t>SYSTEM exibe opcoes “Activated”, “Alert Interruption”, “Deactivated”, “Mockup” e “Error”</w:t>
-            </w:r>
-          </w:p>
-        </w:tc>
-      </w:tr>
-      <w:tr>
-        <w:tc>
-          <w:p>
-            <w:r>
-              <w:rPr>
-                <w:sz w:val="18"/>
-              </w:rPr>
-              <w:t>6</w:t>
-            </w:r>
-          </w:p>
-        </w:tc>
-        <w:tc>
-          <w:p>
-            <w:r>
-              <w:rPr>
-                <w:sz w:val="18"/>
-              </w:rPr>
-              <w:t>administrador: seleciona opcao “Activated” no campo de filtro “State”</w:t>
-            </w:r>
-          </w:p>
-        </w:tc>
-        <w:tc>
-          <w:p>
-            <w:r>
-              <w:rPr>
-                <w:sz w:val="18"/>
-              </w:rPr>
-              <w:t>SYSTEM atualiza pagina mostrando 608 extrações</w:t>
+              <w:t>administrador: pressiona botao 'Stop'</w:t>
+            </w:r>
+          </w:p>
+        </w:tc>
+        <w:tc>
+          <w:p>
+            <w:r>
+              <w:rPr>
+                <w:sz w:val="18"/>
+              </w:rPr>
+              <w:t>SYSTEM desbloqueia todos os botoes e para de escutar a pasta indicada</w:t>
             </w:r>
           </w:p>
         </w:tc>
@@ -24198,7 +23846,7 @@
           <w:sz w:val="24"/>
           <w:color w:val="2B6CB0"/>
         </w:rPr>
-        <w:t>[TC5] Alternative Flow 4: Filtro “Alert Interruption”</w:t>
+        <w:t>[TC5] Exception Flow 1: Falha no envio ao servidor</w:t>
       </w:r>
     </w:p>
     <w:p>
@@ -24216,7 +23864,7 @@
         <w:rPr>
           <w:sz w:val="20"/>
         </w:rPr>
-        <w:t>Usuário deve estar logado no servidor e extrator com administrador ; Nao existem extrações cadastradas no banco de dados</w:t>
+        <w:t xml:space="preserve"> </w:t>
       </w:r>
     </w:p>
     <w:p>
@@ -24234,7 +23882,7 @@
         <w:rPr>
           <w:sz w:val="20"/>
         </w:rPr>
-        <w:t/>
+        <w:t>Flow interrupted due to exception / error</w:t>
       </w:r>
     </w:p>
     <w:tbl>
@@ -24325,17 +23973,81 @@
               <w:rPr>
                 <w:sz w:val="18"/>
               </w:rPr>
-              <w:t>administrador: seleciona opcao “Alert Interruption” no campo de filtro “State”</w:t>
-            </w:r>
-          </w:p>
-        </w:tc>
-        <w:tc>
-          <w:p>
-            <w:r>
-              <w:rPr>
-                <w:sz w:val="18"/>
-              </w:rPr>
-              <w:t>SYSTEM atualiza pagina mostrando 97 extracoes</w:t>
+              <w:t>administrador: inicia o SAFF Extractor e se autentica</w:t>
+            </w:r>
+          </w:p>
+        </w:tc>
+        <w:tc>
+          <w:p>
+            <w:r>
+              <w:rPr>
+                <w:sz w:val="18"/>
+              </w:rPr>
+              <w:t>SYSTEM exibe tela de coleta automatica</w:t>
+            </w:r>
+          </w:p>
+        </w:tc>
+      </w:tr>
+      <w:tr>
+        <w:tc>
+          <w:p>
+            <w:r>
+              <w:rPr>
+                <w:sz w:val="18"/>
+              </w:rPr>
+              <w:t>2</w:t>
+            </w:r>
+          </w:p>
+        </w:tc>
+        <w:tc>
+          <w:p>
+            <w:r>
+              <w:rPr>
+                <w:sz w:val="18"/>
+              </w:rPr>
+              <w:t>administrador: seleciona uma pasta contendo varias extrações, fornece as informacoes solicitadas na tela inicial e pressiona o botao 'Start'</w:t>
+            </w:r>
+          </w:p>
+        </w:tc>
+        <w:tc>
+          <w:p>
+            <w:r>
+              <w:rPr>
+                <w:sz w:val="18"/>
+              </w:rPr>
+              <w:t>SYSTEM bloqueia todos os botoes, com excecao do botao 'Stop'</w:t>
+            </w:r>
+          </w:p>
+        </w:tc>
+      </w:tr>
+      <w:tr>
+        <w:tc>
+          <w:p>
+            <w:r>
+              <w:rPr>
+                <w:sz w:val="18"/>
+              </w:rPr>
+              <w:t>3</w:t>
+            </w:r>
+          </w:p>
+        </w:tc>
+        <w:tc>
+          <w:p>
+            <w:r>
+              <w:rPr>
+                <w:sz w:val="18"/>
+              </w:rPr>
+              <w:t>clock: a cada 10 segundos</w:t>
+            </w:r>
+          </w:p>
+        </w:tc>
+        <w:tc>
+          <w:p>
+            <w:r>
+              <w:rPr>
+                <w:sz w:val="18"/>
+              </w:rPr>
+              <w:t>SYSTEM mantem a informacao de quais extracoes foram enviadas para o servidor; salva a extração no modo offline</w:t>
             </w:r>
           </w:p>
         </w:tc>
@@ -24356,7 +24068,7 @@
           <w:sz w:val="24"/>
           <w:color w:val="2B6CB0"/>
         </w:rPr>
-        <w:t>[TC6] Alternative Flow 5: Filtro “Mockup”</w:t>
+        <w:t>[TC6] Exception Flow 2: Extração não se encontra em formato adequado ou o diretório do SERIALNUMBER está vazio</w:t>
       </w:r>
     </w:p>
     <w:p>
@@ -24374,7 +24086,7 @@
         <w:rPr>
           <w:sz w:val="20"/>
         </w:rPr>
-        <w:t>Usuário deve estar logado no servidor e extrator com administrador ; Nao existem extrações cadastradas no banco de dados</w:t>
+        <w:t xml:space="preserve"> </w:t>
       </w:r>
     </w:p>
     <w:p>
@@ -24392,7 +24104,7 @@
         <w:rPr>
           <w:sz w:val="20"/>
         </w:rPr>
-        <w:t/>
+        <w:t>Flow interrupted due to exception / error</w:t>
       </w:r>
     </w:p>
     <w:tbl>
@@ -24483,17 +24195,81 @@
               <w:rPr>
                 <w:sz w:val="18"/>
               </w:rPr>
-              <w:t>administrador: seleciona opcao “Mockup” no campo de filtro “State”</w:t>
-            </w:r>
-          </w:p>
-        </w:tc>
-        <w:tc>
-          <w:p>
-            <w:r>
-              <w:rPr>
-                <w:sz w:val="18"/>
-              </w:rPr>
-              <w:t>SYSTEM atualiza pagina mostrando lista vazia</w:t>
+              <w:t>administrador: inicia o SAFF Extractor e se autentica</w:t>
+            </w:r>
+          </w:p>
+        </w:tc>
+        <w:tc>
+          <w:p>
+            <w:r>
+              <w:rPr>
+                <w:sz w:val="18"/>
+              </w:rPr>
+              <w:t>SYSTEM exibe tela de coleta automatica</w:t>
+            </w:r>
+          </w:p>
+        </w:tc>
+      </w:tr>
+      <w:tr>
+        <w:tc>
+          <w:p>
+            <w:r>
+              <w:rPr>
+                <w:sz w:val="18"/>
+              </w:rPr>
+              <w:t>2</w:t>
+            </w:r>
+          </w:p>
+        </w:tc>
+        <w:tc>
+          <w:p>
+            <w:r>
+              <w:rPr>
+                <w:sz w:val="18"/>
+              </w:rPr>
+              <w:t>administrador: seleciona uma pasta contendo varias extrações, fornece as informacoes solicitadas na tela inicial e pressiona o botao 'Start'</w:t>
+            </w:r>
+          </w:p>
+        </w:tc>
+        <w:tc>
+          <w:p>
+            <w:r>
+              <w:rPr>
+                <w:sz w:val="18"/>
+              </w:rPr>
+              <w:t>SYSTEM bloqueia todos os botoes, com excecao do botao 'Stop'</w:t>
+            </w:r>
+          </w:p>
+        </w:tc>
+      </w:tr>
+      <w:tr>
+        <w:tc>
+          <w:p>
+            <w:r>
+              <w:rPr>
+                <w:sz w:val="18"/>
+              </w:rPr>
+              <w:t>3</w:t>
+            </w:r>
+          </w:p>
+        </w:tc>
+        <w:tc>
+          <w:p>
+            <w:r>
+              <w:rPr>
+                <w:sz w:val="18"/>
+              </w:rPr>
+              <w:t>clock: a cada 10 segundos</w:t>
+            </w:r>
+          </w:p>
+        </w:tc>
+        <w:tc>
+          <w:p>
+            <w:r>
+              <w:rPr>
+                <w:sz w:val="18"/>
+              </w:rPr>
+              <w:t>SYSTEM move a extração para a pasta broken</w:t>
             </w:r>
           </w:p>
         </w:tc>
@@ -24502,6 +24278,37 @@
     <w:p>
       <w:r>
         <w:br/>
+      </w:r>
+    </w:p>
+    <w:p>
+      <w:pPr>
+        <w:spacing w:before="300" w:after="100"/>
+      </w:pPr>
+      <w:r>
+        <w:rPr>
+          <w:b w:val="on"/>
+          <w:sz w:val="30"/>
+          <w:color w:val="1A365D"/>
+        </w:rPr>
+        <w:t>Use Case: Realizacao Extracoes em modo diretorio e aplicando filtros (v1.0)</w:t>
+      </w:r>
+    </w:p>
+    <w:p>
+      <w:pPr>
+        <w:spacing w:after="40"/>
+      </w:pPr>
+      <w:r>
+        <w:rPr>
+          <w:b w:val="on"/>
+          <w:sz w:val="20"/>
+        </w:rPr>
+        <w:t xml:space="preserve">System: </w:t>
+      </w:r>
+      <w:r>
+        <w:rPr>
+          <w:sz w:val="20"/>
+        </w:rPr>
+        <w:t>SAFF Extractor</w:t>
       </w:r>
     </w:p>
     <w:p>
@@ -24514,7 +24321,7 @@
           <w:sz w:val="24"/>
           <w:color w:val="2B6CB0"/>
         </w:rPr>
-        <w:t>[TC7] Alternative Flow 6: Filtro “Error”</w:t>
+        <w:t>[TC1] Basic Flow (Happy Path)</w:t>
       </w:r>
     </w:p>
     <w:p>
@@ -24641,17 +24448,177 @@
               <w:rPr>
                 <w:sz w:val="18"/>
               </w:rPr>
-              <w:t>administrador: seleciona opcao “Error” no campo de filtro “State”</w:t>
-            </w:r>
-          </w:p>
-        </w:tc>
-        <w:tc>
-          <w:p>
-            <w:r>
-              <w:rPr>
-                <w:sz w:val="18"/>
-              </w:rPr>
-              <w:t>SYSTEM atualiza pagina mostrando extrações associadas aos estados 'Alert Interruption' e 'Mockup'</w:t>
+              <w:t>administrador: pressiona opcao “Extract from dicrtory”</w:t>
+            </w:r>
+          </w:p>
+        </w:tc>
+        <w:tc>
+          <w:p>
+            <w:r>
+              <w:rPr>
+                <w:sz w:val="18"/>
+              </w:rPr>
+              <w:t>SYSTEM exibe tela de extracao por diretorio</w:t>
+            </w:r>
+          </w:p>
+        </w:tc>
+      </w:tr>
+      <w:tr>
+        <w:tc>
+          <w:p>
+            <w:r>
+              <w:rPr>
+                <w:sz w:val="18"/>
+              </w:rPr>
+              <w:t>2</w:t>
+            </w:r>
+          </w:p>
+        </w:tc>
+        <w:tc>
+          <w:p>
+            <w:r>
+              <w:rPr>
+                <w:sz w:val="18"/>
+              </w:rPr>
+              <w:t>administrador: seleciona pasta “EXTRACT_FILE_IPP320_AKIRA”, que contem 705 extrações para diversas familias, e pressiona o botao “Extract”</w:t>
+            </w:r>
+          </w:p>
+        </w:tc>
+        <w:tc>
+          <w:p>
+            <w:r>
+              <w:rPr>
+                <w:sz w:val="18"/>
+              </w:rPr>
+              <w:t>SYSTEM exibe na parte inferior da tela uma mensagem indicando que 705 extrações foram realizadas</w:t>
+            </w:r>
+          </w:p>
+        </w:tc>
+      </w:tr>
+      <w:tr>
+        <w:tc>
+          <w:p>
+            <w:r>
+              <w:rPr>
+                <w:sz w:val="18"/>
+              </w:rPr>
+              <w:t>3</w:t>
+            </w:r>
+          </w:p>
+        </w:tc>
+        <w:tc>
+          <w:p>
+            <w:r>
+              <w:rPr>
+                <w:sz w:val="18"/>
+              </w:rPr>
+              <w:t>administrador: acessa pagina “Extractions”</w:t>
+            </w:r>
+          </w:p>
+        </w:tc>
+        <w:tc>
+          <w:p>
+            <w:r>
+              <w:rPr>
+                <w:sz w:val="18"/>
+              </w:rPr>
+              <w:t>SYSTEM exibe a lista de extrações com as 50 ultimas entradas. Entrada 1: 14170PP30289943. Entrada 50: 12328PP30166463</w:t>
+            </w:r>
+          </w:p>
+        </w:tc>
+      </w:tr>
+      <w:tr>
+        <w:tc>
+          <w:p>
+            <w:r>
+              <w:rPr>
+                <w:sz w:val="18"/>
+              </w:rPr>
+              <w:t>4</w:t>
+            </w:r>
+          </w:p>
+        </w:tc>
+        <w:tc>
+          <w:p>
+            <w:r>
+              <w:rPr>
+                <w:sz w:val="18"/>
+              </w:rPr>
+              <w:t>administrador: seleciona opcao para mostrar 100 entradas por pagina</w:t>
+            </w:r>
+          </w:p>
+        </w:tc>
+        <w:tc>
+          <w:p>
+            <w:r>
+              <w:rPr>
+                <w:sz w:val="18"/>
+              </w:rPr>
+              <w:t>SYSTEM exibe a lista de extrações com as 100 ultimas entradas.</w:t>
+            </w:r>
+          </w:p>
+        </w:tc>
+      </w:tr>
+      <w:tr>
+        <w:tc>
+          <w:p>
+            <w:r>
+              <w:rPr>
+                <w:sz w:val="18"/>
+              </w:rPr>
+              <w:t>5</w:t>
+            </w:r>
+          </w:p>
+        </w:tc>
+        <w:tc>
+          <w:p>
+            <w:r>
+              <w:rPr>
+                <w:sz w:val="18"/>
+              </w:rPr>
+              <w:t>administrador: seleciona o combo box referente ao filtro por “Customer”</w:t>
+            </w:r>
+          </w:p>
+        </w:tc>
+        <w:tc>
+          <w:p>
+            <w:r>
+              <w:rPr>
+                <w:sz w:val="18"/>
+              </w:rPr>
+              <w:t>SYSTEM exibe as opcoes “Ingenico Brazil” e “Ingenico”</w:t>
+            </w:r>
+          </w:p>
+        </w:tc>
+      </w:tr>
+      <w:tr>
+        <w:tc>
+          <w:p>
+            <w:r>
+              <w:rPr>
+                <w:sz w:val="18"/>
+              </w:rPr>
+              <w:t>6</w:t>
+            </w:r>
+          </w:p>
+        </w:tc>
+        <w:tc>
+          <w:p>
+            <w:r>
+              <w:rPr>
+                <w:sz w:val="18"/>
+              </w:rPr>
+              <w:t>administrador: seleciona opcao “Ingenico” no campo de filtro “Customer”</w:t>
+            </w:r>
+          </w:p>
+        </w:tc>
+        <w:tc>
+          <w:p>
+            <w:r>
+              <w:rPr>
+                <w:sz w:val="18"/>
+              </w:rPr>
+              <w:t>SYSTEM atualiza a pagina mostrando somente 32 extrações</w:t>
             </w:r>
           </w:p>
         </w:tc>
@@ -24672,7 +24639,7 @@
           <w:sz w:val="24"/>
           <w:color w:val="2B6CB0"/>
         </w:rPr>
-        <w:t>[TC8] Alternative Flow 7: Extracoes Sequenciais</w:t>
+        <w:t>[TC2] Alternative Flow 1: Filtro default</w:t>
       </w:r>
     </w:p>
     <w:p>
@@ -24863,17 +24830,17 @@
               <w:rPr>
                 <w:sz w:val="18"/>
               </w:rPr>
-              <w:t>administrador: pressiona opcao “Extract from dicrtory”</w:t>
-            </w:r>
-          </w:p>
-        </w:tc>
-        <w:tc>
-          <w:p>
-            <w:r>
-              <w:rPr>
-                <w:sz w:val="18"/>
-              </w:rPr>
-              <w:t>SYSTEM exibe tela de extracao por diretorio</w:t>
+              <w:t>administrador: acessa pagina “Extractions”</w:t>
+            </w:r>
+          </w:p>
+        </w:tc>
+        <w:tc>
+          <w:p>
+            <w:r>
+              <w:rPr>
+                <w:sz w:val="18"/>
+              </w:rPr>
+              <w:t>SYSTEM exibe a lista de extrações com as 50 ultimas entradas. Entrada 1: 14170PP30289943. Entrada 50: 12328PP30166463</w:t>
             </w:r>
           </w:p>
         </w:tc>
@@ -24895,17 +24862,17 @@
               <w:rPr>
                 <w:sz w:val="18"/>
               </w:rPr>
-              <w:t>administrador: seleciona pasta “EXTRACT_FILE_IPP320_AKIRA”, que contém 705 extrações para diversas família, e pressiona o botão “Extract”</w:t>
-            </w:r>
-          </w:p>
-        </w:tc>
-        <w:tc>
-          <w:p>
-            <w:r>
-              <w:rPr>
-                <w:sz w:val="18"/>
-              </w:rPr>
-              <w:t>SYSTEM exibe na parte inferior da tela uma mensagem indicando que 705 extrações foram realizadas</w:t>
+              <w:t>administrador: seleciona opcao para mostrar 100 entradas por pagina</w:t>
+            </w:r>
+          </w:p>
+        </w:tc>
+        <w:tc>
+          <w:p>
+            <w:r>
+              <w:rPr>
+                <w:sz w:val="18"/>
+              </w:rPr>
+              <w:t>SYSTEM exibe a lista de extrações com as 100 ultimas entradas.</w:t>
             </w:r>
           </w:p>
         </w:tc>
@@ -24927,17 +24894,49 @@
               <w:rPr>
                 <w:sz w:val="18"/>
               </w:rPr>
-              <w:t>administrador: acessa pagina “Extractions”</w:t>
-            </w:r>
-          </w:p>
-        </w:tc>
-        <w:tc>
-          <w:p>
-            <w:r>
-              <w:rPr>
-                <w:sz w:val="18"/>
-              </w:rPr>
-              <w:t>SYSTEM exibe uma lista com 1510</w:t>
+              <w:t>administrador: seleciona o combo box referente ao filtro por “Customer”</w:t>
+            </w:r>
+          </w:p>
+        </w:tc>
+        <w:tc>
+          <w:p>
+            <w:r>
+              <w:rPr>
+                <w:sz w:val="18"/>
+              </w:rPr>
+              <w:t>SYSTEM exibe as opcoes “Ingenico Brazil” e “Ingenico”</w:t>
+            </w:r>
+          </w:p>
+        </w:tc>
+      </w:tr>
+      <w:tr>
+        <w:tc>
+          <w:p>
+            <w:r>
+              <w:rPr>
+                <w:sz w:val="18"/>
+              </w:rPr>
+              <w:t>6</w:t>
+            </w:r>
+          </w:p>
+        </w:tc>
+        <w:tc>
+          <w:p>
+            <w:r>
+              <w:rPr>
+                <w:sz w:val="18"/>
+              </w:rPr>
+              <w:t>administrador: seleciona opcao default no campo de filtro “Customer”</w:t>
+            </w:r>
+          </w:p>
+        </w:tc>
+        <w:tc>
+          <w:p>
+            <w:r>
+              <w:rPr>
+                <w:sz w:val="18"/>
+              </w:rPr>
+              <w:t>SYSTEM atualiza a pagina mostrando todas 705 extrações</w:t>
             </w:r>
           </w:p>
         </w:tc>
@@ -24946,37 +24945,6 @@
     <w:p>
       <w:r>
         <w:br/>
-      </w:r>
-    </w:p>
-    <w:p>
-      <w:pPr>
-        <w:spacing w:before="300" w:after="100"/>
-      </w:pPr>
-      <w:r>
-        <w:rPr>
-          <w:b w:val="on"/>
-          <w:sz w:val="30"/>
-          <w:color w:val="1A365D"/>
-        </w:rPr>
-        <w:t>Use Case: Listar Usuarios (v1.0)</w:t>
-      </w:r>
-    </w:p>
-    <w:p>
-      <w:pPr>
-        <w:spacing w:after="40"/>
-      </w:pPr>
-      <w:r>
-        <w:rPr>
-          <w:b w:val="on"/>
-          <w:sz w:val="20"/>
-        </w:rPr>
-        <w:t xml:space="preserve">System: </w:t>
-      </w:r>
-      <w:r>
-        <w:rPr>
-          <w:sz w:val="20"/>
-        </w:rPr>
-        <w:t>SAFF</w:t>
       </w:r>
     </w:p>
     <w:p>
@@ -24989,7 +24957,7 @@
           <w:sz w:val="24"/>
           <w:color w:val="2B6CB0"/>
         </w:rPr>
-        <w:t>[TC1] Basic Flow (Happy Path)</w:t>
+        <w:t>[TC3] Alternative Flow 2: Filtro “Ingenico Brazil”</w:t>
       </w:r>
     </w:p>
     <w:p>
@@ -25007,7 +24975,7 @@
         <w:rPr>
           <w:sz w:val="20"/>
         </w:rPr>
-        <w:t>Existem diversos usuarios de diferentes perfis cadastrados no sistema</w:t>
+        <w:t>Usuário deve estar logado no servidor e extrator com administrador ; Nao existem extrações cadastradas no banco de dados</w:t>
       </w:r>
     </w:p>
     <w:p>
@@ -25116,17 +25084,17 @@
               <w:rPr>
                 <w:sz w:val="18"/>
               </w:rPr>
-              <w:t>system: SYSTEM: exibe tela principal</w:t>
-            </w:r>
-          </w:p>
-        </w:tc>
-        <w:tc>
-          <w:p>
-            <w:r>
-              <w:rPr>
-                <w:sz w:val="18"/>
-              </w:rPr>
-              <w:t>exibe tela principal</w:t>
+              <w:t>administrador: pressiona opcao “Extract from dicrtory”</w:t>
+            </w:r>
+          </w:p>
+        </w:tc>
+        <w:tc>
+          <w:p>
+            <w:r>
+              <w:rPr>
+                <w:sz w:val="18"/>
+              </w:rPr>
+              <w:t>SYSTEM exibe tela de extracao por diretorio</w:t>
             </w:r>
           </w:p>
         </w:tc>
@@ -25148,17 +25116,17 @@
               <w:rPr>
                 <w:sz w:val="18"/>
               </w:rPr>
-              <w:t>system: SYSTEM: exibe lista com todos os usuários cadastrados</w:t>
-            </w:r>
-          </w:p>
-        </w:tc>
-        <w:tc>
-          <w:p>
-            <w:r>
-              <w:rPr>
-                <w:sz w:val="18"/>
-              </w:rPr>
-              <w:t>exibe lista com todos os usuários cadastrados</w:t>
+              <w:t>administrador: seleciona pasta “EXTRACT_FILE_IPP320_AKIRA”, que contem 705 extrações para diversas familias, e pressiona o botao “Extract”</w:t>
+            </w:r>
+          </w:p>
+        </w:tc>
+        <w:tc>
+          <w:p>
+            <w:r>
+              <w:rPr>
+                <w:sz w:val="18"/>
+              </w:rPr>
+              <w:t>SYSTEM exibe na parte inferior da tela uma mensagem indicando que 705 extrações foram realizadas</w:t>
             </w:r>
           </w:p>
         </w:tc>
@@ -25180,17 +25148,113 @@
               <w:rPr>
                 <w:sz w:val="18"/>
               </w:rPr>
-              <w:t>system: SYSTEM: exibe pagina contendo os campos 'Name', 'Login', 'Type' e 'Language' devidamente preenchidos</w:t>
-            </w:r>
-          </w:p>
-        </w:tc>
-        <w:tc>
-          <w:p>
-            <w:r>
-              <w:rPr>
-                <w:sz w:val="18"/>
-              </w:rPr>
-              <w:t>exibe pagina contendo os campos 'Name', 'Login', 'Type' e 'Language' devidamente preenchidos</w:t>
+              <w:t>administrador: acessa pagina “Extractions”</w:t>
+            </w:r>
+          </w:p>
+        </w:tc>
+        <w:tc>
+          <w:p>
+            <w:r>
+              <w:rPr>
+                <w:sz w:val="18"/>
+              </w:rPr>
+              <w:t>SYSTEM exibe a lista de extrações com as 50 ultimas entradas. Entrada 1: 14170PP30289943. Entrada 50: 12328PP30166463</w:t>
+            </w:r>
+          </w:p>
+        </w:tc>
+      </w:tr>
+      <w:tr>
+        <w:tc>
+          <w:p>
+            <w:r>
+              <w:rPr>
+                <w:sz w:val="18"/>
+              </w:rPr>
+              <w:t>4</w:t>
+            </w:r>
+          </w:p>
+        </w:tc>
+        <w:tc>
+          <w:p>
+            <w:r>
+              <w:rPr>
+                <w:sz w:val="18"/>
+              </w:rPr>
+              <w:t>administrador: seleciona opcao para mostrar 100 entradas por pagina</w:t>
+            </w:r>
+          </w:p>
+        </w:tc>
+        <w:tc>
+          <w:p>
+            <w:r>
+              <w:rPr>
+                <w:sz w:val="18"/>
+              </w:rPr>
+              <w:t>SYSTEM exibe a lista de extrações com as 100 ultimas entradas.</w:t>
+            </w:r>
+          </w:p>
+        </w:tc>
+      </w:tr>
+      <w:tr>
+        <w:tc>
+          <w:p>
+            <w:r>
+              <w:rPr>
+                <w:sz w:val="18"/>
+              </w:rPr>
+              <w:t>5</w:t>
+            </w:r>
+          </w:p>
+        </w:tc>
+        <w:tc>
+          <w:p>
+            <w:r>
+              <w:rPr>
+                <w:sz w:val="18"/>
+              </w:rPr>
+              <w:t>administrador: seleciona o combo box referente ao filtro por “Customer”</w:t>
+            </w:r>
+          </w:p>
+        </w:tc>
+        <w:tc>
+          <w:p>
+            <w:r>
+              <w:rPr>
+                <w:sz w:val="18"/>
+              </w:rPr>
+              <w:t>SYSTEM exibe as opcoes “Ingenico Brazil” e “Ingenico”</w:t>
+            </w:r>
+          </w:p>
+        </w:tc>
+      </w:tr>
+      <w:tr>
+        <w:tc>
+          <w:p>
+            <w:r>
+              <w:rPr>
+                <w:sz w:val="18"/>
+              </w:rPr>
+              <w:t>6</w:t>
+            </w:r>
+          </w:p>
+        </w:tc>
+        <w:tc>
+          <w:p>
+            <w:r>
+              <w:rPr>
+                <w:sz w:val="18"/>
+              </w:rPr>
+              <w:t>administrador: seleciona opção Ingenico Brazil no campo de filtro “Customer”</w:t>
+            </w:r>
+          </w:p>
+        </w:tc>
+        <w:tc>
+          <w:p>
+            <w:r>
+              <w:rPr>
+                <w:sz w:val="18"/>
+              </w:rPr>
+              <w:t>SYSTEM atualiza a pagina mostrando 673 extracoes</w:t>
             </w:r>
           </w:p>
         </w:tc>
@@ -25211,7 +25275,7 @@
           <w:sz w:val="24"/>
           <w:color w:val="2B6CB0"/>
         </w:rPr>
-        <w:t>[TC2] Alternative Flow 1: Gerente</w:t>
+        <w:t>[TC4] Alternative Flow 3: Filtro state</w:t>
       </w:r>
     </w:p>
     <w:p>
@@ -25229,7 +25293,7 @@
         <w:rPr>
           <w:sz w:val="20"/>
         </w:rPr>
-        <w:t>Existem diversos usuarios de diferentes perfis cadastrados no sistema</w:t>
+        <w:t>Usuário deve estar logado no servidor e extrator com administrador ; Nao existem extrações cadastradas no banco de dados</w:t>
       </w:r>
     </w:p>
     <w:p>
@@ -25338,17 +25402,17 @@
               <w:rPr>
                 <w:sz w:val="18"/>
               </w:rPr>
-              <w:t>system: SYSTEM: exibe tela principal</w:t>
-            </w:r>
-          </w:p>
-        </w:tc>
-        <w:tc>
-          <w:p>
-            <w:r>
-              <w:rPr>
-                <w:sz w:val="18"/>
-              </w:rPr>
-              <w:t>exibe tela principal</w:t>
+              <w:t>administrador: pressiona opcao “Extract from dicrtory”</w:t>
+            </w:r>
+          </w:p>
+        </w:tc>
+        <w:tc>
+          <w:p>
+            <w:r>
+              <w:rPr>
+                <w:sz w:val="18"/>
+              </w:rPr>
+              <w:t>SYSTEM exibe tela de extracao por diretorio</w:t>
             </w:r>
           </w:p>
         </w:tc>
@@ -25370,17 +25434,145 @@
               <w:rPr>
                 <w:sz w:val="18"/>
               </w:rPr>
-              <w:t>system: SYSTEM: exibe lista somente cos usuários cadastrados do tipo 'Operator' associados ao mesmo laboratorio que o gerente</w:t>
-            </w:r>
-          </w:p>
-        </w:tc>
-        <w:tc>
-          <w:p>
-            <w:r>
-              <w:rPr>
-                <w:sz w:val="18"/>
-              </w:rPr>
-              <w:t>exibe lista somente cos usuários cadastrados do tipo 'Operator' associados ao mesmo laboratorio que o gerente</w:t>
+              <w:t>administrador: seleciona pasta “EXTRACT_FILE_IPP320_AKIRA”, que contem 705 extrações para diversas familias, e pressiona o botao “Extract”</w:t>
+            </w:r>
+          </w:p>
+        </w:tc>
+        <w:tc>
+          <w:p>
+            <w:r>
+              <w:rPr>
+                <w:sz w:val="18"/>
+              </w:rPr>
+              <w:t>SYSTEM exibe na parte inferior da tela uma mensagem indicando que 705 extrações foram realizadas</w:t>
+            </w:r>
+          </w:p>
+        </w:tc>
+      </w:tr>
+      <w:tr>
+        <w:tc>
+          <w:p>
+            <w:r>
+              <w:rPr>
+                <w:sz w:val="18"/>
+              </w:rPr>
+              <w:t>3</w:t>
+            </w:r>
+          </w:p>
+        </w:tc>
+        <w:tc>
+          <w:p>
+            <w:r>
+              <w:rPr>
+                <w:sz w:val="18"/>
+              </w:rPr>
+              <w:t>administrador: acessa pagina “Extractions”</w:t>
+            </w:r>
+          </w:p>
+        </w:tc>
+        <w:tc>
+          <w:p>
+            <w:r>
+              <w:rPr>
+                <w:sz w:val="18"/>
+              </w:rPr>
+              <w:t>SYSTEM exibe a lista de extrações com as 50 ultimas entradas. Entrada 1: 14170PP30289943. Entrada 50: 12328PP30166463</w:t>
+            </w:r>
+          </w:p>
+        </w:tc>
+      </w:tr>
+      <w:tr>
+        <w:tc>
+          <w:p>
+            <w:r>
+              <w:rPr>
+                <w:sz w:val="18"/>
+              </w:rPr>
+              <w:t>4</w:t>
+            </w:r>
+          </w:p>
+        </w:tc>
+        <w:tc>
+          <w:p>
+            <w:r>
+              <w:rPr>
+                <w:sz w:val="18"/>
+              </w:rPr>
+              <w:t>administrador: seleciona opcao para mostrar 100 entradas por pagina</w:t>
+            </w:r>
+          </w:p>
+        </w:tc>
+        <w:tc>
+          <w:p>
+            <w:r>
+              <w:rPr>
+                <w:sz w:val="18"/>
+              </w:rPr>
+              <w:t>SYSTEM exibe a lista de extrações com as 100 ultimas entradas.</w:t>
+            </w:r>
+          </w:p>
+        </w:tc>
+      </w:tr>
+      <w:tr>
+        <w:tc>
+          <w:p>
+            <w:r>
+              <w:rPr>
+                <w:sz w:val="18"/>
+              </w:rPr>
+              <w:t>5</w:t>
+            </w:r>
+          </w:p>
+        </w:tc>
+        <w:tc>
+          <w:p>
+            <w:r>
+              <w:rPr>
+                <w:sz w:val="18"/>
+              </w:rPr>
+              <w:t>administrador: seleciona combo box referente ao filtro por “State”</w:t>
+            </w:r>
+          </w:p>
+        </w:tc>
+        <w:tc>
+          <w:p>
+            <w:r>
+              <w:rPr>
+                <w:sz w:val="18"/>
+              </w:rPr>
+              <w:t>SYSTEM exibe opcoes “Activated”, “Alert Interruption”, “Deactivated”, “Mockup” e “Error”</w:t>
+            </w:r>
+          </w:p>
+        </w:tc>
+      </w:tr>
+      <w:tr>
+        <w:tc>
+          <w:p>
+            <w:r>
+              <w:rPr>
+                <w:sz w:val="18"/>
+              </w:rPr>
+              <w:t>6</w:t>
+            </w:r>
+          </w:p>
+        </w:tc>
+        <w:tc>
+          <w:p>
+            <w:r>
+              <w:rPr>
+                <w:sz w:val="18"/>
+              </w:rPr>
+              <w:t>administrador: seleciona opcao “Activated” no campo de filtro “State”</w:t>
+            </w:r>
+          </w:p>
+        </w:tc>
+        <w:tc>
+          <w:p>
+            <w:r>
+              <w:rPr>
+                <w:sz w:val="18"/>
+              </w:rPr>
+              <w:t>SYSTEM atualiza pagina mostrando 608 extrações</w:t>
             </w:r>
           </w:p>
         </w:tc>
@@ -25401,7 +25593,7 @@
           <w:sz w:val="24"/>
           <w:color w:val="2B6CB0"/>
         </w:rPr>
-        <w:t>[TC3] Alternative Flow 2: administrador</w:t>
+        <w:t>[TC5] Alternative Flow 4: Filtro “Alert Interruption”</w:t>
       </w:r>
     </w:p>
     <w:p>
@@ -25419,7 +25611,7 @@
         <w:rPr>
           <w:sz w:val="20"/>
         </w:rPr>
-        <w:t>Existem diversos usuarios de diferentes perfis cadastrados no sistema</w:t>
+        <w:t>Usuário deve estar logado no servidor e extrator com administrador ; Nao existem extrações cadastradas no banco de dados</w:t>
       </w:r>
     </w:p>
     <w:p>
@@ -25528,49 +25720,17 @@
               <w:rPr>
                 <w:sz w:val="18"/>
               </w:rPr>
-              <w:t>system: SYSTEM: exibe tela principal</w:t>
-            </w:r>
-          </w:p>
-        </w:tc>
-        <w:tc>
-          <w:p>
-            <w:r>
-              <w:rPr>
-                <w:sz w:val="18"/>
-              </w:rPr>
-              <w:t>exibe tela principal</w:t>
-            </w:r>
-          </w:p>
-        </w:tc>
-      </w:tr>
-      <w:tr>
-        <w:tc>
-          <w:p>
-            <w:r>
-              <w:rPr>
-                <w:sz w:val="18"/>
-              </w:rPr>
-              <w:t>2</w:t>
-            </w:r>
-          </w:p>
-        </w:tc>
-        <w:tc>
-          <w:p>
-            <w:r>
-              <w:rPr>
-                <w:sz w:val="18"/>
-              </w:rPr>
-              <w:t>system: SYSTEM: exibe lista somente cos usuarios cadastrados do tipo 'Operator' e 'Manager' associados ao mesmo laboratorio que o administrador</w:t>
-            </w:r>
-          </w:p>
-        </w:tc>
-        <w:tc>
-          <w:p>
-            <w:r>
-              <w:rPr>
-                <w:sz w:val="18"/>
-              </w:rPr>
-              <w:t>exibe lista somente cos usuarios cadastrados do tipo 'Operator' e 'Manager' associados ao mesmo laboratorio que o administrador</w:t>
+              <w:t>administrador: seleciona opcao “Alert Interruption” no campo de filtro “State”</w:t>
+            </w:r>
+          </w:p>
+        </w:tc>
+        <w:tc>
+          <w:p>
+            <w:r>
+              <w:rPr>
+                <w:sz w:val="18"/>
+              </w:rPr>
+              <w:t>SYSTEM atualiza pagina mostrando 97 extracoes</w:t>
             </w:r>
           </w:p>
         </w:tc>
@@ -25579,37 +25739,6 @@
     <w:p>
       <w:r>
         <w:br/>
-      </w:r>
-    </w:p>
-    <w:p>
-      <w:pPr>
-        <w:spacing w:before="300" w:after="100"/>
-      </w:pPr>
-      <w:r>
-        <w:rPr>
-          <w:b w:val="on"/>
-          <w:sz w:val="30"/>
-          <w:color w:val="1A365D"/>
-        </w:rPr>
-        <w:t>Use Case: Login no extrator como Administrador (v1.0)</w:t>
-      </w:r>
-    </w:p>
-    <w:p>
-      <w:pPr>
-        <w:spacing w:after="40"/>
-      </w:pPr>
-      <w:r>
-        <w:rPr>
-          <w:b w:val="on"/>
-          <w:sz w:val="20"/>
-        </w:rPr>
-        <w:t xml:space="preserve">System: </w:t>
-      </w:r>
-      <w:r>
-        <w:rPr>
-          <w:sz w:val="20"/>
-        </w:rPr>
-        <w:t>SAFF Extractor</w:t>
       </w:r>
     </w:p>
     <w:p>
@@ -25622,7 +25751,7 @@
           <w:sz w:val="24"/>
           <w:color w:val="2B6CB0"/>
         </w:rPr>
-        <w:t>[TC1] Basic Flow (Happy Path)</w:t>
+        <w:t>[TC6] Alternative Flow 5: Filtro “Mockup”</w:t>
       </w:r>
     </w:p>
     <w:p>
@@ -25640,7 +25769,7 @@
         <w:rPr>
           <w:sz w:val="20"/>
         </w:rPr>
-        <w:t>Deve existir um usuario cadastrado com perfil administrador</w:t>
+        <w:t>Usuário deve estar logado no servidor e extrator com administrador ; Nao existem extrações cadastradas no banco de dados</w:t>
       </w:r>
     </w:p>
     <w:p>
@@ -25749,49 +25878,17 @@
               <w:rPr>
                 <w:sz w:val="18"/>
               </w:rPr>
-              <w:t>administrador: abre modulo de extracao</w:t>
-            </w:r>
-          </w:p>
-        </w:tc>
-        <w:tc>
-          <w:p>
-            <w:r>
-              <w:rPr>
-                <w:sz w:val="18"/>
-              </w:rPr>
-              <w:t>SYSTEM exibe tela de login</w:t>
-            </w:r>
-          </w:p>
-        </w:tc>
-      </w:tr>
-      <w:tr>
-        <w:tc>
-          <w:p>
-            <w:r>
-              <w:rPr>
-                <w:sz w:val="18"/>
-              </w:rPr>
-              <w:t>2</w:t>
-            </w:r>
-          </w:p>
-        </w:tc>
-        <w:tc>
-          <w:p>
-            <w:r>
-              <w:rPr>
-                <w:sz w:val="18"/>
-              </w:rPr>
-              <w:t>administrador: digita o user e a password de um usuario administrador e pressiona o botao Login</w:t>
-            </w:r>
-          </w:p>
-        </w:tc>
-        <w:tc>
-          <w:p>
-            <w:r>
-              <w:rPr>
-                <w:sz w:val="18"/>
-              </w:rPr>
-              <w:t>SYSTEM exibe tela de extracao por dispositivo</w:t>
+              <w:t>administrador: seleciona opcao “Mockup” no campo de filtro “State”</w:t>
+            </w:r>
+          </w:p>
+        </w:tc>
+        <w:tc>
+          <w:p>
+            <w:r>
+              <w:rPr>
+                <w:sz w:val="18"/>
+              </w:rPr>
+              <w:t>SYSTEM atualiza pagina mostrando lista vazia</w:t>
             </w:r>
           </w:p>
         </w:tc>
@@ -25812,7 +25909,7 @@
           <w:sz w:val="24"/>
           <w:color w:val="2B6CB0"/>
         </w:rPr>
-        <w:t>[TC2] Alternative Flow 1: User invalido</w:t>
+        <w:t>[TC7] Alternative Flow 6: Filtro “Error”</w:t>
       </w:r>
     </w:p>
     <w:p>
@@ -25830,7 +25927,7 @@
         <w:rPr>
           <w:sz w:val="20"/>
         </w:rPr>
-        <w:t>Deve existir um usuario cadastrado com perfil administrador</w:t>
+        <w:t>Usuário deve estar logado no servidor e extrator com administrador ; Nao existem extrações cadastradas no banco de dados</w:t>
       </w:r>
     </w:p>
     <w:p>
@@ -25939,81 +26036,17 @@
               <w:rPr>
                 <w:sz w:val="18"/>
               </w:rPr>
-              <w:t>administrador: abre modulo de extracao</w:t>
-            </w:r>
-          </w:p>
-        </w:tc>
-        <w:tc>
-          <w:p>
-            <w:r>
-              <w:rPr>
-                <w:sz w:val="18"/>
-              </w:rPr>
-              <w:t>SYSTEM exibe tela de login</w:t>
-            </w:r>
-          </w:p>
-        </w:tc>
-      </w:tr>
-      <w:tr>
-        <w:tc>
-          <w:p>
-            <w:r>
-              <w:rPr>
-                <w:sz w:val="18"/>
-              </w:rPr>
-              <w:t>2</w:t>
-            </w:r>
-          </w:p>
-        </w:tc>
-        <w:tc>
-          <w:p>
-            <w:r>
-              <w:rPr>
-                <w:sz w:val="18"/>
-              </w:rPr>
-              <w:t>administrador: digita o user de um usuário invalido, digita uma password e pressiona o botao Login</w:t>
-            </w:r>
-          </w:p>
-        </w:tc>
-        <w:tc>
-          <w:p>
-            <w:r>
-              <w:rPr>
-                <w:sz w:val="18"/>
-              </w:rPr>
-              <w:t>SYSTEM exibe na pagina de login uma mensagem de usuario ou senha incorretos</w:t>
-            </w:r>
-          </w:p>
-        </w:tc>
-      </w:tr>
-      <w:tr>
-        <w:tc>
-          <w:p>
-            <w:r>
-              <w:rPr>
-                <w:sz w:val="18"/>
-              </w:rPr>
-              <w:t>3</w:t>
-            </w:r>
-          </w:p>
-        </w:tc>
-        <w:tc>
-          <w:p>
-            <w:r>
-              <w:rPr>
-                <w:sz w:val="18"/>
-              </w:rPr>
-              <w:t>administrador: digita o user e a password de um usuario administrador e pressiona o botao Login</w:t>
-            </w:r>
-          </w:p>
-        </w:tc>
-        <w:tc>
-          <w:p>
-            <w:r>
-              <w:rPr>
-                <w:sz w:val="18"/>
-              </w:rPr>
-              <w:t>SYSTEM exibe tela de extracao por dispositivo</w:t>
+              <w:t>administrador: seleciona opcao “Error” no campo de filtro “State”</w:t>
+            </w:r>
+          </w:p>
+        </w:tc>
+        <w:tc>
+          <w:p>
+            <w:r>
+              <w:rPr>
+                <w:sz w:val="18"/>
+              </w:rPr>
+              <w:t>SYSTEM atualiza pagina mostrando extrações associadas aos estados 'Alert Interruption' e 'Mockup'</w:t>
             </w:r>
           </w:p>
         </w:tc>
@@ -26034,7 +26067,7 @@
           <w:sz w:val="24"/>
           <w:color w:val="2B6CB0"/>
         </w:rPr>
-        <w:t>[TC3] Alternative Flow 2: Password invalida</w:t>
+        <w:t>[TC8] Alternative Flow 7: Extracoes Sequenciais</w:t>
       </w:r>
     </w:p>
     <w:p>
@@ -26052,7 +26085,7 @@
         <w:rPr>
           <w:sz w:val="20"/>
         </w:rPr>
-        <w:t>Deve existir um usuario cadastrado com perfil administrador</w:t>
+        <w:t>Usuário deve estar logado no servidor e extrator com administrador ; Nao existem extrações cadastradas no banco de dados</w:t>
       </w:r>
     </w:p>
     <w:p>
@@ -26161,17 +26194,17 @@
               <w:rPr>
                 <w:sz w:val="18"/>
               </w:rPr>
-              <w:t>administrador: abre modulo de extracao</w:t>
-            </w:r>
-          </w:p>
-        </w:tc>
-        <w:tc>
-          <w:p>
-            <w:r>
-              <w:rPr>
-                <w:sz w:val="18"/>
-              </w:rPr>
-              <w:t>SYSTEM exibe tela de login</w:t>
+              <w:t>administrador: pressiona opcao “Extract from dicrtory”</w:t>
+            </w:r>
+          </w:p>
+        </w:tc>
+        <w:tc>
+          <w:p>
+            <w:r>
+              <w:rPr>
+                <w:sz w:val="18"/>
+              </w:rPr>
+              <w:t>SYSTEM exibe tela de extracao por diretorio</w:t>
             </w:r>
           </w:p>
         </w:tc>
@@ -26193,17 +26226,17 @@
               <w:rPr>
                 <w:sz w:val="18"/>
               </w:rPr>
-              <w:t>administrador: digita o user de um usuário administrador corretamente, digita uma password invalida e pressiona o botao Login</w:t>
-            </w:r>
-          </w:p>
-        </w:tc>
-        <w:tc>
-          <w:p>
-            <w:r>
-              <w:rPr>
-                <w:sz w:val="18"/>
-              </w:rPr>
-              <w:t>SYSTEM abre um pop-up e exibe a mensagem de usuario ou senha incorretos; informa o numero de tentativas restantes ate que o usuario seja bloqueado</w:t>
+              <w:t>administrador: seleciona pasta “EXTRACT_FILE_IPP320_AKIRA”, que contem 705 extrações para diversas familias, e pressiona o botao “Extract”</w:t>
+            </w:r>
+          </w:p>
+        </w:tc>
+        <w:tc>
+          <w:p>
+            <w:r>
+              <w:rPr>
+                <w:sz w:val="18"/>
+              </w:rPr>
+              <w:t>SYSTEM exibe na parte inferior da tela uma mensagem indicando que 705 extrações foram realizadas</w:t>
             </w:r>
           </w:p>
         </w:tc>
@@ -26225,17 +26258,17 @@
               <w:rPr>
                 <w:sz w:val="18"/>
               </w:rPr>
-              <w:t>administrador: pressiona o botao Ok</w:t>
-            </w:r>
-          </w:p>
-        </w:tc>
-        <w:tc>
-          <w:p>
-            <w:r>
-              <w:rPr>
-                <w:sz w:val="18"/>
-              </w:rPr>
-              <w:t>SYSTEM fecha a janela pop-up</w:t>
+              <w:t>administrador: pressiona opcao “Extract from dicrtory”</w:t>
+            </w:r>
+          </w:p>
+        </w:tc>
+        <w:tc>
+          <w:p>
+            <w:r>
+              <w:rPr>
+                <w:sz w:val="18"/>
+              </w:rPr>
+              <w:t>SYSTEM exibe tela de extracao por diretorio</w:t>
             </w:r>
           </w:p>
         </w:tc>
@@ -26257,17 +26290,49 @@
               <w:rPr>
                 <w:sz w:val="18"/>
               </w:rPr>
-              <w:t>administrador: digita o user e a password de um usuario administrador e pressiona o botao Login</w:t>
-            </w:r>
-          </w:p>
-        </w:tc>
-        <w:tc>
-          <w:p>
-            <w:r>
-              <w:rPr>
-                <w:sz w:val="18"/>
-              </w:rPr>
-              <w:t>SYSTEM exibe tela de extracao por dispositivo</w:t>
+              <w:t>administrador: seleciona pasta “EXTRACT_FILE_IPP320_AKIRA”, que contém 705 extrações para diversas família, e pressiona o botão “Extract”</w:t>
+            </w:r>
+          </w:p>
+        </w:tc>
+        <w:tc>
+          <w:p>
+            <w:r>
+              <w:rPr>
+                <w:sz w:val="18"/>
+              </w:rPr>
+              <w:t>SYSTEM exibe na parte inferior da tela uma mensagem indicando que 705 extrações foram realizadas</w:t>
+            </w:r>
+          </w:p>
+        </w:tc>
+      </w:tr>
+      <w:tr>
+        <w:tc>
+          <w:p>
+            <w:r>
+              <w:rPr>
+                <w:sz w:val="18"/>
+              </w:rPr>
+              <w:t>5</w:t>
+            </w:r>
+          </w:p>
+        </w:tc>
+        <w:tc>
+          <w:p>
+            <w:r>
+              <w:rPr>
+                <w:sz w:val="18"/>
+              </w:rPr>
+              <w:t>administrador: acessa pagina “Extractions”</w:t>
+            </w:r>
+          </w:p>
+        </w:tc>
+        <w:tc>
+          <w:p>
+            <w:r>
+              <w:rPr>
+                <w:sz w:val="18"/>
+              </w:rPr>
+              <w:t>SYSTEM exibe uma lista com 1510</w:t>
             </w:r>
           </w:p>
         </w:tc>
@@ -26276,6 +26341,37 @@
     <w:p>
       <w:r>
         <w:br/>
+      </w:r>
+    </w:p>
+    <w:p>
+      <w:pPr>
+        <w:spacing w:before="300" w:after="100"/>
+      </w:pPr>
+      <w:r>
+        <w:rPr>
+          <w:b w:val="on"/>
+          <w:sz w:val="30"/>
+          <w:color w:val="1A365D"/>
+        </w:rPr>
+        <w:t>Use Case: Listar Usuarios (v1.0)</w:t>
+      </w:r>
+    </w:p>
+    <w:p>
+      <w:pPr>
+        <w:spacing w:after="40"/>
+      </w:pPr>
+      <w:r>
+        <w:rPr>
+          <w:b w:val="on"/>
+          <w:sz w:val="20"/>
+        </w:rPr>
+        <w:t xml:space="preserve">System: </w:t>
+      </w:r>
+      <w:r>
+        <w:rPr>
+          <w:sz w:val="20"/>
+        </w:rPr>
+        <w:t>SAFF</w:t>
       </w:r>
     </w:p>
     <w:p>
@@ -26288,7 +26384,7 @@
           <w:sz w:val="24"/>
           <w:color w:val="2B6CB0"/>
         </w:rPr>
-        <w:t>[TC4] Alternative Flow 3: Numero de tentativas invalidas e 5</w:t>
+        <w:t>[TC1] Basic Flow (Happy Path)</w:t>
       </w:r>
     </w:p>
     <w:p>
@@ -26306,7 +26402,7 @@
         <w:rPr>
           <w:sz w:val="20"/>
         </w:rPr>
-        <w:t>Deve existir um usuario cadastrado com perfil administrador</w:t>
+        <w:t>Existem diversos usuarios de diferentes perfis cadastrados no sistema</w:t>
       </w:r>
     </w:p>
     <w:p>
@@ -26415,17 +26511,17 @@
               <w:rPr>
                 <w:sz w:val="18"/>
               </w:rPr>
-              <w:t>administrador: abre modulo de extracao</w:t>
-            </w:r>
-          </w:p>
-        </w:tc>
-        <w:tc>
-          <w:p>
-            <w:r>
-              <w:rPr>
-                <w:sz w:val="18"/>
-              </w:rPr>
-              <w:t>SYSTEM exibe tela de login</w:t>
+              <w:t>system: SYSTEM: exibe tela principal</w:t>
+            </w:r>
+          </w:p>
+        </w:tc>
+        <w:tc>
+          <w:p>
+            <w:r>
+              <w:rPr>
+                <w:sz w:val="18"/>
+              </w:rPr>
+              <w:t>exibe tela principal</w:t>
             </w:r>
           </w:p>
         </w:tc>
@@ -26447,17 +26543,17 @@
               <w:rPr>
                 <w:sz w:val="18"/>
               </w:rPr>
-              <w:t>administrador: digita o user correte e o password invalido pela sexta vez e pressiona o botao Login</w:t>
-            </w:r>
-          </w:p>
-        </w:tc>
-        <w:tc>
-          <w:p>
-            <w:r>
-              <w:rPr>
-                <w:sz w:val="18"/>
-              </w:rPr>
-              <w:t>SYSTEM bloqueia o usuario e exibe uma mensagem informando que o usuario foi bloqueado</w:t>
+              <w:t>system: SYSTEM: exibe lista com todos os usuários cadastrados</w:t>
+            </w:r>
+          </w:p>
+        </w:tc>
+        <w:tc>
+          <w:p>
+            <w:r>
+              <w:rPr>
+                <w:sz w:val="18"/>
+              </w:rPr>
+              <w:t>exibe lista com todos os usuários cadastrados</w:t>
             </w:r>
           </w:p>
         </w:tc>
@@ -26479,17 +26575,17 @@
               <w:rPr>
                 <w:sz w:val="18"/>
               </w:rPr>
-              <w:t>administrador: tenta mais uma vez logar na conta do usuário, agora com dados validos</w:t>
-            </w:r>
-          </w:p>
-        </w:tc>
-        <w:tc>
-          <w:p>
-            <w:r>
-              <w:rPr>
-                <w:sz w:val="18"/>
-              </w:rPr>
-              <w:t>SYSTEM exibe mensagem informando usuario esta bloqueado</w:t>
+              <w:t>system: SYSTEM: exibe pagina contendo os campos 'Name', 'Login', 'Type' e 'Language' devidamente preenchidos</w:t>
+            </w:r>
+          </w:p>
+        </w:tc>
+        <w:tc>
+          <w:p>
+            <w:r>
+              <w:rPr>
+                <w:sz w:val="18"/>
+              </w:rPr>
+              <w:t>exibe pagina contendo os campos 'Name', 'Login', 'Type' e 'Language' devidamente preenchidos</w:t>
             </w:r>
           </w:p>
         </w:tc>
@@ -26510,7 +26606,7 @@
           <w:sz w:val="24"/>
           <w:color w:val="2B6CB0"/>
         </w:rPr>
-        <w:t>[TC5] Exception Flow 1: Sem conexao com o servidor e usuario deseja fazer extracao offline</w:t>
+        <w:t>[TC2] Alternative Flow 1: Gerente</w:t>
       </w:r>
     </w:p>
     <w:p>
@@ -26528,7 +26624,7 @@
         <w:rPr>
           <w:sz w:val="20"/>
         </w:rPr>
-        <w:t>Deve existir um usuario cadastrado com perfil administrador</w:t>
+        <w:t>Existem diversos usuarios de diferentes perfis cadastrados no sistema</w:t>
       </w:r>
     </w:p>
     <w:p>
@@ -26546,7 +26642,7 @@
         <w:rPr>
           <w:sz w:val="20"/>
         </w:rPr>
-        <w:t>Flow interrupted due to exception / error</w:t>
+        <w:t/>
       </w:r>
     </w:p>
     <w:tbl>
@@ -26637,17 +26733,17 @@
               <w:rPr>
                 <w:sz w:val="18"/>
               </w:rPr>
-              <w:t>administrador: abre modulo de extracao</w:t>
-            </w:r>
-          </w:p>
-        </w:tc>
-        <w:tc>
-          <w:p>
-            <w:r>
-              <w:rPr>
-                <w:sz w:val="18"/>
-              </w:rPr>
-              <w:t>SYSTEM exibe tela de login</w:t>
+              <w:t>system: SYSTEM: exibe tela principal</w:t>
+            </w:r>
+          </w:p>
+        </w:tc>
+        <w:tc>
+          <w:p>
+            <w:r>
+              <w:rPr>
+                <w:sz w:val="18"/>
+              </w:rPr>
+              <w:t>exibe tela principal</w:t>
             </w:r>
           </w:p>
         </w:tc>
@@ -26669,49 +26765,17 @@
               <w:rPr>
                 <w:sz w:val="18"/>
               </w:rPr>
-              <w:t>administrador: digita o user e a password de um usuario administrador e pressiona o botao Login</w:t>
-            </w:r>
-          </w:p>
-        </w:tc>
-        <w:tc>
-          <w:p>
-            <w:r>
-              <w:rPr>
-                <w:sz w:val="18"/>
-              </w:rPr>
-              <w:t>SYSTEM exibe pop-up questionando se o usuqrio deseja fazer extracoes offline</w:t>
-            </w:r>
-          </w:p>
-        </w:tc>
-      </w:tr>
-      <w:tr>
-        <w:tc>
-          <w:p>
-            <w:r>
-              <w:rPr>
-                <w:sz w:val="18"/>
-              </w:rPr>
-              <w:t>3</w:t>
-            </w:r>
-          </w:p>
-        </w:tc>
-        <w:tc>
-          <w:p>
-            <w:r>
-              <w:rPr>
-                <w:sz w:val="18"/>
-              </w:rPr>
-              <w:t>administrador: pressiona o botao Yes</w:t>
-            </w:r>
-          </w:p>
-        </w:tc>
-        <w:tc>
-          <w:p>
-            <w:r>
-              <w:rPr>
-                <w:sz w:val="18"/>
-              </w:rPr>
-              <w:t>SYSTEM fecha a janela pop-up e exibe tela de extracao por dispositivo em modo offline</w:t>
+              <w:t>system: SYSTEM: exibe lista somente cos usuários cadastrados do tipo 'Operator' associados ao mesmo laboratorio que o gerente</w:t>
+            </w:r>
+          </w:p>
+        </w:tc>
+        <w:tc>
+          <w:p>
+            <w:r>
+              <w:rPr>
+                <w:sz w:val="18"/>
+              </w:rPr>
+              <w:t>exibe lista somente cos usuários cadastrados do tipo 'Operator' associados ao mesmo laboratorio que o gerente</w:t>
             </w:r>
           </w:p>
         </w:tc>
@@ -26732,7 +26796,7 @@
           <w:sz w:val="24"/>
           <w:color w:val="2B6CB0"/>
         </w:rPr>
-        <w:t>[TC6] Exception Flow 2: Sem conexao com o servidor e usuario nao deseja fazer extração offline</w:t>
+        <w:t>[TC3] Alternative Flow 2: administrador</w:t>
       </w:r>
     </w:p>
     <w:p>
@@ -26750,7 +26814,7 @@
         <w:rPr>
           <w:sz w:val="20"/>
         </w:rPr>
-        <w:t>Deve existir um usuario cadastrado com perfil administrador</w:t>
+        <w:t>Existem diversos usuarios de diferentes perfis cadastrados no sistema</w:t>
       </w:r>
     </w:p>
     <w:p>
@@ -26768,7 +26832,7 @@
         <w:rPr>
           <w:sz w:val="20"/>
         </w:rPr>
-        <w:t>Flow interrupted due to exception / error</w:t>
+        <w:t/>
       </w:r>
     </w:p>
     <w:tbl>
@@ -26859,17 +26923,17 @@
               <w:rPr>
                 <w:sz w:val="18"/>
               </w:rPr>
-              <w:t>administrador: abre modulo de extracao</w:t>
-            </w:r>
-          </w:p>
-        </w:tc>
-        <w:tc>
-          <w:p>
-            <w:r>
-              <w:rPr>
-                <w:sz w:val="18"/>
-              </w:rPr>
-              <w:t>SYSTEM exibe tela de login</w:t>
+              <w:t>system: SYSTEM: exibe tela principal</w:t>
+            </w:r>
+          </w:p>
+        </w:tc>
+        <w:tc>
+          <w:p>
+            <w:r>
+              <w:rPr>
+                <w:sz w:val="18"/>
+              </w:rPr>
+              <w:t>exibe tela principal</w:t>
             </w:r>
           </w:p>
         </w:tc>
@@ -26891,49 +26955,17 @@
               <w:rPr>
                 <w:sz w:val="18"/>
               </w:rPr>
-              <w:t>administrador: digita o user e a password de um usuario administrador e pressiona o botao Login</w:t>
-            </w:r>
-          </w:p>
-        </w:tc>
-        <w:tc>
-          <w:p>
-            <w:r>
-              <w:rPr>
-                <w:sz w:val="18"/>
-              </w:rPr>
-              <w:t>SYSTEM exibe pop-up questionando se o usuário deveja fazer extracoes offline</w:t>
-            </w:r>
-          </w:p>
-        </w:tc>
-      </w:tr>
-      <w:tr>
-        <w:tc>
-          <w:p>
-            <w:r>
-              <w:rPr>
-                <w:sz w:val="18"/>
-              </w:rPr>
-              <w:t>3</w:t>
-            </w:r>
-          </w:p>
-        </w:tc>
-        <w:tc>
-          <w:p>
-            <w:r>
-              <w:rPr>
-                <w:sz w:val="18"/>
-              </w:rPr>
-              <w:t>administrador: pressiona o botao No</w:t>
-            </w:r>
-          </w:p>
-        </w:tc>
-        <w:tc>
-          <w:p>
-            <w:r>
-              <w:rPr>
-                <w:sz w:val="18"/>
-              </w:rPr>
-              <w:t>SYSTEM fecha a janela pop-up</w:t>
+              <w:t>system: SYSTEM: exibe lista somente cos usuarios cadastrados do tipo 'Operator' e 'Manager' associados ao mesmo laboratorio que o administrador</w:t>
+            </w:r>
+          </w:p>
+        </w:tc>
+        <w:tc>
+          <w:p>
+            <w:r>
+              <w:rPr>
+                <w:sz w:val="18"/>
+              </w:rPr>
+              <w:t>exibe lista somente cos usuarios cadastrados do tipo 'Operator' e 'Manager' associados ao mesmo laboratorio que o administrador</w:t>
             </w:r>
           </w:p>
         </w:tc>
@@ -26942,6 +26974,37 @@
     <w:p>
       <w:r>
         <w:br/>
+      </w:r>
+    </w:p>
+    <w:p>
+      <w:pPr>
+        <w:spacing w:before="300" w:after="100"/>
+      </w:pPr>
+      <w:r>
+        <w:rPr>
+          <w:b w:val="on"/>
+          <w:sz w:val="30"/>
+          <w:color w:val="1A365D"/>
+        </w:rPr>
+        <w:t>Use Case: Login no extrator como Administrador (v1.0)</w:t>
+      </w:r>
+    </w:p>
+    <w:p>
+      <w:pPr>
+        <w:spacing w:after="40"/>
+      </w:pPr>
+      <w:r>
+        <w:rPr>
+          <w:b w:val="on"/>
+          <w:sz w:val="20"/>
+        </w:rPr>
+        <w:t xml:space="preserve">System: </w:t>
+      </w:r>
+      <w:r>
+        <w:rPr>
+          <w:sz w:val="20"/>
+        </w:rPr>
+        <w:t>SAFF Extractor</w:t>
       </w:r>
     </w:p>
     <w:p>
@@ -26954,7 +27017,7 @@
           <w:sz w:val="24"/>
           <w:color w:val="2B6CB0"/>
         </w:rPr>
-        <w:t>[TC7] Exception Flow 3: Usuario inativo por 90 dias</w:t>
+        <w:t>[TC1] Basic Flow (Happy Path)</w:t>
       </w:r>
     </w:p>
     <w:p>
@@ -26990,7 +27053,7 @@
         <w:rPr>
           <w:sz w:val="20"/>
         </w:rPr>
-        <w:t>Flow interrupted due to exception / error</w:t>
+        <w:t>O usuario deve estar logado</w:t>
       </w:r>
     </w:p>
     <w:tbl>
@@ -27113,17 +27176,17 @@
               <w:rPr>
                 <w:sz w:val="18"/>
               </w:rPr>
-              <w:t>administrador: digita o user e a password de um usuario administrador e pressiona o botao Login</w:t>
-            </w:r>
-          </w:p>
-        </w:tc>
-        <w:tc>
-          <w:p>
-            <w:r>
-              <w:rPr>
-                <w:sz w:val="18"/>
-              </w:rPr>
-              <w:t>SYSTEM exibe mensagem indicando que usuario foi bloqueado</w:t>
+              <w:t>administrador: digita o user e a password de um usuário administrador e pressiona o botao Login</w:t>
+            </w:r>
+          </w:p>
+        </w:tc>
+        <w:tc>
+          <w:p>
+            <w:r>
+              <w:rPr>
+                <w:sz w:val="18"/>
+              </w:rPr>
+              <w:t>SYSTEM exibe tela de extracao por dispositivo</w:t>
             </w:r>
           </w:p>
         </w:tc>
@@ -27132,37 +27195,6 @@
     <w:p>
       <w:r>
         <w:br/>
-      </w:r>
-    </w:p>
-    <w:p>
-      <w:pPr>
-        <w:spacing w:before="300" w:after="100"/>
-      </w:pPr>
-      <w:r>
-        <w:rPr>
-          <w:b w:val="on"/>
-          <w:sz w:val="30"/>
-          <w:color w:val="1A365D"/>
-        </w:rPr>
-        <w:t>Use Case: Login no servidor como Administrador (v1.0)</w:t>
-      </w:r>
-    </w:p>
-    <w:p>
-      <w:pPr>
-        <w:spacing w:after="40"/>
-      </w:pPr>
-      <w:r>
-        <w:rPr>
-          <w:b w:val="on"/>
-          <w:sz w:val="20"/>
-        </w:rPr>
-        <w:t xml:space="preserve">System: </w:t>
-      </w:r>
-      <w:r>
-        <w:rPr>
-          <w:sz w:val="20"/>
-        </w:rPr>
-        <w:t>SAFF Extractor</w:t>
       </w:r>
     </w:p>
     <w:p>
@@ -27175,7 +27207,7 @@
           <w:sz w:val="24"/>
           <w:color w:val="2B6CB0"/>
         </w:rPr>
-        <w:t>[TC1] Basic Flow (Happy Path)</w:t>
+        <w:t>[TC2] Alternative Flow 1: User invalido</w:t>
       </w:r>
     </w:p>
     <w:p>
@@ -27211,7 +27243,7 @@
         <w:rPr>
           <w:sz w:val="20"/>
         </w:rPr>
-        <w:t/>
+        <w:t>O usuario deve estar logado</w:t>
       </w:r>
     </w:p>
     <w:tbl>
@@ -27302,17 +27334,17 @@
               <w:rPr>
                 <w:sz w:val="18"/>
               </w:rPr>
-              <w:t>administrador: acessa o sistema</w:t>
-            </w:r>
-          </w:p>
-        </w:tc>
-        <w:tc>
-          <w:p>
-            <w:r>
-              <w:rPr>
-                <w:sz w:val="18"/>
-              </w:rPr>
-              <w:t>SYSTEM exibe pagina de login</w:t>
+              <w:t>administrador: abre modulo de extracao</w:t>
+            </w:r>
+          </w:p>
+        </w:tc>
+        <w:tc>
+          <w:p>
+            <w:r>
+              <w:rPr>
+                <w:sz w:val="18"/>
+              </w:rPr>
+              <w:t>SYSTEM exibe tela de login</w:t>
             </w:r>
           </w:p>
         </w:tc>
@@ -27334,17 +27366,81 @@
               <w:rPr>
                 <w:sz w:val="18"/>
               </w:rPr>
-              <w:t>administrador: digita o user e a password de um usuario administrador e pressiona o botao Login</w:t>
-            </w:r>
-          </w:p>
-        </w:tc>
-        <w:tc>
-          <w:p>
-            <w:r>
-              <w:rPr>
-                <w:sz w:val="18"/>
-              </w:rPr>
-              <w:t>SYSTEM exibe pagina 'Search extraction'</w:t>
+              <w:t>administrador: digita o user de um usuário inválido, digita uma password e pressiona o botao Login</w:t>
+            </w:r>
+          </w:p>
+        </w:tc>
+        <w:tc>
+          <w:p>
+            <w:r>
+              <w:rPr>
+                <w:sz w:val="18"/>
+              </w:rPr>
+              <w:t>SYSTEM exibe mensagem “Invalid user or password” na tela de login</w:t>
+            </w:r>
+          </w:p>
+        </w:tc>
+      </w:tr>
+      <w:tr>
+        <w:tc>
+          <w:p>
+            <w:r>
+              <w:rPr>
+                <w:sz w:val="18"/>
+              </w:rPr>
+              <w:t>3</w:t>
+            </w:r>
+          </w:p>
+        </w:tc>
+        <w:tc>
+          <w:p>
+            <w:r>
+              <w:rPr>
+                <w:sz w:val="18"/>
+              </w:rPr>
+              <w:t>system: SYSTEM: exibe tela de login</w:t>
+            </w:r>
+          </w:p>
+        </w:tc>
+        <w:tc>
+          <w:p>
+            <w:r>
+              <w:rPr>
+                <w:sz w:val="18"/>
+              </w:rPr>
+              <w:t>exibe tela de login</w:t>
+            </w:r>
+          </w:p>
+        </w:tc>
+      </w:tr>
+      <w:tr>
+        <w:tc>
+          <w:p>
+            <w:r>
+              <w:rPr>
+                <w:sz w:val="18"/>
+              </w:rPr>
+              <w:t>4</w:t>
+            </w:r>
+          </w:p>
+        </w:tc>
+        <w:tc>
+          <w:p>
+            <w:r>
+              <w:rPr>
+                <w:sz w:val="18"/>
+              </w:rPr>
+              <w:t>administrador: digita o user e a password de um usuário administrador e pressiona o botao Login</w:t>
+            </w:r>
+          </w:p>
+        </w:tc>
+        <w:tc>
+          <w:p>
+            <w:r>
+              <w:rPr>
+                <w:sz w:val="18"/>
+              </w:rPr>
+              <w:t>SYSTEM exibe tela de extracao por dispositivo</w:t>
             </w:r>
           </w:p>
         </w:tc>
@@ -27365,7 +27461,7 @@
           <w:sz w:val="24"/>
           <w:color w:val="2B6CB0"/>
         </w:rPr>
-        <w:t>[TC2] Alternative Flow 1: User invalido</w:t>
+        <w:t>[TC3] Alternative Flow 2: Password invalida</w:t>
       </w:r>
     </w:p>
     <w:p>
@@ -27401,7 +27497,7 @@
         <w:rPr>
           <w:sz w:val="20"/>
         </w:rPr>
-        <w:t/>
+        <w:t>O usuario deve estar logado</w:t>
       </w:r>
     </w:p>
     <w:tbl>
@@ -27492,17 +27588,17 @@
               <w:rPr>
                 <w:sz w:val="18"/>
               </w:rPr>
-              <w:t>administrador: acessa o sistema</w:t>
-            </w:r>
-          </w:p>
-        </w:tc>
-        <w:tc>
-          <w:p>
-            <w:r>
-              <w:rPr>
-                <w:sz w:val="18"/>
-              </w:rPr>
-              <w:t>SYSTEM exibe pagina de login</w:t>
+              <w:t>administrador: abre modulo de extracao</w:t>
+            </w:r>
+          </w:p>
+        </w:tc>
+        <w:tc>
+          <w:p>
+            <w:r>
+              <w:rPr>
+                <w:sz w:val="18"/>
+              </w:rPr>
+              <w:t>SYSTEM exibe tela de login</w:t>
             </w:r>
           </w:p>
         </w:tc>
@@ -27524,17 +27620,17 @@
               <w:rPr>
                 <w:sz w:val="18"/>
               </w:rPr>
-              <w:t>administrador: digita o user de um usuário invalido, digita uma password e pressiona o botao Login</w:t>
-            </w:r>
-          </w:p>
-        </w:tc>
-        <w:tc>
-          <w:p>
-            <w:r>
-              <w:rPr>
-                <w:sz w:val="18"/>
-              </w:rPr>
-              <w:t>SYSTEM exibe na pagina de login uma mensagem de usuario ou senha incorretos</w:t>
+              <w:t>administrador: digita o user de um usuário administrador corretamente, digita uma password invalida e pressiona o botao Login</w:t>
+            </w:r>
+          </w:p>
+        </w:tc>
+        <w:tc>
+          <w:p>
+            <w:r>
+              <w:rPr>
+                <w:sz w:val="18"/>
+              </w:rPr>
+              <w:t>SYSTEM abre um pop-up e exibe a mensagem “User or Password incorrect. Attempts remaining until the account lockout: #tentativas restantes#” em um pop-up</w:t>
             </w:r>
           </w:p>
         </w:tc>
@@ -27556,17 +27652,81 @@
               <w:rPr>
                 <w:sz w:val="18"/>
               </w:rPr>
-              <w:t>administrador: digita o user e a password de um usuario administrador e pressiona o botao Login</w:t>
-            </w:r>
-          </w:p>
-        </w:tc>
-        <w:tc>
-          <w:p>
-            <w:r>
-              <w:rPr>
-                <w:sz w:val="18"/>
-              </w:rPr>
-              <w:t>SYSTEM exibe pagina 'Search extraction'</w:t>
+              <w:t>administrador: pressiona o botao Ok</w:t>
+            </w:r>
+          </w:p>
+        </w:tc>
+        <w:tc>
+          <w:p>
+            <w:r>
+              <w:rPr>
+                <w:sz w:val="18"/>
+              </w:rPr>
+              <w:t>SYSTEM fecha a janela pop-up</w:t>
+            </w:r>
+          </w:p>
+        </w:tc>
+      </w:tr>
+      <w:tr>
+        <w:tc>
+          <w:p>
+            <w:r>
+              <w:rPr>
+                <w:sz w:val="18"/>
+              </w:rPr>
+              <w:t>4</w:t>
+            </w:r>
+          </w:p>
+        </w:tc>
+        <w:tc>
+          <w:p>
+            <w:r>
+              <w:rPr>
+                <w:sz w:val="18"/>
+              </w:rPr>
+              <w:t>system: SYSTEM: exibe tela de login</w:t>
+            </w:r>
+          </w:p>
+        </w:tc>
+        <w:tc>
+          <w:p>
+            <w:r>
+              <w:rPr>
+                <w:sz w:val="18"/>
+              </w:rPr>
+              <w:t>exibe tela de login</w:t>
+            </w:r>
+          </w:p>
+        </w:tc>
+      </w:tr>
+      <w:tr>
+        <w:tc>
+          <w:p>
+            <w:r>
+              <w:rPr>
+                <w:sz w:val="18"/>
+              </w:rPr>
+              <w:t>5</w:t>
+            </w:r>
+          </w:p>
+        </w:tc>
+        <w:tc>
+          <w:p>
+            <w:r>
+              <w:rPr>
+                <w:sz w:val="18"/>
+              </w:rPr>
+              <w:t>administrador: digita o user e a password de um usuário administrador e pressiona o botao Login</w:t>
+            </w:r>
+          </w:p>
+        </w:tc>
+        <w:tc>
+          <w:p>
+            <w:r>
+              <w:rPr>
+                <w:sz w:val="18"/>
+              </w:rPr>
+              <w:t>SYSTEM exibe tela de extracao por dispositivo</w:t>
             </w:r>
           </w:p>
         </w:tc>
@@ -27587,7 +27747,7 @@
           <w:sz w:val="24"/>
           <w:color w:val="2B6CB0"/>
         </w:rPr>
-        <w:t>[TC3] Alternative Flow 2: Password invalida</w:t>
+        <w:t>[TC4] Alternative Flow 3: Numero de tentativas invalidas e 5</w:t>
       </w:r>
     </w:p>
     <w:p>
@@ -27623,7 +27783,7 @@
         <w:rPr>
           <w:sz w:val="20"/>
         </w:rPr>
-        <w:t/>
+        <w:t>O usuario deve estar logado</w:t>
       </w:r>
     </w:p>
     <w:tbl>
@@ -27714,17 +27874,17 @@
               <w:rPr>
                 <w:sz w:val="18"/>
               </w:rPr>
-              <w:t>administrador: acessa o sistema</w:t>
-            </w:r>
-          </w:p>
-        </w:tc>
-        <w:tc>
-          <w:p>
-            <w:r>
-              <w:rPr>
-                <w:sz w:val="18"/>
-              </w:rPr>
-              <w:t>SYSTEM exibe pagina de login</w:t>
+              <w:t>administrador: abre modulo de extracao</w:t>
+            </w:r>
+          </w:p>
+        </w:tc>
+        <w:tc>
+          <w:p>
+            <w:r>
+              <w:rPr>
+                <w:sz w:val="18"/>
+              </w:rPr>
+              <w:t>SYSTEM exibe tela de login</w:t>
             </w:r>
           </w:p>
         </w:tc>
@@ -27746,17 +27906,17 @@
               <w:rPr>
                 <w:sz w:val="18"/>
               </w:rPr>
-              <w:t>administrador: digita o user de um usuario administrador corretamente, digita uma password inválida e pressiona o botão Login</w:t>
-            </w:r>
-          </w:p>
-        </w:tc>
-        <w:tc>
-          <w:p>
-            <w:r>
-              <w:rPr>
-                <w:sz w:val="18"/>
-              </w:rPr>
-              <w:t>SYSTEM exibe mensagem de usuario ou senha incorretos na pagina de login; informa o numero de tentativas restantes ate que o usuario seja bloqueado</w:t>
+              <w:t>administrador: digita o user de um usuario administrador corretamente, digita uma password invalida pela sexta vez e pressiona o botao Login</w:t>
+            </w:r>
+          </w:p>
+        </w:tc>
+        <w:tc>
+          <w:p>
+            <w:r>
+              <w:rPr>
+                <w:sz w:val="18"/>
+              </w:rPr>
+              <w:t>SYSTEM bloqueia o usuário e exibe a mensagem 'This user has been blocked'</w:t>
             </w:r>
           </w:p>
         </w:tc>
@@ -27778,17 +27938,17 @@
               <w:rPr>
                 <w:sz w:val="18"/>
               </w:rPr>
-              <w:t>administrador: digita o user e a password de um usuario administrador e pressiona o botao Login</w:t>
-            </w:r>
-          </w:p>
-        </w:tc>
-        <w:tc>
-          <w:p>
-            <w:r>
-              <w:rPr>
-                <w:sz w:val="18"/>
-              </w:rPr>
-              <w:t>SYSTEM exibe pagina 'Search extraction'</w:t>
+              <w:t>administrador: tenta mais uma vez logar na conta do usuário, agora com dados validos</w:t>
+            </w:r>
+          </w:p>
+        </w:tc>
+        <w:tc>
+          <w:p>
+            <w:r>
+              <w:rPr>
+                <w:sz w:val="18"/>
+              </w:rPr>
+              <w:t>SYSTEM exibe mensagem informando usuario está bloqueado</w:t>
             </w:r>
           </w:p>
         </w:tc>
@@ -27809,7 +27969,7 @@
           <w:sz w:val="24"/>
           <w:color w:val="2B6CB0"/>
         </w:rPr>
-        <w:t>[TC4] Alternative Flow 3: Numero de tentativas invalidas e 5</w:t>
+        <w:t>[TC5] Exception Flow 1: Sem conexao com o servidor e usuario deseja fazer extracao offline</w:t>
       </w:r>
     </w:p>
     <w:p>
@@ -27845,7 +28005,7 @@
         <w:rPr>
           <w:sz w:val="20"/>
         </w:rPr>
-        <w:t/>
+        <w:t>Flow interrupted due to exception / error</w:t>
       </w:r>
     </w:p>
     <w:tbl>
@@ -27936,17 +28096,17 @@
               <w:rPr>
                 <w:sz w:val="18"/>
               </w:rPr>
-              <w:t>administrador: acessa o sistema</w:t>
-            </w:r>
-          </w:p>
-        </w:tc>
-        <w:tc>
-          <w:p>
-            <w:r>
-              <w:rPr>
-                <w:sz w:val="18"/>
-              </w:rPr>
-              <w:t>SYSTEM exibe pagina de login</w:t>
+              <w:t>administrador: abre modulo de extracao</w:t>
+            </w:r>
+          </w:p>
+        </w:tc>
+        <w:tc>
+          <w:p>
+            <w:r>
+              <w:rPr>
+                <w:sz w:val="18"/>
+              </w:rPr>
+              <w:t>SYSTEM exibe tela de login</w:t>
             </w:r>
           </w:p>
         </w:tc>
@@ -27968,17 +28128,17 @@
               <w:rPr>
                 <w:sz w:val="18"/>
               </w:rPr>
-              <w:t>administrador: digita o user correte e o password invalido pela sexta vez e pressiona o botao Login</w:t>
-            </w:r>
-          </w:p>
-        </w:tc>
-        <w:tc>
-          <w:p>
-            <w:r>
-              <w:rPr>
-                <w:sz w:val="18"/>
-              </w:rPr>
-              <w:t>SYSTEM bloqueia o usuario e exibe uma mensagem informando que o usuario foi bloqueado</w:t>
+              <w:t>administrador: digita o user e a password de um usuário administrador e pressiona o botao Login</w:t>
+            </w:r>
+          </w:p>
+        </w:tc>
+        <w:tc>
+          <w:p>
+            <w:r>
+              <w:rPr>
+                <w:sz w:val="18"/>
+              </w:rPr>
+              <w:t>SYSTEM exibe pop-up questionando se o usuqrio deseja fazer extracoes offline</w:t>
             </w:r>
           </w:p>
         </w:tc>
@@ -28000,17 +28160,17 @@
               <w:rPr>
                 <w:sz w:val="18"/>
               </w:rPr>
-              <w:t>administrador: tenta mais uma vez logar na conta do usuário, agora com dados validos</w:t>
-            </w:r>
-          </w:p>
-        </w:tc>
-        <w:tc>
-          <w:p>
-            <w:r>
-              <w:rPr>
-                <w:sz w:val="18"/>
-              </w:rPr>
-              <w:t>SYSTEM exibe mensagem informando usuario esta bloqueado</w:t>
+              <w:t>administrador: pressiona o botao Yes</w:t>
+            </w:r>
+          </w:p>
+        </w:tc>
+        <w:tc>
+          <w:p>
+            <w:r>
+              <w:rPr>
+                <w:sz w:val="18"/>
+              </w:rPr>
+              <w:t>SYSTEM fecha a janela pop-up e exibe tela de extracao por dispositivo em modo offline</w:t>
             </w:r>
           </w:p>
         </w:tc>
@@ -28031,7 +28191,7 @@
           <w:sz w:val="24"/>
           <w:color w:val="2B6CB0"/>
         </w:rPr>
-        <w:t>[TC5] Exception Flow 1: Usuario inativo por 30 minutos</w:t>
+        <w:t>[TC6] Exception Flow 2: Sem conexao com o servidor e usuário nao deseja fazer extração offline</w:t>
       </w:r>
     </w:p>
     <w:p>
@@ -28158,17 +28318,17 @@
               <w:rPr>
                 <w:sz w:val="18"/>
               </w:rPr>
-              <w:t>administrador: acessa o sistema</w:t>
-            </w:r>
-          </w:p>
-        </w:tc>
-        <w:tc>
-          <w:p>
-            <w:r>
-              <w:rPr>
-                <w:sz w:val="18"/>
-              </w:rPr>
-              <w:t>SYSTEM exibe pagina de login</w:t>
+              <w:t>administrador: abre modulo de extracao</w:t>
+            </w:r>
+          </w:p>
+        </w:tc>
+        <w:tc>
+          <w:p>
+            <w:r>
+              <w:rPr>
+                <w:sz w:val="18"/>
+              </w:rPr>
+              <w:t>SYSTEM exibe tela de login</w:t>
             </w:r>
           </w:p>
         </w:tc>
@@ -28190,17 +28350,49 @@
               <w:rPr>
                 <w:sz w:val="18"/>
               </w:rPr>
-              <w:t>administrador: digita o user e a password de um usuario administrador e pressiona o botao Login</w:t>
-            </w:r>
-          </w:p>
-        </w:tc>
-        <w:tc>
-          <w:p>
-            <w:r>
-              <w:rPr>
-                <w:sz w:val="18"/>
-              </w:rPr>
-              <w:t>SYSTEM finaliza sessão do usuario e retorna a pagina de login ao receber alguma requisicao do usuario</w:t>
+              <w:t>administrador: digita o user e a password de um usuário administrador e pressiona o botao Login</w:t>
+            </w:r>
+          </w:p>
+        </w:tc>
+        <w:tc>
+          <w:p>
+            <w:r>
+              <w:rPr>
+                <w:sz w:val="18"/>
+              </w:rPr>
+              <w:t>SYSTEM exibe pop-up questionando se o usuário deveja fazer extracoes offline</w:t>
+            </w:r>
+          </w:p>
+        </w:tc>
+      </w:tr>
+      <w:tr>
+        <w:tc>
+          <w:p>
+            <w:r>
+              <w:rPr>
+                <w:sz w:val="18"/>
+              </w:rPr>
+              <w:t>3</w:t>
+            </w:r>
+          </w:p>
+        </w:tc>
+        <w:tc>
+          <w:p>
+            <w:r>
+              <w:rPr>
+                <w:sz w:val="18"/>
+              </w:rPr>
+              <w:t>administrador: pressiona o botao No</w:t>
+            </w:r>
+          </w:p>
+        </w:tc>
+        <w:tc>
+          <w:p>
+            <w:r>
+              <w:rPr>
+                <w:sz w:val="18"/>
+              </w:rPr>
+              <w:t>SYSTEM fecha a janela pop-up</w:t>
             </w:r>
           </w:p>
         </w:tc>
@@ -28221,7 +28413,7 @@
           <w:sz w:val="24"/>
           <w:color w:val="2B6CB0"/>
         </w:rPr>
-        <w:t>[TC6] Exception Flow 2: Usuario inativo por 90 dias</w:t>
+        <w:t>[TC7] Exception Flow 3: Usuario inativo por 90 dias</w:t>
       </w:r>
     </w:p>
     <w:p>
@@ -28348,17 +28540,17 @@
               <w:rPr>
                 <w:sz w:val="18"/>
               </w:rPr>
-              <w:t>administrador: acessa o sistema</w:t>
-            </w:r>
-          </w:p>
-        </w:tc>
-        <w:tc>
-          <w:p>
-            <w:r>
-              <w:rPr>
-                <w:sz w:val="18"/>
-              </w:rPr>
-              <w:t>SYSTEM exibe pagina de login</w:t>
+              <w:t>administrador: abre modulo de extracao</w:t>
+            </w:r>
+          </w:p>
+        </w:tc>
+        <w:tc>
+          <w:p>
+            <w:r>
+              <w:rPr>
+                <w:sz w:val="18"/>
+              </w:rPr>
+              <w:t>SYSTEM exibe tela de login</w:t>
             </w:r>
           </w:p>
         </w:tc>
@@ -28380,17 +28572,49 @@
               <w:rPr>
                 <w:sz w:val="18"/>
               </w:rPr>
-              <w:t>administrador: digita o user e a password de um usuario administrador e pressiona o botao Login</w:t>
-            </w:r>
-          </w:p>
-        </w:tc>
-        <w:tc>
-          <w:p>
-            <w:r>
-              <w:rPr>
-                <w:sz w:val="18"/>
-              </w:rPr>
-              <w:t>SYSTEM exibe mensagem indicando que usuario foi bloqueado</w:t>
+              <w:t>administrador: digita o user e a password de um usuário administrador e pressiona o botao Login</w:t>
+            </w:r>
+          </w:p>
+        </w:tc>
+        <w:tc>
+          <w:p>
+            <w:r>
+              <w:rPr>
+                <w:sz w:val="18"/>
+              </w:rPr>
+              <w:t>SYSTEM exibe a mensagem 'This user has been blocked'</w:t>
+            </w:r>
+          </w:p>
+        </w:tc>
+      </w:tr>
+      <w:tr>
+        <w:tc>
+          <w:p>
+            <w:r>
+              <w:rPr>
+                <w:sz w:val="18"/>
+              </w:rPr>
+              <w:t>3</w:t>
+            </w:r>
+          </w:p>
+        </w:tc>
+        <w:tc>
+          <w:p>
+            <w:r>
+              <w:rPr>
+                <w:sz w:val="18"/>
+              </w:rPr>
+              <w:t>administrador: executa programa externo que reinicia senha de super admin</w:t>
+            </w:r>
+          </w:p>
+        </w:tc>
+        <w:tc>
+          <w:p>
+            <w:r>
+              <w:rPr>
+                <w:sz w:val="18"/>
+              </w:rPr>
+              <w:t>SYSTEM processes action successfully</w:t>
             </w:r>
           </w:p>
         </w:tc>
@@ -28411,7 +28635,7 @@
           <w:sz w:val="30"/>
           <w:color w:val="1A365D"/>
         </w:rPr>
-        <w:t>Use Case: Pesquisar por extracao (v1.0)</w:t>
+        <w:t>Use Case: Login no servidor como Administrador (v1.0)</w:t>
       </w:r>
     </w:p>
     <w:p>
@@ -28460,7 +28684,7 @@
         <w:rPr>
           <w:sz w:val="20"/>
         </w:rPr>
-        <w:t>Usuário deve estar logado com perfil de administrador ; Deve existir ao menos uma extracao cadastrada</w:t>
+        <w:t>Deve existir um usuario cadastrado com perfil administrador</w:t>
       </w:r>
     </w:p>
     <w:p>
@@ -28569,17 +28793,81 @@
               <w:rPr>
                 <w:sz w:val="18"/>
               </w:rPr>
-              <w:t>administrador: digita no campo “Product Number” o numero de produto e no campo “Serial Number”  o numero serial correspondente e pressiona o botao 'Search'</w:t>
-            </w:r>
-          </w:p>
-        </w:tc>
-        <w:tc>
-          <w:p>
-            <w:r>
-              <w:rPr>
-                <w:sz w:val="18"/>
-              </w:rPr>
-              <w:t>SYSTEM exibe tela correspondente a extracao</w:t>
+              <w:t>administrador: acessa o sistema</w:t>
+            </w:r>
+          </w:p>
+        </w:tc>
+        <w:tc>
+          <w:p>
+            <w:r>
+              <w:rPr>
+                <w:sz w:val="18"/>
+              </w:rPr>
+              <w:t>SYSTEM exibe pagina de login</w:t>
+            </w:r>
+          </w:p>
+        </w:tc>
+      </w:tr>
+      <w:tr>
+        <w:tc>
+          <w:p>
+            <w:r>
+              <w:rPr>
+                <w:sz w:val="18"/>
+              </w:rPr>
+              <w:t>2</w:t>
+            </w:r>
+          </w:p>
+        </w:tc>
+        <w:tc>
+          <w:p>
+            <w:r>
+              <w:rPr>
+                <w:sz w:val="18"/>
+              </w:rPr>
+              <w:t>administrador: digita o user e a password de um usuario administrador e pressiona o botao Login</w:t>
+            </w:r>
+          </w:p>
+        </w:tc>
+        <w:tc>
+          <w:p>
+            <w:r>
+              <w:rPr>
+                <w:sz w:val="18"/>
+              </w:rPr>
+              <w:t>SYSTEM exibe pagina 'Search extraction'</w:t>
+            </w:r>
+          </w:p>
+        </w:tc>
+      </w:tr>
+      <w:tr>
+        <w:tc>
+          <w:p>
+            <w:r>
+              <w:rPr>
+                <w:sz w:val="18"/>
+              </w:rPr>
+              <w:t>3</w:t>
+            </w:r>
+          </w:p>
+        </w:tc>
+        <w:tc>
+          <w:p>
+            <w:r>
+              <w:rPr>
+                <w:sz w:val="18"/>
+              </w:rPr>
+              <w:t>administrador: abre outro navegador na pagina de login e insere user e password do usuario ja logado</w:t>
+            </w:r>
+          </w:p>
+        </w:tc>
+        <w:tc>
+          <w:p>
+            <w:r>
+              <w:rPr>
+                <w:sz w:val="18"/>
+              </w:rPr>
+              <w:t>SYSTEM desloga o usuario na pagina anterior e continua sua sessao na nova pagina</w:t>
             </w:r>
           </w:p>
         </w:tc>
@@ -28600,7 +28888,7 @@
           <w:sz w:val="24"/>
           <w:color w:val="2B6CB0"/>
         </w:rPr>
-        <w:t>[TC2] Alternative Flow 1: Product Number ou Serial Number invalidos</w:t>
+        <w:t>[TC2] Alternative Flow 1: User invalido</w:t>
       </w:r>
     </w:p>
     <w:p>
@@ -28618,7 +28906,7 @@
         <w:rPr>
           <w:sz w:val="20"/>
         </w:rPr>
-        <w:t>Usuário deve estar logado com perfil de administrador ; Deve existir ao menos uma extracao cadastrada</w:t>
+        <w:t>Deve existir um usuario cadastrado com perfil administrador</w:t>
       </w:r>
     </w:p>
     <w:p>
@@ -28727,17 +29015,17 @@
               <w:rPr>
                 <w:sz w:val="18"/>
               </w:rPr>
-              <w:t>administrador: digita o product number e/ou numero serial invalidos e pressiona o botao 'Search'</w:t>
-            </w:r>
-          </w:p>
-        </w:tc>
-        <w:tc>
-          <w:p>
-            <w:r>
-              <w:rPr>
-                <w:sz w:val="18"/>
-              </w:rPr>
-              <w:t>SYSTEM exibe mensagem que product number ou serial number sao invalidos</w:t>
+              <w:t>administrador: acessa o sistema</w:t>
+            </w:r>
+          </w:p>
+        </w:tc>
+        <w:tc>
+          <w:p>
+            <w:r>
+              <w:rPr>
+                <w:sz w:val="18"/>
+              </w:rPr>
+              <w:t>SYSTEM exibe pagina de login</w:t>
             </w:r>
           </w:p>
         </w:tc>
@@ -28759,17 +29047,81 @@
               <w:rPr>
                 <w:sz w:val="18"/>
               </w:rPr>
-              <w:t>administrador: digita no campo “Product Number” o numero de produto e no campo “Serial Number”  o numero serial correspondente e pressiona o botao 'Search'</w:t>
-            </w:r>
-          </w:p>
-        </w:tc>
-        <w:tc>
-          <w:p>
-            <w:r>
-              <w:rPr>
-                <w:sz w:val="18"/>
-              </w:rPr>
-              <w:t>SYSTEM exibe tela correspondente a extracao</w:t>
+              <w:t>administrador: digita o user de um usuário invalido, digita uma password e pressiona o botao Login</w:t>
+            </w:r>
+          </w:p>
+        </w:tc>
+        <w:tc>
+          <w:p>
+            <w:r>
+              <w:rPr>
+                <w:sz w:val="18"/>
+              </w:rPr>
+              <w:t>SYSTEM exibe na pagina de login uma mensagem de usuario ou senha incorretos</w:t>
+            </w:r>
+          </w:p>
+        </w:tc>
+      </w:tr>
+      <w:tr>
+        <w:tc>
+          <w:p>
+            <w:r>
+              <w:rPr>
+                <w:sz w:val="18"/>
+              </w:rPr>
+              <w:t>3</w:t>
+            </w:r>
+          </w:p>
+        </w:tc>
+        <w:tc>
+          <w:p>
+            <w:r>
+              <w:rPr>
+                <w:sz w:val="18"/>
+              </w:rPr>
+              <w:t>administrador: digita o user e a password de um usuario administrador e pressiona o botao Login</w:t>
+            </w:r>
+          </w:p>
+        </w:tc>
+        <w:tc>
+          <w:p>
+            <w:r>
+              <w:rPr>
+                <w:sz w:val="18"/>
+              </w:rPr>
+              <w:t>SYSTEM exibe pagina 'Search extraction'</w:t>
+            </w:r>
+          </w:p>
+        </w:tc>
+      </w:tr>
+      <w:tr>
+        <w:tc>
+          <w:p>
+            <w:r>
+              <w:rPr>
+                <w:sz w:val="18"/>
+              </w:rPr>
+              <w:t>4</w:t>
+            </w:r>
+          </w:p>
+        </w:tc>
+        <w:tc>
+          <w:p>
+            <w:r>
+              <w:rPr>
+                <w:sz w:val="18"/>
+              </w:rPr>
+              <w:t>administrador: abre outro navegador na pagina de login e insere user e password do usuario ja logado</w:t>
+            </w:r>
+          </w:p>
+        </w:tc>
+        <w:tc>
+          <w:p>
+            <w:r>
+              <w:rPr>
+                <w:sz w:val="18"/>
+              </w:rPr>
+              <w:t>SYSTEM desloga o usuario na pagina anterior e continua sua sessao na nova pagina</w:t>
             </w:r>
           </w:p>
         </w:tc>
@@ -28778,37 +29130,6 @@
     <w:p>
       <w:r>
         <w:br/>
-      </w:r>
-    </w:p>
-    <w:p>
-      <w:pPr>
-        <w:spacing w:before="300" w:after="100"/>
-      </w:pPr>
-      <w:r>
-        <w:rPr>
-          <w:b w:val="on"/>
-          <w:sz w:val="30"/>
-          <w:color w:val="1A365D"/>
-        </w:rPr>
-        <w:t>Use Case: Settings (v1.0)</w:t>
-      </w:r>
-    </w:p>
-    <w:p>
-      <w:pPr>
-        <w:spacing w:after="40"/>
-      </w:pPr>
-      <w:r>
-        <w:rPr>
-          <w:b w:val="on"/>
-          <w:sz w:val="20"/>
-        </w:rPr>
-        <w:t xml:space="preserve">System: </w:t>
-      </w:r>
-      <w:r>
-        <w:rPr>
-          <w:sz w:val="20"/>
-        </w:rPr>
-        <w:t>SAFF Extractor</w:t>
       </w:r>
     </w:p>
     <w:p>
@@ -28821,7 +29142,7 @@
           <w:sz w:val="24"/>
           <w:color w:val="2B6CB0"/>
         </w:rPr>
-        <w:t>[TC1] Basic Flow (Happy Path)</w:t>
+        <w:t>[TC3] Alternative Flow 2: Password invalida</w:t>
       </w:r>
     </w:p>
     <w:p>
@@ -28839,7 +29160,7 @@
         <w:rPr>
           <w:sz w:val="20"/>
         </w:rPr>
-        <w:t>Usuário deve estar logado no servidor e extrator como administrador ; Sistema está configurado para inglês</w:t>
+        <w:t>Deve existir um usuario cadastrado com perfil administrador</w:t>
       </w:r>
     </w:p>
     <w:p>
@@ -28948,17 +29269,17 @@
               <w:rPr>
                 <w:sz w:val="18"/>
               </w:rPr>
-              <w:t>administrador: pressiona botão 'Settings'</w:t>
-            </w:r>
-          </w:p>
-        </w:tc>
-        <w:tc>
-          <w:p>
-            <w:r>
-              <w:rPr>
-                <w:sz w:val="18"/>
-              </w:rPr>
-              <w:t>SYSTEM exibe a janela de configurações</w:t>
+              <w:t>administrador: acessa o sistema</w:t>
+            </w:r>
+          </w:p>
+        </w:tc>
+        <w:tc>
+          <w:p>
+            <w:r>
+              <w:rPr>
+                <w:sz w:val="18"/>
+              </w:rPr>
+              <w:t>SYSTEM exibe pagina de login</w:t>
             </w:r>
           </w:p>
         </w:tc>
@@ -28980,17 +29301,81 @@
               <w:rPr>
                 <w:sz w:val="18"/>
               </w:rPr>
-              <w:t>administrador: seleciona a opção 'Português' no campo 'Language' e pressiona botão 'Save'</w:t>
-            </w:r>
-          </w:p>
-        </w:tc>
-        <w:tc>
-          <w:p>
-            <w:r>
-              <w:rPr>
-                <w:sz w:val="18"/>
-              </w:rPr>
-              <w:t>SYSTEM exibe tela inicial 'SAFF extraction' tualizada com todos os campos em português</w:t>
+              <w:t>administrador: digita o user de um usuario administrador corretamente, digita uma password inválida e pressiona o botão Login</w:t>
+            </w:r>
+          </w:p>
+        </w:tc>
+        <w:tc>
+          <w:p>
+            <w:r>
+              <w:rPr>
+                <w:sz w:val="18"/>
+              </w:rPr>
+              <w:t>SYSTEM exibe mensagem de usuario ou senha incorretos na pagina de login; informa o numero de tentativas restantes ate que o usuario seja bloqueado</w:t>
+            </w:r>
+          </w:p>
+        </w:tc>
+      </w:tr>
+      <w:tr>
+        <w:tc>
+          <w:p>
+            <w:r>
+              <w:rPr>
+                <w:sz w:val="18"/>
+              </w:rPr>
+              <w:t>3</w:t>
+            </w:r>
+          </w:p>
+        </w:tc>
+        <w:tc>
+          <w:p>
+            <w:r>
+              <w:rPr>
+                <w:sz w:val="18"/>
+              </w:rPr>
+              <w:t>administrador: digita o user e a password de um usuario administrador e pressiona o botao Login</w:t>
+            </w:r>
+          </w:p>
+        </w:tc>
+        <w:tc>
+          <w:p>
+            <w:r>
+              <w:rPr>
+                <w:sz w:val="18"/>
+              </w:rPr>
+              <w:t>SYSTEM exibe pagina 'Search extraction'</w:t>
+            </w:r>
+          </w:p>
+        </w:tc>
+      </w:tr>
+      <w:tr>
+        <w:tc>
+          <w:p>
+            <w:r>
+              <w:rPr>
+                <w:sz w:val="18"/>
+              </w:rPr>
+              <w:t>4</w:t>
+            </w:r>
+          </w:p>
+        </w:tc>
+        <w:tc>
+          <w:p>
+            <w:r>
+              <w:rPr>
+                <w:sz w:val="18"/>
+              </w:rPr>
+              <w:t>administrador: abre outro navegador na pagina de login e insere user e password do usuario ja logado</w:t>
+            </w:r>
+          </w:p>
+        </w:tc>
+        <w:tc>
+          <w:p>
+            <w:r>
+              <w:rPr>
+                <w:sz w:val="18"/>
+              </w:rPr>
+              <w:t>SYSTEM desloga o usuario na pagina anterior e continua sua sessao na nova pagina</w:t>
             </w:r>
           </w:p>
         </w:tc>
@@ -29011,7 +29396,7 @@
           <w:sz w:val="24"/>
           <w:color w:val="2B6CB0"/>
         </w:rPr>
-        <w:t>[TC2] Alternative Flow 1: Linguagem Espanhol</w:t>
+        <w:t>[TC4] Alternative Flow 3: Numero de tentativas invalidas e 5</w:t>
       </w:r>
     </w:p>
     <w:p>
@@ -29029,7 +29414,7 @@
         <w:rPr>
           <w:sz w:val="20"/>
         </w:rPr>
-        <w:t>Usuário deve estar logado no servidor e extrator como administrador ; Sistema está configurado para inglês</w:t>
+        <w:t>Deve existir um usuario cadastrado com perfil administrador</w:t>
       </w:r>
     </w:p>
     <w:p>
@@ -29138,17 +29523,81 @@
               <w:rPr>
                 <w:sz w:val="18"/>
               </w:rPr>
-              <w:t>administrador: Abre arquivo de configurações e modifica propriedade linguagem para 'Español', salva e loga novamente no sistema</w:t>
-            </w:r>
-          </w:p>
-        </w:tc>
-        <w:tc>
-          <w:p>
-            <w:r>
-              <w:rPr>
-                <w:sz w:val="18"/>
-              </w:rPr>
-              <w:t>SYSTEM exibe tela inicial 'SAFF extraction' atualizada com todos os campos em espanhol</w:t>
+              <w:t>administrador: acessa o sistema</w:t>
+            </w:r>
+          </w:p>
+        </w:tc>
+        <w:tc>
+          <w:p>
+            <w:r>
+              <w:rPr>
+                <w:sz w:val="18"/>
+              </w:rPr>
+              <w:t>SYSTEM exibe pagina de login</w:t>
+            </w:r>
+          </w:p>
+        </w:tc>
+      </w:tr>
+      <w:tr>
+        <w:tc>
+          <w:p>
+            <w:r>
+              <w:rPr>
+                <w:sz w:val="18"/>
+              </w:rPr>
+              <w:t>2</w:t>
+            </w:r>
+          </w:p>
+        </w:tc>
+        <w:tc>
+          <w:p>
+            <w:r>
+              <w:rPr>
+                <w:sz w:val="18"/>
+              </w:rPr>
+              <w:t>administrador: digita o user correte e o password invalido pela sexta vez e pressiona o botao Login</w:t>
+            </w:r>
+          </w:p>
+        </w:tc>
+        <w:tc>
+          <w:p>
+            <w:r>
+              <w:rPr>
+                <w:sz w:val="18"/>
+              </w:rPr>
+              <w:t>SYSTEM bloqueia o usuario e exibe uma mensagem informando que o usuario foi bloqueado</w:t>
+            </w:r>
+          </w:p>
+        </w:tc>
+      </w:tr>
+      <w:tr>
+        <w:tc>
+          <w:p>
+            <w:r>
+              <w:rPr>
+                <w:sz w:val="18"/>
+              </w:rPr>
+              <w:t>3</w:t>
+            </w:r>
+          </w:p>
+        </w:tc>
+        <w:tc>
+          <w:p>
+            <w:r>
+              <w:rPr>
+                <w:sz w:val="18"/>
+              </w:rPr>
+              <w:t>administrador: tenta mais uma vez logar na conta do usuário, agora com dados validos</w:t>
+            </w:r>
+          </w:p>
+        </w:tc>
+        <w:tc>
+          <w:p>
+            <w:r>
+              <w:rPr>
+                <w:sz w:val="18"/>
+              </w:rPr>
+              <w:t>SYSTEM exibe mensagem informando usuario esta bloqueado</w:t>
             </w:r>
           </w:p>
         </w:tc>
@@ -29169,7 +29618,7 @@
           <w:sz w:val="24"/>
           <w:color w:val="2B6CB0"/>
         </w:rPr>
-        <w:t>[TC3] Alternative Flow 2: Visible Test Type</w:t>
+        <w:t>[TC5] Exception Flow 1: Usuario inativo por 30 minutos</w:t>
       </w:r>
     </w:p>
     <w:p>
@@ -29187,7 +29636,7 @@
         <w:rPr>
           <w:sz w:val="20"/>
         </w:rPr>
-        <w:t>Usuário deve estar logado no servidor e extrator como administrador ; Sistema está configurado para inglês</w:t>
+        <w:t>Deve existir um usuario cadastrado com perfil administrador</w:t>
       </w:r>
     </w:p>
     <w:p>
@@ -29205,7 +29654,7 @@
         <w:rPr>
           <w:sz w:val="20"/>
         </w:rPr>
-        <w:t/>
+        <w:t>Flow interrupted due to exception / error</w:t>
       </w:r>
     </w:p>
     <w:tbl>
@@ -29296,17 +29745,17 @@
               <w:rPr>
                 <w:sz w:val="18"/>
               </w:rPr>
-              <w:t>administrador: pressiona botão 'Settings'</w:t>
-            </w:r>
-          </w:p>
-        </w:tc>
-        <w:tc>
-          <w:p>
-            <w:r>
-              <w:rPr>
-                <w:sz w:val="18"/>
-              </w:rPr>
-              <w:t>SYSTEM exibe a janela de configurações</w:t>
+              <w:t>administrador: acessa o sistema</w:t>
+            </w:r>
+          </w:p>
+        </w:tc>
+        <w:tc>
+          <w:p>
+            <w:r>
+              <w:rPr>
+                <w:sz w:val="18"/>
+              </w:rPr>
+              <w:t>SYSTEM exibe pagina de login</w:t>
             </w:r>
           </w:p>
         </w:tc>
@@ -29328,17 +29777,17 @@
               <w:rPr>
                 <w:sz w:val="18"/>
               </w:rPr>
-              <w:t>administrador: seleciona somente opção 'Pre test' no campo 'Visible Test Type' e pressiona botão 'Save'</w:t>
-            </w:r>
-          </w:p>
-        </w:tc>
-        <w:tc>
-          <w:p>
-            <w:r>
-              <w:rPr>
-                <w:sz w:val="18"/>
-              </w:rPr>
-              <w:t>SYSTEM atualiza tela inicial 'SAFF extraction' exibindo somente 'Pre test' como opção de teste.</w:t>
+              <w:t>administrador: digita o user e a password de um usuario administrador e pressiona o botao Login</w:t>
+            </w:r>
+          </w:p>
+        </w:tc>
+        <w:tc>
+          <w:p>
+            <w:r>
+              <w:rPr>
+                <w:sz w:val="18"/>
+              </w:rPr>
+              <w:t>SYSTEM finaliza sessão do usuario e retorna a pagina de login ao receber alguma requisicao do usuario</w:t>
             </w:r>
           </w:p>
         </w:tc>
@@ -29359,7 +29808,7 @@
           <w:sz w:val="24"/>
           <w:color w:val="2B6CB0"/>
         </w:rPr>
-        <w:t>[TC4] Alternative Flow 3: Default Test Type</w:t>
+        <w:t>[TC6] Exception Flow 2: Usuario inativo por 90 dias</w:t>
       </w:r>
     </w:p>
     <w:p>
@@ -29377,7 +29826,7 @@
         <w:rPr>
           <w:sz w:val="20"/>
         </w:rPr>
-        <w:t>Usuário deve estar logado no servidor e extrator como administrador ; Sistema está configurado para inglês</w:t>
+        <w:t>Deve existir um usuario cadastrado com perfil administrador</w:t>
       </w:r>
     </w:p>
     <w:p>
@@ -29395,7 +29844,7 @@
         <w:rPr>
           <w:sz w:val="20"/>
         </w:rPr>
-        <w:t/>
+        <w:t>Flow interrupted due to exception / error</w:t>
       </w:r>
     </w:p>
     <w:tbl>
@@ -29486,17 +29935,17 @@
               <w:rPr>
                 <w:sz w:val="18"/>
               </w:rPr>
-              <w:t>administrador: pressiona botão 'Settings'</w:t>
-            </w:r>
-          </w:p>
-        </w:tc>
-        <w:tc>
-          <w:p>
-            <w:r>
-              <w:rPr>
-                <w:sz w:val="18"/>
-              </w:rPr>
-              <w:t>SYSTEM exibe a janela de configurações</w:t>
+              <w:t>administrador: acessa o sistema</w:t>
+            </w:r>
+          </w:p>
+        </w:tc>
+        <w:tc>
+          <w:p>
+            <w:r>
+              <w:rPr>
+                <w:sz w:val="18"/>
+              </w:rPr>
+              <w:t>SYSTEM exibe pagina de login</w:t>
             </w:r>
           </w:p>
         </w:tc>
@@ -29518,17 +29967,17 @@
               <w:rPr>
                 <w:sz w:val="18"/>
               </w:rPr>
-              <w:t>administrador: seleciona somente opção 'Pre test' no campo 'Default Test Type' e pressiona botão 'Save'</w:t>
-            </w:r>
-          </w:p>
-        </w:tc>
-        <w:tc>
-          <w:p>
-            <w:r>
-              <w:rPr>
-                <w:sz w:val="18"/>
-              </w:rPr>
-              <w:t>SYSTEM atualiza tela inicial 'SAFF extraction' exibindo e tipo de teste 'Pre test' está marcado.</w:t>
+              <w:t>administrador: digita o user e a password de um usuario administrador e pressiona o botao Login</w:t>
+            </w:r>
+          </w:p>
+        </w:tc>
+        <w:tc>
+          <w:p>
+            <w:r>
+              <w:rPr>
+                <w:sz w:val="18"/>
+              </w:rPr>
+              <w:t>SYSTEM exibe mensagem indicando que usuario foi bloqueado</w:t>
             </w:r>
           </w:p>
         </w:tc>
@@ -29549,7 +29998,7 @@
           <w:sz w:val="30"/>
           <w:color w:val="1A365D"/>
         </w:rPr>
-        <w:t>Use Case: Visualizar e editando propria conta (v1.0)</w:t>
+        <w:t>Use Case: Pesquisar por extracao (v1.0)</w:t>
       </w:r>
     </w:p>
     <w:p>
@@ -29567,7 +30016,7 @@
         <w:rPr>
           <w:sz w:val="20"/>
         </w:rPr>
-        <w:t>SAFF</w:t>
+        <w:t>SAFF Extractor</w:t>
       </w:r>
     </w:p>
     <w:p>
@@ -29598,7 +30047,7 @@
         <w:rPr>
           <w:sz w:val="20"/>
         </w:rPr>
-        <w:t>Usuario deve estar logado no servidor</w:t>
+        <w:t>Usuário deve estar logado com perfil de administrador ; Deve existir ao menos uma extracao cadastrada</w:t>
       </w:r>
     </w:p>
     <w:p>
@@ -29707,81 +30156,17 @@
               <w:rPr>
                 <w:sz w:val="18"/>
               </w:rPr>
-              <w:t>operador: seleciona a opcao 'My Account'</w:t>
-            </w:r>
-          </w:p>
-        </w:tc>
-        <w:tc>
-          <w:p>
-            <w:r>
-              <w:rPr>
-                <w:sz w:val="18"/>
-              </w:rPr>
-              <w:t>SYSTEM exibe tela onde os campos 'Name', 'Login', 'Type', 'Laboratory' e 'Language'. Eles estão devidamente preenchidos</w:t>
-            </w:r>
-          </w:p>
-        </w:tc>
-      </w:tr>
-      <w:tr>
-        <w:tc>
-          <w:p>
-            <w:r>
-              <w:rPr>
-                <w:sz w:val="18"/>
-              </w:rPr>
-              <w:t>2</w:t>
-            </w:r>
-          </w:p>
-        </w:tc>
-        <w:tc>
-          <w:p>
-            <w:r>
-              <w:rPr>
-                <w:sz w:val="18"/>
-              </w:rPr>
-              <w:t>operador: pressiona botao 'Edit'</w:t>
-            </w:r>
-          </w:p>
-        </w:tc>
-        <w:tc>
-          <w:p>
-            <w:r>
-              <w:rPr>
-                <w:sz w:val="18"/>
-              </w:rPr>
-              <w:t>SYSTEM exibe pagina com campos em branco para atualizacao</w:t>
-            </w:r>
-          </w:p>
-        </w:tc>
-      </w:tr>
-      <w:tr>
-        <w:tc>
-          <w:p>
-            <w:r>
-              <w:rPr>
-                <w:sz w:val="18"/>
-              </w:rPr>
-              <w:t>3</w:t>
-            </w:r>
-          </w:p>
-        </w:tc>
-        <w:tc>
-          <w:p>
-            <w:r>
-              <w:rPr>
-                <w:sz w:val="18"/>
-              </w:rPr>
-              <w:t>operador: preenche corretamente os campos 'Old Password', 'New Password', 'Confirm Password' e pressiona o botao 'Update'</w:t>
-            </w:r>
-          </w:p>
-        </w:tc>
-        <w:tc>
-          <w:p>
-            <w:r>
-              <w:rPr>
-                <w:sz w:val="18"/>
-              </w:rPr>
-              <w:t>SYSTEM exibe pagina com informacoes do usuario e apresenta mensagem informando que as informacoes foram atualizadas</w:t>
+              <w:t>administrador: digita no campo “Product Number” o numero de produto e no campo “Serial Number”  o numero serial correspondente e pressiona o botao 'Search'</w:t>
+            </w:r>
+          </w:p>
+        </w:tc>
+        <w:tc>
+          <w:p>
+            <w:r>
+              <w:rPr>
+                <w:sz w:val="18"/>
+              </w:rPr>
+              <w:t>SYSTEM exibe tela correspondente a extracao</w:t>
             </w:r>
           </w:p>
         </w:tc>
@@ -29802,7 +30187,7 @@
           <w:sz w:val="24"/>
           <w:color w:val="2B6CB0"/>
         </w:rPr>
-        <w:t>[TC2] Alternative Flow 1: Troca Idioma</w:t>
+        <w:t>[TC2] Alternative Flow 1: Product Number ou Serial Number invalidos</w:t>
       </w:r>
     </w:p>
     <w:p>
@@ -29820,7 +30205,7 @@
         <w:rPr>
           <w:sz w:val="20"/>
         </w:rPr>
-        <w:t>Usuario deve estar logado no servidor</w:t>
+        <w:t>Usuário deve estar logado com perfil de administrador ; Deve existir ao menos uma extracao cadastrada</w:t>
       </w:r>
     </w:p>
     <w:p>
@@ -29929,17 +30314,17 @@
               <w:rPr>
                 <w:sz w:val="18"/>
               </w:rPr>
-              <w:t>operador: seleciona a opcao 'My Account'</w:t>
-            </w:r>
-          </w:p>
-        </w:tc>
-        <w:tc>
-          <w:p>
-            <w:r>
-              <w:rPr>
-                <w:sz w:val="18"/>
-              </w:rPr>
-              <w:t>SYSTEM exibe tela onde os campos 'Name', 'Login', 'Type', 'Laboratory' e 'Language'. Eles estão devidamente preenchidos</w:t>
+              <w:t>administrador: digita o product number e/ou numero serial invalidos e pressiona o botao 'Search'</w:t>
+            </w:r>
+          </w:p>
+        </w:tc>
+        <w:tc>
+          <w:p>
+            <w:r>
+              <w:rPr>
+                <w:sz w:val="18"/>
+              </w:rPr>
+              <w:t>SYSTEM exibe mensagem que product number ou serial number sao invalidos</w:t>
             </w:r>
           </w:p>
         </w:tc>
@@ -29961,49 +30346,17 @@
               <w:rPr>
                 <w:sz w:val="18"/>
               </w:rPr>
-              <w:t>operador: pressiona botao 'Edit'</w:t>
-            </w:r>
-          </w:p>
-        </w:tc>
-        <w:tc>
-          <w:p>
-            <w:r>
-              <w:rPr>
-                <w:sz w:val="18"/>
-              </w:rPr>
-              <w:t>SYSTEM exibe pagina com campos em branco para atualizacao</w:t>
-            </w:r>
-          </w:p>
-        </w:tc>
-      </w:tr>
-      <w:tr>
-        <w:tc>
-          <w:p>
-            <w:r>
-              <w:rPr>
-                <w:sz w:val="18"/>
-              </w:rPr>
-              <w:t>3</w:t>
-            </w:r>
-          </w:p>
-        </w:tc>
-        <w:tc>
-          <w:p>
-            <w:r>
-              <w:rPr>
-                <w:sz w:val="18"/>
-              </w:rPr>
-              <w:t>operador: preenche corretamente os campos 'Old Password', 'New Password', 'Confirm Password', troca 'Language' de Ingles para Portugues e pressiona o botao 'Update'</w:t>
-            </w:r>
-          </w:p>
-        </w:tc>
-        <w:tc>
-          <w:p>
-            <w:r>
-              <w:rPr>
-                <w:sz w:val="18"/>
-              </w:rPr>
-              <w:t>SYSTEM exibe pagina com informações do usuario. Apresenta mensagem informando que as informacoes foram atualizadas e atualiza conta no novo idioma</w:t>
+              <w:t>administrador: digita no campo “Product Number” o numero de produto e no campo “Serial Number”  o numero serial correspondente e pressiona o botao 'Search'</w:t>
+            </w:r>
+          </w:p>
+        </w:tc>
+        <w:tc>
+          <w:p>
+            <w:r>
+              <w:rPr>
+                <w:sz w:val="18"/>
+              </w:rPr>
+              <w:t>SYSTEM exibe tela correspondente a extracao</w:t>
             </w:r>
           </w:p>
         </w:tc>
@@ -30012,6 +30365,37 @@
     <w:p>
       <w:r>
         <w:br/>
+      </w:r>
+    </w:p>
+    <w:p>
+      <w:pPr>
+        <w:spacing w:before="300" w:after="100"/>
+      </w:pPr>
+      <w:r>
+        <w:rPr>
+          <w:b w:val="on"/>
+          <w:sz w:val="30"/>
+          <w:color w:val="1A365D"/>
+        </w:rPr>
+        <w:t>Use Case: Settings (v1.0)</w:t>
+      </w:r>
+    </w:p>
+    <w:p>
+      <w:pPr>
+        <w:spacing w:after="40"/>
+      </w:pPr>
+      <w:r>
+        <w:rPr>
+          <w:b w:val="on"/>
+          <w:sz w:val="20"/>
+        </w:rPr>
+        <w:t xml:space="preserve">System: </w:t>
+      </w:r>
+      <w:r>
+        <w:rPr>
+          <w:sz w:val="20"/>
+        </w:rPr>
+        <w:t>SAFF Extractor</w:t>
       </w:r>
     </w:p>
     <w:p>
@@ -30024,7 +30408,7 @@
           <w:sz w:val="24"/>
           <w:color w:val="2B6CB0"/>
         </w:rPr>
-        <w:t>[TC3] Alternative Flow 2: Cancela Edicao</w:t>
+        <w:t>[TC1] Basic Flow (Happy Path)</w:t>
       </w:r>
     </w:p>
     <w:p>
@@ -30042,7 +30426,7 @@
         <w:rPr>
           <w:sz w:val="20"/>
         </w:rPr>
-        <w:t>Usuario deve estar logado no servidor</w:t>
+        <w:t>Usuário deve estar logado no servidor e extrator como administrador ; Sistema está configurado para inglês</w:t>
       </w:r>
     </w:p>
     <w:p>
@@ -30151,17 +30535,17 @@
               <w:rPr>
                 <w:sz w:val="18"/>
               </w:rPr>
-              <w:t>operador: seleciona a opcao 'My Account'</w:t>
-            </w:r>
-          </w:p>
-        </w:tc>
-        <w:tc>
-          <w:p>
-            <w:r>
-              <w:rPr>
-                <w:sz w:val="18"/>
-              </w:rPr>
-              <w:t>SYSTEM exibe tela onde os campos 'Name', 'Login', 'Type', 'Laboratory' e 'Language'. Eles estão devidamente preenchidos</w:t>
+              <w:t>administrador: pressiona botão 'Settings'</w:t>
+            </w:r>
+          </w:p>
+        </w:tc>
+        <w:tc>
+          <w:p>
+            <w:r>
+              <w:rPr>
+                <w:sz w:val="18"/>
+              </w:rPr>
+              <w:t>SYSTEM exibe a janela de configurações</w:t>
             </w:r>
           </w:p>
         </w:tc>
@@ -30183,113 +30567,17 @@
               <w:rPr>
                 <w:sz w:val="18"/>
               </w:rPr>
-              <w:t>operador: pressiona botao 'Edit'</w:t>
-            </w:r>
-          </w:p>
-        </w:tc>
-        <w:tc>
-          <w:p>
-            <w:r>
-              <w:rPr>
-                <w:sz w:val="18"/>
-              </w:rPr>
-              <w:t>SYSTEM exibe pagina com campos em branco para atualizacao</w:t>
-            </w:r>
-          </w:p>
-        </w:tc>
-      </w:tr>
-      <w:tr>
-        <w:tc>
-          <w:p>
-            <w:r>
-              <w:rPr>
-                <w:sz w:val="18"/>
-              </w:rPr>
-              <w:t>3</w:t>
-            </w:r>
-          </w:p>
-        </w:tc>
-        <w:tc>
-          <w:p>
-            <w:r>
-              <w:rPr>
-                <w:sz w:val="18"/>
-              </w:rPr>
-              <w:t>operador: pressiona botao 'Cancel'</w:t>
-            </w:r>
-          </w:p>
-        </w:tc>
-        <w:tc>
-          <w:p>
-            <w:r>
-              <w:rPr>
-                <w:sz w:val="18"/>
-              </w:rPr>
-              <w:t>SYSTEM exibe tela onde os campos 'Name', 'Login', 'Type', 'Laboratory' e 'Language'. Eles estão devidamente preenchidos</w:t>
-            </w:r>
-          </w:p>
-        </w:tc>
-      </w:tr>
-      <w:tr>
-        <w:tc>
-          <w:p>
-            <w:r>
-              <w:rPr>
-                <w:sz w:val="18"/>
-              </w:rPr>
-              <w:t>4</w:t>
-            </w:r>
-          </w:p>
-        </w:tc>
-        <w:tc>
-          <w:p>
-            <w:r>
-              <w:rPr>
-                <w:sz w:val="18"/>
-              </w:rPr>
-              <w:t>operador: pressiona botao 'Edit'</w:t>
-            </w:r>
-          </w:p>
-        </w:tc>
-        <w:tc>
-          <w:p>
-            <w:r>
-              <w:rPr>
-                <w:sz w:val="18"/>
-              </w:rPr>
-              <w:t>SYSTEM exibe pagina com campos em branco para atualizacao</w:t>
-            </w:r>
-          </w:p>
-        </w:tc>
-      </w:tr>
-      <w:tr>
-        <w:tc>
-          <w:p>
-            <w:r>
-              <w:rPr>
-                <w:sz w:val="18"/>
-              </w:rPr>
-              <w:t>5</w:t>
-            </w:r>
-          </w:p>
-        </w:tc>
-        <w:tc>
-          <w:p>
-            <w:r>
-              <w:rPr>
-                <w:sz w:val="18"/>
-              </w:rPr>
-              <w:t>operador: preenche corretamente os campos 'Old Password', 'New Password', 'Confirm Password' e pressiona o botao 'Update'</w:t>
-            </w:r>
-          </w:p>
-        </w:tc>
-        <w:tc>
-          <w:p>
-            <w:r>
-              <w:rPr>
-                <w:sz w:val="18"/>
-              </w:rPr>
-              <w:t>SYSTEM exibe pagina com informacoes do usuario e apresenta mensagem informando que as informacoes foram atualizadas</w:t>
+              <w:t>administrador: seleciona a opção 'Português' no campo 'Language' e pressiona botão 'Save'</w:t>
+            </w:r>
+          </w:p>
+        </w:tc>
+        <w:tc>
+          <w:p>
+            <w:r>
+              <w:rPr>
+                <w:sz w:val="18"/>
+              </w:rPr>
+              <w:t>SYSTEM exibe tela inicial 'SAFF extraction' tualizada com todos os campos em português</w:t>
             </w:r>
           </w:p>
         </w:tc>
@@ -30310,7 +30598,7 @@
           <w:sz w:val="24"/>
           <w:color w:val="2B6CB0"/>
         </w:rPr>
-        <w:t>[TC4] Alternative Flow 3: Password invalido</w:t>
+        <w:t>[TC2] Alternative Flow 1: Linguagem Espanhol</w:t>
       </w:r>
     </w:p>
     <w:p>
@@ -30328,7 +30616,7 @@
         <w:rPr>
           <w:sz w:val="20"/>
         </w:rPr>
-        <w:t>Usuario deve estar logado no servidor</w:t>
+        <w:t>Usuário deve estar logado no servidor e extrator como administrador ; Sistema está configurado para inglês</w:t>
       </w:r>
     </w:p>
     <w:p>
@@ -30437,113 +30725,17 @@
               <w:rPr>
                 <w:sz w:val="18"/>
               </w:rPr>
-              <w:t>operador: seleciona a opcao 'My Account'</w:t>
-            </w:r>
-          </w:p>
-        </w:tc>
-        <w:tc>
-          <w:p>
-            <w:r>
-              <w:rPr>
-                <w:sz w:val="18"/>
-              </w:rPr>
-              <w:t>SYSTEM exibe tela onde os campos 'Name', 'Login', 'Type', 'Laboratory' e 'Language'. Eles estão devidamente preenchidos</w:t>
-            </w:r>
-          </w:p>
-        </w:tc>
-      </w:tr>
-      <w:tr>
-        <w:tc>
-          <w:p>
-            <w:r>
-              <w:rPr>
-                <w:sz w:val="18"/>
-              </w:rPr>
-              <w:t>2</w:t>
-            </w:r>
-          </w:p>
-        </w:tc>
-        <w:tc>
-          <w:p>
-            <w:r>
-              <w:rPr>
-                <w:sz w:val="18"/>
-              </w:rPr>
-              <w:t>operador: pressiona botao 'Edit'</w:t>
-            </w:r>
-          </w:p>
-        </w:tc>
-        <w:tc>
-          <w:p>
-            <w:r>
-              <w:rPr>
-                <w:sz w:val="18"/>
-              </w:rPr>
-              <w:t>SYSTEM exibe pagina com campos em branco para atualizacao</w:t>
-            </w:r>
-          </w:p>
-        </w:tc>
-      </w:tr>
-      <w:tr>
-        <w:tc>
-          <w:p>
-            <w:r>
-              <w:rPr>
-                <w:sz w:val="18"/>
-              </w:rPr>
-              <w:t>3</w:t>
-            </w:r>
-          </w:p>
-        </w:tc>
-        <w:tc>
-          <w:p>
-            <w:r>
-              <w:rPr>
-                <w:sz w:val="18"/>
-              </w:rPr>
-              <w:t>operador: preenche incorretamente o campos 'Old Password'</w:t>
-            </w:r>
-          </w:p>
-        </w:tc>
-        <w:tc>
-          <w:p>
-            <w:r>
-              <w:rPr>
-                <w:sz w:val="18"/>
-              </w:rPr>
-              <w:t>SYSTEM exibe mensagem infrmando que o Password fornecido não esta correto</w:t>
-            </w:r>
-          </w:p>
-        </w:tc>
-      </w:tr>
-      <w:tr>
-        <w:tc>
-          <w:p>
-            <w:r>
-              <w:rPr>
-                <w:sz w:val="18"/>
-              </w:rPr>
-              <w:t>4</w:t>
-            </w:r>
-          </w:p>
-        </w:tc>
-        <w:tc>
-          <w:p>
-            <w:r>
-              <w:rPr>
-                <w:sz w:val="18"/>
-              </w:rPr>
-              <w:t>operador: preenche corretamente os campos 'Old Password', 'New Password', 'Confirm Password' e pressiona o botao 'Update'</w:t>
-            </w:r>
-          </w:p>
-        </w:tc>
-        <w:tc>
-          <w:p>
-            <w:r>
-              <w:rPr>
-                <w:sz w:val="18"/>
-              </w:rPr>
-              <w:t>SYSTEM exibe pagina com informacoes do usuario e apresenta mensagem informando que as informacoes foram atualizadas</w:t>
+              <w:t>administrador: Abre arquivo de configurações e modifica propriedade linguagem para 'Español', salva e loga novamente no sistema</w:t>
+            </w:r>
+          </w:p>
+        </w:tc>
+        <w:tc>
+          <w:p>
+            <w:r>
+              <w:rPr>
+                <w:sz w:val="18"/>
+              </w:rPr>
+              <w:t>SYSTEM exibe tela inicial 'SAFF extraction' atualizada com todos os campos em espanhol</w:t>
             </w:r>
           </w:p>
         </w:tc>
@@ -30564,7 +30756,7 @@
           <w:sz w:val="24"/>
           <w:color w:val="2B6CB0"/>
         </w:rPr>
-        <w:t>[TC5] Alternative Flow 4: Novo Password fora dos padroes (uppercase, lowercase, numbers, special characters and size between 8 and 20)</w:t>
+        <w:t>[TC3] Alternative Flow 2: Visible Test Type</w:t>
       </w:r>
     </w:p>
     <w:p>
@@ -30582,7 +30774,7 @@
         <w:rPr>
           <w:sz w:val="20"/>
         </w:rPr>
-        <w:t>Usuario deve estar logado no servidor</w:t>
+        <w:t>Usuário deve estar logado no servidor e extrator como administrador ; Sistema está configurado para inglês</w:t>
       </w:r>
     </w:p>
     <w:p>
@@ -30691,6 +30883,1401 @@
               <w:rPr>
                 <w:sz w:val="18"/>
               </w:rPr>
+              <w:t>administrador: pressiona botão 'Settings'</w:t>
+            </w:r>
+          </w:p>
+        </w:tc>
+        <w:tc>
+          <w:p>
+            <w:r>
+              <w:rPr>
+                <w:sz w:val="18"/>
+              </w:rPr>
+              <w:t>SYSTEM exibe a janela de configurações</w:t>
+            </w:r>
+          </w:p>
+        </w:tc>
+      </w:tr>
+      <w:tr>
+        <w:tc>
+          <w:p>
+            <w:r>
+              <w:rPr>
+                <w:sz w:val="18"/>
+              </w:rPr>
+              <w:t>2</w:t>
+            </w:r>
+          </w:p>
+        </w:tc>
+        <w:tc>
+          <w:p>
+            <w:r>
+              <w:rPr>
+                <w:sz w:val="18"/>
+              </w:rPr>
+              <w:t>administrador: seleciona somente opção 'Pre test' no campo 'Visible Test Type' e pressiona botão 'Save'</w:t>
+            </w:r>
+          </w:p>
+        </w:tc>
+        <w:tc>
+          <w:p>
+            <w:r>
+              <w:rPr>
+                <w:sz w:val="18"/>
+              </w:rPr>
+              <w:t>SYSTEM atualiza tela inicial 'SAFF extraction' exibindo somente 'Pre test' como opção de teste.</w:t>
+            </w:r>
+          </w:p>
+        </w:tc>
+      </w:tr>
+    </w:tbl>
+    <w:p>
+      <w:r>
+        <w:br/>
+      </w:r>
+    </w:p>
+    <w:p>
+      <w:pPr>
+        <w:spacing w:before="180" w:after="60"/>
+      </w:pPr>
+      <w:r>
+        <w:rPr>
+          <w:b w:val="on"/>
+          <w:sz w:val="24"/>
+          <w:color w:val="2B6CB0"/>
+        </w:rPr>
+        <w:t>[TC4] Alternative Flow 3: Default Test Type</w:t>
+      </w:r>
+    </w:p>
+    <w:p>
+      <w:pPr>
+        <w:spacing w:after="40"/>
+      </w:pPr>
+      <w:r>
+        <w:rPr>
+          <w:b w:val="on"/>
+          <w:sz w:val="20"/>
+        </w:rPr>
+        <w:t xml:space="preserve">Preconditions: </w:t>
+      </w:r>
+      <w:r>
+        <w:rPr>
+          <w:sz w:val="20"/>
+        </w:rPr>
+        <w:t>Usuário deve estar logado no servidor e extrator como administrador ; Sistema está configurado para inglês</w:t>
+      </w:r>
+    </w:p>
+    <w:p>
+      <w:pPr>
+        <w:spacing w:after="40"/>
+      </w:pPr>
+      <w:r>
+        <w:rPr>
+          <w:b w:val="on"/>
+          <w:sz w:val="20"/>
+        </w:rPr>
+        <w:t xml:space="preserve">Postconditions: </w:t>
+      </w:r>
+      <w:r>
+        <w:rPr>
+          <w:sz w:val="20"/>
+        </w:rPr>
+        <w:t/>
+      </w:r>
+    </w:p>
+    <w:tbl>
+      <w:tblPr>
+        <w:tblW w:w="5000" w:type="pct"/>
+        <w:tblBorders>
+          <w:top w:val="single"/>
+          <w:left w:val="single"/>
+          <w:bottom w:val="single"/>
+          <w:right w:val="single"/>
+          <w:insideH w:val="single"/>
+          <w:insideV w:val="single"/>
+        </w:tblBorders>
+      </w:tblPr>
+      <w:tr>
+        <w:tc>
+          <w:tcPr>
+            <w:tcW w:w="1200" w:type="dxa"/>
+            <w:shd w:color="auto" w:val="clear" w:fill="2B6CB0"/>
+          </w:tcPr>
+          <w:p>
+            <w:pPr>
+              <w:jc w:val="left"/>
+            </w:pPr>
+            <w:r>
+              <w:rPr>
+                <w:b w:val="on"/>
+                <w:sz w:val="20"/>
+                <w:color w:val="FFFFFF"/>
+              </w:rPr>
+              <w:t>Step #</w:t>
+            </w:r>
+          </w:p>
+        </w:tc>
+        <w:tc>
+          <w:tcPr>
+            <w:tcW w:w="4500" w:type="dxa"/>
+            <w:shd w:color="auto" w:val="clear" w:fill="2B6CB0"/>
+          </w:tcPr>
+          <w:p>
+            <w:pPr>
+              <w:jc w:val="left"/>
+            </w:pPr>
+            <w:r>
+              <w:rPr>
+                <w:b w:val="on"/>
+                <w:sz w:val="20"/>
+                <w:color w:val="FFFFFF"/>
+              </w:rPr>
+              <w:t>Actor Action</w:t>
+            </w:r>
+          </w:p>
+        </w:tc>
+        <w:tc>
+          <w:tcPr>
+            <w:tcW w:w="4500" w:type="dxa"/>
+            <w:shd w:color="auto" w:val="clear" w:fill="2B6CB0"/>
+          </w:tcPr>
+          <w:p>
+            <w:pPr>
+              <w:jc w:val="left"/>
+            </w:pPr>
+            <w:r>
+              <w:rPr>
+                <w:b w:val="on"/>
+                <w:sz w:val="20"/>
+                <w:color w:val="FFFFFF"/>
+              </w:rPr>
+              <w:t>Expected Result (System)</w:t>
+            </w:r>
+          </w:p>
+        </w:tc>
+      </w:tr>
+      <w:tr>
+        <w:tc>
+          <w:p>
+            <w:r>
+              <w:rPr>
+                <w:sz w:val="18"/>
+              </w:rPr>
+              <w:t>1</w:t>
+            </w:r>
+          </w:p>
+        </w:tc>
+        <w:tc>
+          <w:p>
+            <w:r>
+              <w:rPr>
+                <w:sz w:val="18"/>
+              </w:rPr>
+              <w:t>administrador: pressiona botão 'Settings'</w:t>
+            </w:r>
+          </w:p>
+        </w:tc>
+        <w:tc>
+          <w:p>
+            <w:r>
+              <w:rPr>
+                <w:sz w:val="18"/>
+              </w:rPr>
+              <w:t>SYSTEM exibe a janela de configurações</w:t>
+            </w:r>
+          </w:p>
+        </w:tc>
+      </w:tr>
+      <w:tr>
+        <w:tc>
+          <w:p>
+            <w:r>
+              <w:rPr>
+                <w:sz w:val="18"/>
+              </w:rPr>
+              <w:t>2</w:t>
+            </w:r>
+          </w:p>
+        </w:tc>
+        <w:tc>
+          <w:p>
+            <w:r>
+              <w:rPr>
+                <w:sz w:val="18"/>
+              </w:rPr>
+              <w:t>administrador: seleciona somente opção 'Pre test' no campo 'Default Test Type' e pressiona botão 'Save'</w:t>
+            </w:r>
+          </w:p>
+        </w:tc>
+        <w:tc>
+          <w:p>
+            <w:r>
+              <w:rPr>
+                <w:sz w:val="18"/>
+              </w:rPr>
+              <w:t>SYSTEM atualiza tela inicial 'SAFF extraction' exibindo e tipo de teste 'Pre test' está marcado.</w:t>
+            </w:r>
+          </w:p>
+        </w:tc>
+      </w:tr>
+    </w:tbl>
+    <w:p>
+      <w:r>
+        <w:br/>
+      </w:r>
+    </w:p>
+    <w:p>
+      <w:pPr>
+        <w:spacing w:before="300" w:after="100"/>
+      </w:pPr>
+      <w:r>
+        <w:rPr>
+          <w:b w:val="on"/>
+          <w:sz w:val="30"/>
+          <w:color w:val="1A365D"/>
+        </w:rPr>
+        <w:t>Use Case: Visualizar e editando propria conta (v1.0)</w:t>
+      </w:r>
+    </w:p>
+    <w:p>
+      <w:pPr>
+        <w:spacing w:after="40"/>
+      </w:pPr>
+      <w:r>
+        <w:rPr>
+          <w:b w:val="on"/>
+          <w:sz w:val="20"/>
+        </w:rPr>
+        <w:t xml:space="preserve">System: </w:t>
+      </w:r>
+      <w:r>
+        <w:rPr>
+          <w:sz w:val="20"/>
+        </w:rPr>
+        <w:t>SAFF</w:t>
+      </w:r>
+    </w:p>
+    <w:p>
+      <w:pPr>
+        <w:spacing w:before="180" w:after="60"/>
+      </w:pPr>
+      <w:r>
+        <w:rPr>
+          <w:b w:val="on"/>
+          <w:sz w:val="24"/>
+          <w:color w:val="2B6CB0"/>
+        </w:rPr>
+        <w:t>[TC1] Basic Flow (Happy Path)</w:t>
+      </w:r>
+    </w:p>
+    <w:p>
+      <w:pPr>
+        <w:spacing w:after="40"/>
+      </w:pPr>
+      <w:r>
+        <w:rPr>
+          <w:b w:val="on"/>
+          <w:sz w:val="20"/>
+        </w:rPr>
+        <w:t xml:space="preserve">Preconditions: </w:t>
+      </w:r>
+      <w:r>
+        <w:rPr>
+          <w:sz w:val="20"/>
+        </w:rPr>
+        <w:t>Usuario deve estar logado no servidor</w:t>
+      </w:r>
+    </w:p>
+    <w:p>
+      <w:pPr>
+        <w:spacing w:after="40"/>
+      </w:pPr>
+      <w:r>
+        <w:rPr>
+          <w:b w:val="on"/>
+          <w:sz w:val="20"/>
+        </w:rPr>
+        <w:t xml:space="preserve">Postconditions: </w:t>
+      </w:r>
+      <w:r>
+        <w:rPr>
+          <w:sz w:val="20"/>
+        </w:rPr>
+        <w:t/>
+      </w:r>
+    </w:p>
+    <w:tbl>
+      <w:tblPr>
+        <w:tblW w:w="5000" w:type="pct"/>
+        <w:tblBorders>
+          <w:top w:val="single"/>
+          <w:left w:val="single"/>
+          <w:bottom w:val="single"/>
+          <w:right w:val="single"/>
+          <w:insideH w:val="single"/>
+          <w:insideV w:val="single"/>
+        </w:tblBorders>
+      </w:tblPr>
+      <w:tr>
+        <w:tc>
+          <w:tcPr>
+            <w:tcW w:w="1200" w:type="dxa"/>
+            <w:shd w:color="auto" w:val="clear" w:fill="2B6CB0"/>
+          </w:tcPr>
+          <w:p>
+            <w:pPr>
+              <w:jc w:val="left"/>
+            </w:pPr>
+            <w:r>
+              <w:rPr>
+                <w:b w:val="on"/>
+                <w:sz w:val="20"/>
+                <w:color w:val="FFFFFF"/>
+              </w:rPr>
+              <w:t>Step #</w:t>
+            </w:r>
+          </w:p>
+        </w:tc>
+        <w:tc>
+          <w:tcPr>
+            <w:tcW w:w="4500" w:type="dxa"/>
+            <w:shd w:color="auto" w:val="clear" w:fill="2B6CB0"/>
+          </w:tcPr>
+          <w:p>
+            <w:pPr>
+              <w:jc w:val="left"/>
+            </w:pPr>
+            <w:r>
+              <w:rPr>
+                <w:b w:val="on"/>
+                <w:sz w:val="20"/>
+                <w:color w:val="FFFFFF"/>
+              </w:rPr>
+              <w:t>Actor Action</w:t>
+            </w:r>
+          </w:p>
+        </w:tc>
+        <w:tc>
+          <w:tcPr>
+            <w:tcW w:w="4500" w:type="dxa"/>
+            <w:shd w:color="auto" w:val="clear" w:fill="2B6CB0"/>
+          </w:tcPr>
+          <w:p>
+            <w:pPr>
+              <w:jc w:val="left"/>
+            </w:pPr>
+            <w:r>
+              <w:rPr>
+                <w:b w:val="on"/>
+                <w:sz w:val="20"/>
+                <w:color w:val="FFFFFF"/>
+              </w:rPr>
+              <w:t>Expected Result (System)</w:t>
+            </w:r>
+          </w:p>
+        </w:tc>
+      </w:tr>
+      <w:tr>
+        <w:tc>
+          <w:p>
+            <w:r>
+              <w:rPr>
+                <w:sz w:val="18"/>
+              </w:rPr>
+              <w:t>1</w:t>
+            </w:r>
+          </w:p>
+        </w:tc>
+        <w:tc>
+          <w:p>
+            <w:r>
+              <w:rPr>
+                <w:sz w:val="18"/>
+              </w:rPr>
+              <w:t>operador: seleciona a opcao 'My Account'</w:t>
+            </w:r>
+          </w:p>
+        </w:tc>
+        <w:tc>
+          <w:p>
+            <w:r>
+              <w:rPr>
+                <w:sz w:val="18"/>
+              </w:rPr>
+              <w:t>SYSTEM exibe tela onde os campos 'Name', 'Login', 'Type', 'Laboratory' e 'Language'. Eles estão devidamente preenchidos</w:t>
+            </w:r>
+          </w:p>
+        </w:tc>
+      </w:tr>
+      <w:tr>
+        <w:tc>
+          <w:p>
+            <w:r>
+              <w:rPr>
+                <w:sz w:val="18"/>
+              </w:rPr>
+              <w:t>2</w:t>
+            </w:r>
+          </w:p>
+        </w:tc>
+        <w:tc>
+          <w:p>
+            <w:r>
+              <w:rPr>
+                <w:sz w:val="18"/>
+              </w:rPr>
+              <w:t>operador: pressiona botao 'Edit'</w:t>
+            </w:r>
+          </w:p>
+        </w:tc>
+        <w:tc>
+          <w:p>
+            <w:r>
+              <w:rPr>
+                <w:sz w:val="18"/>
+              </w:rPr>
+              <w:t>SYSTEM exibe pagina com campos em branco para atualizacao</w:t>
+            </w:r>
+          </w:p>
+        </w:tc>
+      </w:tr>
+      <w:tr>
+        <w:tc>
+          <w:p>
+            <w:r>
+              <w:rPr>
+                <w:sz w:val="18"/>
+              </w:rPr>
+              <w:t>3</w:t>
+            </w:r>
+          </w:p>
+        </w:tc>
+        <w:tc>
+          <w:p>
+            <w:r>
+              <w:rPr>
+                <w:sz w:val="18"/>
+              </w:rPr>
+              <w:t>operador: preenche corretamente os campos 'Old Password', 'New Password', 'Confirm Password' e pressiona o botao 'Update'</w:t>
+            </w:r>
+          </w:p>
+        </w:tc>
+        <w:tc>
+          <w:p>
+            <w:r>
+              <w:rPr>
+                <w:sz w:val="18"/>
+              </w:rPr>
+              <w:t>SYSTEM exibe pagina com informacoes do usuario e apresenta mensagem informando que as informacoes foram atualizadas</w:t>
+            </w:r>
+          </w:p>
+        </w:tc>
+      </w:tr>
+    </w:tbl>
+    <w:p>
+      <w:r>
+        <w:br/>
+      </w:r>
+    </w:p>
+    <w:p>
+      <w:pPr>
+        <w:spacing w:before="180" w:after="60"/>
+      </w:pPr>
+      <w:r>
+        <w:rPr>
+          <w:b w:val="on"/>
+          <w:sz w:val="24"/>
+          <w:color w:val="2B6CB0"/>
+        </w:rPr>
+        <w:t>[TC2] Alternative Flow 1: Troca Idioma</w:t>
+      </w:r>
+    </w:p>
+    <w:p>
+      <w:pPr>
+        <w:spacing w:after="40"/>
+      </w:pPr>
+      <w:r>
+        <w:rPr>
+          <w:b w:val="on"/>
+          <w:sz w:val="20"/>
+        </w:rPr>
+        <w:t xml:space="preserve">Preconditions: </w:t>
+      </w:r>
+      <w:r>
+        <w:rPr>
+          <w:sz w:val="20"/>
+        </w:rPr>
+        <w:t>Usuario deve estar logado no servidor</w:t>
+      </w:r>
+    </w:p>
+    <w:p>
+      <w:pPr>
+        <w:spacing w:after="40"/>
+      </w:pPr>
+      <w:r>
+        <w:rPr>
+          <w:b w:val="on"/>
+          <w:sz w:val="20"/>
+        </w:rPr>
+        <w:t xml:space="preserve">Postconditions: </w:t>
+      </w:r>
+      <w:r>
+        <w:rPr>
+          <w:sz w:val="20"/>
+        </w:rPr>
+        <w:t/>
+      </w:r>
+    </w:p>
+    <w:tbl>
+      <w:tblPr>
+        <w:tblW w:w="5000" w:type="pct"/>
+        <w:tblBorders>
+          <w:top w:val="single"/>
+          <w:left w:val="single"/>
+          <w:bottom w:val="single"/>
+          <w:right w:val="single"/>
+          <w:insideH w:val="single"/>
+          <w:insideV w:val="single"/>
+        </w:tblBorders>
+      </w:tblPr>
+      <w:tr>
+        <w:tc>
+          <w:tcPr>
+            <w:tcW w:w="1200" w:type="dxa"/>
+            <w:shd w:color="auto" w:val="clear" w:fill="2B6CB0"/>
+          </w:tcPr>
+          <w:p>
+            <w:pPr>
+              <w:jc w:val="left"/>
+            </w:pPr>
+            <w:r>
+              <w:rPr>
+                <w:b w:val="on"/>
+                <w:sz w:val="20"/>
+                <w:color w:val="FFFFFF"/>
+              </w:rPr>
+              <w:t>Step #</w:t>
+            </w:r>
+          </w:p>
+        </w:tc>
+        <w:tc>
+          <w:tcPr>
+            <w:tcW w:w="4500" w:type="dxa"/>
+            <w:shd w:color="auto" w:val="clear" w:fill="2B6CB0"/>
+          </w:tcPr>
+          <w:p>
+            <w:pPr>
+              <w:jc w:val="left"/>
+            </w:pPr>
+            <w:r>
+              <w:rPr>
+                <w:b w:val="on"/>
+                <w:sz w:val="20"/>
+                <w:color w:val="FFFFFF"/>
+              </w:rPr>
+              <w:t>Actor Action</w:t>
+            </w:r>
+          </w:p>
+        </w:tc>
+        <w:tc>
+          <w:tcPr>
+            <w:tcW w:w="4500" w:type="dxa"/>
+            <w:shd w:color="auto" w:val="clear" w:fill="2B6CB0"/>
+          </w:tcPr>
+          <w:p>
+            <w:pPr>
+              <w:jc w:val="left"/>
+            </w:pPr>
+            <w:r>
+              <w:rPr>
+                <w:b w:val="on"/>
+                <w:sz w:val="20"/>
+                <w:color w:val="FFFFFF"/>
+              </w:rPr>
+              <w:t>Expected Result (System)</w:t>
+            </w:r>
+          </w:p>
+        </w:tc>
+      </w:tr>
+      <w:tr>
+        <w:tc>
+          <w:p>
+            <w:r>
+              <w:rPr>
+                <w:sz w:val="18"/>
+              </w:rPr>
+              <w:t>1</w:t>
+            </w:r>
+          </w:p>
+        </w:tc>
+        <w:tc>
+          <w:p>
+            <w:r>
+              <w:rPr>
+                <w:sz w:val="18"/>
+              </w:rPr>
+              <w:t>operador: seleciona a opcao 'My Account'</w:t>
+            </w:r>
+          </w:p>
+        </w:tc>
+        <w:tc>
+          <w:p>
+            <w:r>
+              <w:rPr>
+                <w:sz w:val="18"/>
+              </w:rPr>
+              <w:t>SYSTEM exibe tela onde os campos 'Name', 'Login', 'Type', 'Laboratory' e 'Language'. Eles estão devidamente preenchidos</w:t>
+            </w:r>
+          </w:p>
+        </w:tc>
+      </w:tr>
+      <w:tr>
+        <w:tc>
+          <w:p>
+            <w:r>
+              <w:rPr>
+                <w:sz w:val="18"/>
+              </w:rPr>
+              <w:t>2</w:t>
+            </w:r>
+          </w:p>
+        </w:tc>
+        <w:tc>
+          <w:p>
+            <w:r>
+              <w:rPr>
+                <w:sz w:val="18"/>
+              </w:rPr>
+              <w:t>operador: pressiona botao 'Edit'</w:t>
+            </w:r>
+          </w:p>
+        </w:tc>
+        <w:tc>
+          <w:p>
+            <w:r>
+              <w:rPr>
+                <w:sz w:val="18"/>
+              </w:rPr>
+              <w:t>SYSTEM exibe pagina com campos em branco para atualizacao</w:t>
+            </w:r>
+          </w:p>
+        </w:tc>
+      </w:tr>
+      <w:tr>
+        <w:tc>
+          <w:p>
+            <w:r>
+              <w:rPr>
+                <w:sz w:val="18"/>
+              </w:rPr>
+              <w:t>3</w:t>
+            </w:r>
+          </w:p>
+        </w:tc>
+        <w:tc>
+          <w:p>
+            <w:r>
+              <w:rPr>
+                <w:sz w:val="18"/>
+              </w:rPr>
+              <w:t>operador: preenche corretamente os campos 'Old Password', 'New Password', 'Confirm Password', troca 'Language' de Ingles para Portugues e pressiona o botao 'Update'</w:t>
+            </w:r>
+          </w:p>
+        </w:tc>
+        <w:tc>
+          <w:p>
+            <w:r>
+              <w:rPr>
+                <w:sz w:val="18"/>
+              </w:rPr>
+              <w:t>SYSTEM exibe pagina com informações do usuario. Apresenta mensagem informando que as informacoes foram atualizadas e atualiza conta no novo idioma</w:t>
+            </w:r>
+          </w:p>
+        </w:tc>
+      </w:tr>
+    </w:tbl>
+    <w:p>
+      <w:r>
+        <w:br/>
+      </w:r>
+    </w:p>
+    <w:p>
+      <w:pPr>
+        <w:spacing w:before="180" w:after="60"/>
+      </w:pPr>
+      <w:r>
+        <w:rPr>
+          <w:b w:val="on"/>
+          <w:sz w:val="24"/>
+          <w:color w:val="2B6CB0"/>
+        </w:rPr>
+        <w:t>[TC3] Alternative Flow 2: Cancela Edicao</w:t>
+      </w:r>
+    </w:p>
+    <w:p>
+      <w:pPr>
+        <w:spacing w:after="40"/>
+      </w:pPr>
+      <w:r>
+        <w:rPr>
+          <w:b w:val="on"/>
+          <w:sz w:val="20"/>
+        </w:rPr>
+        <w:t xml:space="preserve">Preconditions: </w:t>
+      </w:r>
+      <w:r>
+        <w:rPr>
+          <w:sz w:val="20"/>
+        </w:rPr>
+        <w:t>Usuario deve estar logado no servidor</w:t>
+      </w:r>
+    </w:p>
+    <w:p>
+      <w:pPr>
+        <w:spacing w:after="40"/>
+      </w:pPr>
+      <w:r>
+        <w:rPr>
+          <w:b w:val="on"/>
+          <w:sz w:val="20"/>
+        </w:rPr>
+        <w:t xml:space="preserve">Postconditions: </w:t>
+      </w:r>
+      <w:r>
+        <w:rPr>
+          <w:sz w:val="20"/>
+        </w:rPr>
+        <w:t/>
+      </w:r>
+    </w:p>
+    <w:tbl>
+      <w:tblPr>
+        <w:tblW w:w="5000" w:type="pct"/>
+        <w:tblBorders>
+          <w:top w:val="single"/>
+          <w:left w:val="single"/>
+          <w:bottom w:val="single"/>
+          <w:right w:val="single"/>
+          <w:insideH w:val="single"/>
+          <w:insideV w:val="single"/>
+        </w:tblBorders>
+      </w:tblPr>
+      <w:tr>
+        <w:tc>
+          <w:tcPr>
+            <w:tcW w:w="1200" w:type="dxa"/>
+            <w:shd w:color="auto" w:val="clear" w:fill="2B6CB0"/>
+          </w:tcPr>
+          <w:p>
+            <w:pPr>
+              <w:jc w:val="left"/>
+            </w:pPr>
+            <w:r>
+              <w:rPr>
+                <w:b w:val="on"/>
+                <w:sz w:val="20"/>
+                <w:color w:val="FFFFFF"/>
+              </w:rPr>
+              <w:t>Step #</w:t>
+            </w:r>
+          </w:p>
+        </w:tc>
+        <w:tc>
+          <w:tcPr>
+            <w:tcW w:w="4500" w:type="dxa"/>
+            <w:shd w:color="auto" w:val="clear" w:fill="2B6CB0"/>
+          </w:tcPr>
+          <w:p>
+            <w:pPr>
+              <w:jc w:val="left"/>
+            </w:pPr>
+            <w:r>
+              <w:rPr>
+                <w:b w:val="on"/>
+                <w:sz w:val="20"/>
+                <w:color w:val="FFFFFF"/>
+              </w:rPr>
+              <w:t>Actor Action</w:t>
+            </w:r>
+          </w:p>
+        </w:tc>
+        <w:tc>
+          <w:tcPr>
+            <w:tcW w:w="4500" w:type="dxa"/>
+            <w:shd w:color="auto" w:val="clear" w:fill="2B6CB0"/>
+          </w:tcPr>
+          <w:p>
+            <w:pPr>
+              <w:jc w:val="left"/>
+            </w:pPr>
+            <w:r>
+              <w:rPr>
+                <w:b w:val="on"/>
+                <w:sz w:val="20"/>
+                <w:color w:val="FFFFFF"/>
+              </w:rPr>
+              <w:t>Expected Result (System)</w:t>
+            </w:r>
+          </w:p>
+        </w:tc>
+      </w:tr>
+      <w:tr>
+        <w:tc>
+          <w:p>
+            <w:r>
+              <w:rPr>
+                <w:sz w:val="18"/>
+              </w:rPr>
+              <w:t>1</w:t>
+            </w:r>
+          </w:p>
+        </w:tc>
+        <w:tc>
+          <w:p>
+            <w:r>
+              <w:rPr>
+                <w:sz w:val="18"/>
+              </w:rPr>
+              <w:t>operador: seleciona a opcao 'My Account'</w:t>
+            </w:r>
+          </w:p>
+        </w:tc>
+        <w:tc>
+          <w:p>
+            <w:r>
+              <w:rPr>
+                <w:sz w:val="18"/>
+              </w:rPr>
+              <w:t>SYSTEM exibe tela onde os campos 'Name', 'Login', 'Type', 'Laboratory' e 'Language'. Eles estão devidamente preenchidos</w:t>
+            </w:r>
+          </w:p>
+        </w:tc>
+      </w:tr>
+      <w:tr>
+        <w:tc>
+          <w:p>
+            <w:r>
+              <w:rPr>
+                <w:sz w:val="18"/>
+              </w:rPr>
+              <w:t>2</w:t>
+            </w:r>
+          </w:p>
+        </w:tc>
+        <w:tc>
+          <w:p>
+            <w:r>
+              <w:rPr>
+                <w:sz w:val="18"/>
+              </w:rPr>
+              <w:t>operador: pressiona botao 'Edit'</w:t>
+            </w:r>
+          </w:p>
+        </w:tc>
+        <w:tc>
+          <w:p>
+            <w:r>
+              <w:rPr>
+                <w:sz w:val="18"/>
+              </w:rPr>
+              <w:t>SYSTEM exibe pagina com campos em branco para atualizacao</w:t>
+            </w:r>
+          </w:p>
+        </w:tc>
+      </w:tr>
+      <w:tr>
+        <w:tc>
+          <w:p>
+            <w:r>
+              <w:rPr>
+                <w:sz w:val="18"/>
+              </w:rPr>
+              <w:t>3</w:t>
+            </w:r>
+          </w:p>
+        </w:tc>
+        <w:tc>
+          <w:p>
+            <w:r>
+              <w:rPr>
+                <w:sz w:val="18"/>
+              </w:rPr>
+              <w:t>operador: pressiona botao 'Cancel'</w:t>
+            </w:r>
+          </w:p>
+        </w:tc>
+        <w:tc>
+          <w:p>
+            <w:r>
+              <w:rPr>
+                <w:sz w:val="18"/>
+              </w:rPr>
+              <w:t>SYSTEM exibe tela onde os campos 'Name', 'Login', 'Type', 'Laboratory' e 'Language'. Eles estão devidamente preenchidos</w:t>
+            </w:r>
+          </w:p>
+        </w:tc>
+      </w:tr>
+      <w:tr>
+        <w:tc>
+          <w:p>
+            <w:r>
+              <w:rPr>
+                <w:sz w:val="18"/>
+              </w:rPr>
+              <w:t>4</w:t>
+            </w:r>
+          </w:p>
+        </w:tc>
+        <w:tc>
+          <w:p>
+            <w:r>
+              <w:rPr>
+                <w:sz w:val="18"/>
+              </w:rPr>
+              <w:t>operador: pressiona botao 'Edit'</w:t>
+            </w:r>
+          </w:p>
+        </w:tc>
+        <w:tc>
+          <w:p>
+            <w:r>
+              <w:rPr>
+                <w:sz w:val="18"/>
+              </w:rPr>
+              <w:t>SYSTEM exibe pagina com campos em branco para atualizacao</w:t>
+            </w:r>
+          </w:p>
+        </w:tc>
+      </w:tr>
+      <w:tr>
+        <w:tc>
+          <w:p>
+            <w:r>
+              <w:rPr>
+                <w:sz w:val="18"/>
+              </w:rPr>
+              <w:t>5</w:t>
+            </w:r>
+          </w:p>
+        </w:tc>
+        <w:tc>
+          <w:p>
+            <w:r>
+              <w:rPr>
+                <w:sz w:val="18"/>
+              </w:rPr>
+              <w:t>operador: preenche corretamente os campos 'Old Password', 'New Password', 'Confirm Password' e pressiona o botao 'Update'</w:t>
+            </w:r>
+          </w:p>
+        </w:tc>
+        <w:tc>
+          <w:p>
+            <w:r>
+              <w:rPr>
+                <w:sz w:val="18"/>
+              </w:rPr>
+              <w:t>SYSTEM exibe pagina com informacoes do usuario e apresenta mensagem informando que as informacoes foram atualizadas</w:t>
+            </w:r>
+          </w:p>
+        </w:tc>
+      </w:tr>
+    </w:tbl>
+    <w:p>
+      <w:r>
+        <w:br/>
+      </w:r>
+    </w:p>
+    <w:p>
+      <w:pPr>
+        <w:spacing w:before="180" w:after="60"/>
+      </w:pPr>
+      <w:r>
+        <w:rPr>
+          <w:b w:val="on"/>
+          <w:sz w:val="24"/>
+          <w:color w:val="2B6CB0"/>
+        </w:rPr>
+        <w:t>[TC4] Alternative Flow 3: Password invalido</w:t>
+      </w:r>
+    </w:p>
+    <w:p>
+      <w:pPr>
+        <w:spacing w:after="40"/>
+      </w:pPr>
+      <w:r>
+        <w:rPr>
+          <w:b w:val="on"/>
+          <w:sz w:val="20"/>
+        </w:rPr>
+        <w:t xml:space="preserve">Preconditions: </w:t>
+      </w:r>
+      <w:r>
+        <w:rPr>
+          <w:sz w:val="20"/>
+        </w:rPr>
+        <w:t>Usuario deve estar logado no servidor</w:t>
+      </w:r>
+    </w:p>
+    <w:p>
+      <w:pPr>
+        <w:spacing w:after="40"/>
+      </w:pPr>
+      <w:r>
+        <w:rPr>
+          <w:b w:val="on"/>
+          <w:sz w:val="20"/>
+        </w:rPr>
+        <w:t xml:space="preserve">Postconditions: </w:t>
+      </w:r>
+      <w:r>
+        <w:rPr>
+          <w:sz w:val="20"/>
+        </w:rPr>
+        <w:t/>
+      </w:r>
+    </w:p>
+    <w:tbl>
+      <w:tblPr>
+        <w:tblW w:w="5000" w:type="pct"/>
+        <w:tblBorders>
+          <w:top w:val="single"/>
+          <w:left w:val="single"/>
+          <w:bottom w:val="single"/>
+          <w:right w:val="single"/>
+          <w:insideH w:val="single"/>
+          <w:insideV w:val="single"/>
+        </w:tblBorders>
+      </w:tblPr>
+      <w:tr>
+        <w:tc>
+          <w:tcPr>
+            <w:tcW w:w="1200" w:type="dxa"/>
+            <w:shd w:color="auto" w:val="clear" w:fill="2B6CB0"/>
+          </w:tcPr>
+          <w:p>
+            <w:pPr>
+              <w:jc w:val="left"/>
+            </w:pPr>
+            <w:r>
+              <w:rPr>
+                <w:b w:val="on"/>
+                <w:sz w:val="20"/>
+                <w:color w:val="FFFFFF"/>
+              </w:rPr>
+              <w:t>Step #</w:t>
+            </w:r>
+          </w:p>
+        </w:tc>
+        <w:tc>
+          <w:tcPr>
+            <w:tcW w:w="4500" w:type="dxa"/>
+            <w:shd w:color="auto" w:val="clear" w:fill="2B6CB0"/>
+          </w:tcPr>
+          <w:p>
+            <w:pPr>
+              <w:jc w:val="left"/>
+            </w:pPr>
+            <w:r>
+              <w:rPr>
+                <w:b w:val="on"/>
+                <w:sz w:val="20"/>
+                <w:color w:val="FFFFFF"/>
+              </w:rPr>
+              <w:t>Actor Action</w:t>
+            </w:r>
+          </w:p>
+        </w:tc>
+        <w:tc>
+          <w:tcPr>
+            <w:tcW w:w="4500" w:type="dxa"/>
+            <w:shd w:color="auto" w:val="clear" w:fill="2B6CB0"/>
+          </w:tcPr>
+          <w:p>
+            <w:pPr>
+              <w:jc w:val="left"/>
+            </w:pPr>
+            <w:r>
+              <w:rPr>
+                <w:b w:val="on"/>
+                <w:sz w:val="20"/>
+                <w:color w:val="FFFFFF"/>
+              </w:rPr>
+              <w:t>Expected Result (System)</w:t>
+            </w:r>
+          </w:p>
+        </w:tc>
+      </w:tr>
+      <w:tr>
+        <w:tc>
+          <w:p>
+            <w:r>
+              <w:rPr>
+                <w:sz w:val="18"/>
+              </w:rPr>
+              <w:t>1</w:t>
+            </w:r>
+          </w:p>
+        </w:tc>
+        <w:tc>
+          <w:p>
+            <w:r>
+              <w:rPr>
+                <w:sz w:val="18"/>
+              </w:rPr>
+              <w:t>operador: seleciona a opcao 'My Account'</w:t>
+            </w:r>
+          </w:p>
+        </w:tc>
+        <w:tc>
+          <w:p>
+            <w:r>
+              <w:rPr>
+                <w:sz w:val="18"/>
+              </w:rPr>
+              <w:t>SYSTEM exibe tela onde os campos 'Name', 'Login', 'Type', 'Laboratory' e 'Language'. Eles estão devidamente preenchidos</w:t>
+            </w:r>
+          </w:p>
+        </w:tc>
+      </w:tr>
+      <w:tr>
+        <w:tc>
+          <w:p>
+            <w:r>
+              <w:rPr>
+                <w:sz w:val="18"/>
+              </w:rPr>
+              <w:t>2</w:t>
+            </w:r>
+          </w:p>
+        </w:tc>
+        <w:tc>
+          <w:p>
+            <w:r>
+              <w:rPr>
+                <w:sz w:val="18"/>
+              </w:rPr>
+              <w:t>operador: pressiona botao 'Edit'</w:t>
+            </w:r>
+          </w:p>
+        </w:tc>
+        <w:tc>
+          <w:p>
+            <w:r>
+              <w:rPr>
+                <w:sz w:val="18"/>
+              </w:rPr>
+              <w:t>SYSTEM exibe pagina com campos em branco para atualizacao</w:t>
+            </w:r>
+          </w:p>
+        </w:tc>
+      </w:tr>
+      <w:tr>
+        <w:tc>
+          <w:p>
+            <w:r>
+              <w:rPr>
+                <w:sz w:val="18"/>
+              </w:rPr>
+              <w:t>3</w:t>
+            </w:r>
+          </w:p>
+        </w:tc>
+        <w:tc>
+          <w:p>
+            <w:r>
+              <w:rPr>
+                <w:sz w:val="18"/>
+              </w:rPr>
+              <w:t>operador: preenche incorretamente o campos 'Old Password'</w:t>
+            </w:r>
+          </w:p>
+        </w:tc>
+        <w:tc>
+          <w:p>
+            <w:r>
+              <w:rPr>
+                <w:sz w:val="18"/>
+              </w:rPr>
+              <w:t>SYSTEM exibe mensagem infrmando que o Password fornecido não esta correto</w:t>
+            </w:r>
+          </w:p>
+        </w:tc>
+      </w:tr>
+      <w:tr>
+        <w:tc>
+          <w:p>
+            <w:r>
+              <w:rPr>
+                <w:sz w:val="18"/>
+              </w:rPr>
+              <w:t>4</w:t>
+            </w:r>
+          </w:p>
+        </w:tc>
+        <w:tc>
+          <w:p>
+            <w:r>
+              <w:rPr>
+                <w:sz w:val="18"/>
+              </w:rPr>
+              <w:t>operador: preenche corretamente os campos 'Old Password', 'New Password', 'Confirm Password' e pressiona o botao 'Update'</w:t>
+            </w:r>
+          </w:p>
+        </w:tc>
+        <w:tc>
+          <w:p>
+            <w:r>
+              <w:rPr>
+                <w:sz w:val="18"/>
+              </w:rPr>
+              <w:t>SYSTEM exibe pagina com informacoes do usuario e apresenta mensagem informando que as informacoes foram atualizadas</w:t>
+            </w:r>
+          </w:p>
+        </w:tc>
+      </w:tr>
+    </w:tbl>
+    <w:p>
+      <w:r>
+        <w:br/>
+      </w:r>
+    </w:p>
+    <w:p>
+      <w:pPr>
+        <w:spacing w:before="180" w:after="60"/>
+      </w:pPr>
+      <w:r>
+        <w:rPr>
+          <w:b w:val="on"/>
+          <w:sz w:val="24"/>
+          <w:color w:val="2B6CB0"/>
+        </w:rPr>
+        <w:t>[TC5] Alternative Flow 4: Novo Password fora dos padroes (uppercase, lowercase, numbers, special characters and size between 8 and 20)</w:t>
+      </w:r>
+    </w:p>
+    <w:p>
+      <w:pPr>
+        <w:spacing w:after="40"/>
+      </w:pPr>
+      <w:r>
+        <w:rPr>
+          <w:b w:val="on"/>
+          <w:sz w:val="20"/>
+        </w:rPr>
+        <w:t xml:space="preserve">Preconditions: </w:t>
+      </w:r>
+      <w:r>
+        <w:rPr>
+          <w:sz w:val="20"/>
+        </w:rPr>
+        <w:t>Usuario deve estar logado no servidor</w:t>
+      </w:r>
+    </w:p>
+    <w:p>
+      <w:pPr>
+        <w:spacing w:after="40"/>
+      </w:pPr>
+      <w:r>
+        <w:rPr>
+          <w:b w:val="on"/>
+          <w:sz w:val="20"/>
+        </w:rPr>
+        <w:t xml:space="preserve">Postconditions: </w:t>
+      </w:r>
+      <w:r>
+        <w:rPr>
+          <w:sz w:val="20"/>
+        </w:rPr>
+        <w:t/>
+      </w:r>
+    </w:p>
+    <w:tbl>
+      <w:tblPr>
+        <w:tblW w:w="5000" w:type="pct"/>
+        <w:tblBorders>
+          <w:top w:val="single"/>
+          <w:left w:val="single"/>
+          <w:bottom w:val="single"/>
+          <w:right w:val="single"/>
+          <w:insideH w:val="single"/>
+          <w:insideV w:val="single"/>
+        </w:tblBorders>
+      </w:tblPr>
+      <w:tr>
+        <w:tc>
+          <w:tcPr>
+            <w:tcW w:w="1200" w:type="dxa"/>
+            <w:shd w:color="auto" w:val="clear" w:fill="2B6CB0"/>
+          </w:tcPr>
+          <w:p>
+            <w:pPr>
+              <w:jc w:val="left"/>
+            </w:pPr>
+            <w:r>
+              <w:rPr>
+                <w:b w:val="on"/>
+                <w:sz w:val="20"/>
+                <w:color w:val="FFFFFF"/>
+              </w:rPr>
+              <w:t>Step #</w:t>
+            </w:r>
+          </w:p>
+        </w:tc>
+        <w:tc>
+          <w:tcPr>
+            <w:tcW w:w="4500" w:type="dxa"/>
+            <w:shd w:color="auto" w:val="clear" w:fill="2B6CB0"/>
+          </w:tcPr>
+          <w:p>
+            <w:pPr>
+              <w:jc w:val="left"/>
+            </w:pPr>
+            <w:r>
+              <w:rPr>
+                <w:b w:val="on"/>
+                <w:sz w:val="20"/>
+                <w:color w:val="FFFFFF"/>
+              </w:rPr>
+              <w:t>Actor Action</w:t>
+            </w:r>
+          </w:p>
+        </w:tc>
+        <w:tc>
+          <w:tcPr>
+            <w:tcW w:w="4500" w:type="dxa"/>
+            <w:shd w:color="auto" w:val="clear" w:fill="2B6CB0"/>
+          </w:tcPr>
+          <w:p>
+            <w:pPr>
+              <w:jc w:val="left"/>
+            </w:pPr>
+            <w:r>
+              <w:rPr>
+                <w:b w:val="on"/>
+                <w:sz w:val="20"/>
+                <w:color w:val="FFFFFF"/>
+              </w:rPr>
+              <w:t>Expected Result (System)</w:t>
+            </w:r>
+          </w:p>
+        </w:tc>
+      </w:tr>
+      <w:tr>
+        <w:tc>
+          <w:p>
+            <w:r>
+              <w:rPr>
+                <w:sz w:val="18"/>
+              </w:rPr>
+              <w:t>1</w:t>
+            </w:r>
+          </w:p>
+        </w:tc>
+        <w:tc>
+          <w:p>
+            <w:r>
+              <w:rPr>
+                <w:sz w:val="18"/>
+              </w:rPr>
               <w:t>operador: seleciona a opcao 'My Account'</w:t>
             </w:r>
           </w:p>
